--- a/[AI-02] - FIT@HCMUS - AI Audit Report_En.docx
+++ b/[AI-02] - FIT@HCMUS - AI Audit Report_En.docx
@@ -11,14 +11,7 @@
           <w:rFonts w:ascii="Arial" w:hAnsi="Arial"/>
           <w:b/>
         </w:rPr>
-        <w:t>w</w:t>
-      </w:r>
-      <w:r>
-        <w:rPr>
-          <w:rFonts w:ascii="Arial" w:hAnsi="Arial"/>
-          <w:b/>
-        </w:rPr>
-        <w:t>Faculty of Information Technology (FIT) – Ho Chi Minh City University of Science (HCMUS)</w:t>
+        <w:t>wFaculty of Information Technology (FIT) – Ho Chi Minh City University of Science (HCMUS)</w:t>
       </w:r>
     </w:p>
     <w:p>
@@ -11621,7 +11614,59 @@
                 <w:sz w:val="21"/>
                 <w:szCs w:val="21"/>
               </w:rPr>
-              <w:t xml:space="preserve">Tạo 1 file Bug_issue.md ghi những lỗi xảy ra có trong 4 pool </w:t>
+              <w:t xml:space="preserve">Tạo 1 file Bug_issue.md </w:t>
+            </w:r>
+            <w:r>
+              <w:rPr>
+                <w:rFonts w:ascii="Arial" w:hAnsi="Arial"/>
+                <w:b w:val="0"/>
+                <w:bCs w:val="0"/>
+                <w:sz w:val="21"/>
+                <w:szCs w:val="21"/>
+              </w:rPr>
+              <w:t>và</w:t>
+            </w:r>
+            <w:r>
+              <w:rPr>
+                <w:rFonts w:ascii="Arial" w:hAnsi="Arial"/>
+                <w:b w:val="0"/>
+                <w:bCs w:val="0"/>
+                <w:sz w:val="21"/>
+                <w:szCs w:val="21"/>
+                <w:lang w:val="vi-VN"/>
+              </w:rPr>
+              <w:t xml:space="preserve"> Bug report </w:t>
+            </w:r>
+            <w:r>
+              <w:rPr>
+                <w:rFonts w:ascii="Arial" w:hAnsi="Arial"/>
+                <w:b w:val="0"/>
+                <w:bCs w:val="0"/>
+                <w:sz w:val="21"/>
+                <w:szCs w:val="21"/>
+              </w:rPr>
+              <w:t>ghi những lỗi xảy ra có trong 4 pool</w:t>
+            </w:r>
+            <w:r>
+              <w:rPr>
+                <w:rFonts w:ascii="Arial" w:hAnsi="Arial"/>
+                <w:b w:val="0"/>
+                <w:bCs w:val="0"/>
+                <w:sz w:val="21"/>
+                <w:szCs w:val="21"/>
+                <w:lang w:val="vi-VN"/>
+              </w:rPr>
+              <w:t xml:space="preserve"> </w:t>
+            </w:r>
+            <w:r>
+              <w:rPr>
+                <w:rFonts w:ascii="Arial" w:hAnsi="Arial"/>
+                <w:b w:val="0"/>
+                <w:bCs w:val="0"/>
+                <w:sz w:val="21"/>
+                <w:szCs w:val="21"/>
+              </w:rPr>
+              <w:t xml:space="preserve"> </w:t>
             </w:r>
           </w:p>
           <w:p>
@@ -14174,6 +14219,4991 @@
                 <w:rFonts w:ascii="Cambria" w:eastAsia="Cambria" w:hAnsi="Cambria" w:cs="Cambria"/>
               </w:rPr>
             </w:pPr>
+            <w:r>
+              <w:rPr>
+                <w:rFonts w:ascii="Cambria" w:eastAsia="Cambria" w:hAnsi="Cambria" w:cs="Cambria"/>
+              </w:rPr>
+              <w:t># Báo cáo lỗi chi tiết — GitHub Issues</w:t>
+            </w:r>
+          </w:p>
+          <w:p>
+            <w:pPr>
+              <w:spacing w:before="240" w:after="240"/>
+              <w:cnfStyle w:val="000000010000" w:firstRow="0" w:lastRow="0" w:firstColumn="0" w:lastColumn="0" w:oddVBand="0" w:evenVBand="0" w:oddHBand="0" w:evenHBand="1" w:firstRowFirstColumn="0" w:firstRowLastColumn="0" w:lastRowFirstColumn="0" w:lastRowLastColumn="0"/>
+              <w:rPr>
+                <w:rFonts w:ascii="Cambria" w:eastAsia="Cambria" w:hAnsi="Cambria" w:cs="Cambria"/>
+              </w:rPr>
+            </w:pPr>
+          </w:p>
+          <w:p>
+            <w:pPr>
+              <w:spacing w:before="240" w:after="240"/>
+              <w:cnfStyle w:val="000000010000" w:firstRow="0" w:lastRow="0" w:firstColumn="0" w:lastColumn="0" w:oddVBand="0" w:evenVBand="0" w:oddHBand="0" w:evenHBand="1" w:firstRowFirstColumn="0" w:firstRowLastColumn="0" w:lastRowFirstColumn="0" w:lastRowLastColumn="0"/>
+              <w:rPr>
+                <w:rFonts w:ascii="Cambria" w:eastAsia="Cambria" w:hAnsi="Cambria" w:cs="Cambria"/>
+              </w:rPr>
+            </w:pPr>
+          </w:p>
+          <w:p>
+            <w:pPr>
+              <w:spacing w:before="240" w:after="240"/>
+              <w:cnfStyle w:val="000000010000" w:firstRow="0" w:lastRow="0" w:firstColumn="0" w:lastColumn="0" w:oddVBand="0" w:evenVBand="0" w:oddHBand="0" w:evenHBand="1" w:firstRowFirstColumn="0" w:firstRowLastColumn="0" w:lastRowFirstColumn="0" w:lastRowLastColumn="0"/>
+              <w:rPr>
+                <w:rFonts w:ascii="Cambria" w:eastAsia="Cambria" w:hAnsi="Cambria" w:cs="Cambria"/>
+              </w:rPr>
+            </w:pPr>
+            <w:r>
+              <w:rPr>
+                <w:rFonts w:ascii="Cambria" w:eastAsia="Cambria" w:hAnsi="Cambria" w:cs="Cambria"/>
+              </w:rPr>
+              <w:t>##  Tóm tắt lỗi</w:t>
+            </w:r>
+          </w:p>
+          <w:p>
+            <w:pPr>
+              <w:spacing w:before="240" w:after="240"/>
+              <w:cnfStyle w:val="000000010000" w:firstRow="0" w:lastRow="0" w:firstColumn="0" w:lastColumn="0" w:oddVBand="0" w:evenVBand="0" w:oddHBand="0" w:evenHBand="1" w:firstRowFirstColumn="0" w:firstRowLastColumn="0" w:lastRowFirstColumn="0" w:lastRowLastColumn="0"/>
+              <w:rPr>
+                <w:rFonts w:ascii="Cambria" w:eastAsia="Cambria" w:hAnsi="Cambria" w:cs="Cambria"/>
+              </w:rPr>
+            </w:pPr>
+          </w:p>
+          <w:p>
+            <w:pPr>
+              <w:spacing w:before="240" w:after="240"/>
+              <w:cnfStyle w:val="000000010000" w:firstRow="0" w:lastRow="0" w:firstColumn="0" w:lastColumn="0" w:oddVBand="0" w:evenVBand="0" w:oddHBand="0" w:evenHBand="1" w:firstRowFirstColumn="0" w:firstRowLastColumn="0" w:lastRowFirstColumn="0" w:lastRowLastColumn="0"/>
+              <w:rPr>
+                <w:rFonts w:ascii="Cambria" w:eastAsia="Cambria" w:hAnsi="Cambria" w:cs="Cambria"/>
+              </w:rPr>
+            </w:pPr>
+            <w:r>
+              <w:rPr>
+                <w:rFonts w:ascii="Cambria" w:eastAsia="Cambria" w:hAnsi="Cambria" w:cs="Cambria"/>
+              </w:rPr>
+              <w:lastRenderedPageBreak/>
+              <w:t>| Bug ID | Tiêu đề | Severity | Priority đề xuất | Test case liên quan | GitHub Issue |</w:t>
+            </w:r>
+          </w:p>
+          <w:p>
+            <w:pPr>
+              <w:spacing w:before="240" w:after="240"/>
+              <w:cnfStyle w:val="000000010000" w:firstRow="0" w:lastRow="0" w:firstColumn="0" w:lastColumn="0" w:oddVBand="0" w:evenVBand="0" w:oddHBand="0" w:evenHBand="1" w:firstRowFirstColumn="0" w:firstRowLastColumn="0" w:lastRowFirstColumn="0" w:lastRowLastColumn="0"/>
+              <w:rPr>
+                <w:rFonts w:ascii="Cambria" w:eastAsia="Cambria" w:hAnsi="Cambria" w:cs="Cambria"/>
+              </w:rPr>
+            </w:pPr>
+            <w:r>
+              <w:rPr>
+                <w:rFonts w:ascii="Cambria" w:eastAsia="Cambria" w:hAnsi="Cambria" w:cs="Cambria"/>
+              </w:rPr>
+              <w:t>|---|---|---:|---:|---|---|</w:t>
+            </w:r>
+          </w:p>
+          <w:p>
+            <w:pPr>
+              <w:spacing w:before="240" w:after="240"/>
+              <w:cnfStyle w:val="000000010000" w:firstRow="0" w:lastRow="0" w:firstColumn="0" w:lastColumn="0" w:oddVBand="0" w:evenVBand="0" w:oddHBand="0" w:evenHBand="1" w:firstRowFirstColumn="0" w:firstRowLastColumn="0" w:lastRowFirstColumn="0" w:lastRowLastColumn="0"/>
+              <w:rPr>
+                <w:rFonts w:ascii="Cambria" w:eastAsia="Cambria" w:hAnsi="Cambria" w:cs="Cambria"/>
+              </w:rPr>
+            </w:pPr>
+            <w:r>
+              <w:rPr>
+                <w:rFonts w:ascii="Cambria" w:eastAsia="Cambria" w:hAnsi="Cambria" w:cs="Cambria"/>
+              </w:rPr>
+              <w:t>| BUG-01 | Form đăng ký thiếu trường xác nhận mật khẩu | Cao | P2 | REG-D01, REG-D12, REG-D13 | [#1](https://github.com/PhuLe2712/hw2-domain-testing/issues/1) |</w:t>
+            </w:r>
+          </w:p>
+          <w:p>
+            <w:pPr>
+              <w:spacing w:before="240" w:after="240"/>
+              <w:cnfStyle w:val="000000010000" w:firstRow="0" w:lastRow="0" w:firstColumn="0" w:lastColumn="0" w:oddVBand="0" w:evenVBand="0" w:oddHBand="0" w:evenHBand="1" w:firstRowFirstColumn="0" w:firstRowLastColumn="0" w:lastRowFirstColumn="0" w:lastRowLastColumn="0"/>
+              <w:rPr>
+                <w:rFonts w:ascii="Cambria" w:eastAsia="Cambria" w:hAnsi="Cambria" w:cs="Cambria"/>
+              </w:rPr>
+            </w:pPr>
+            <w:r>
+              <w:rPr>
+                <w:rFonts w:ascii="Cambria" w:eastAsia="Cambria" w:hAnsi="Cambria" w:cs="Cambria"/>
+              </w:rPr>
+              <w:t>| BUG-02 | Đăng ký chấp nhận email đã tồn tại | Cao | P1 | REG-D05, REG-B10 | [#2](https://github.com/PhuLe2712/hw2-domain-testing/issues/2) |</w:t>
+            </w:r>
+          </w:p>
+          <w:p>
+            <w:pPr>
+              <w:spacing w:before="240" w:after="240"/>
+              <w:cnfStyle w:val="000000010000" w:firstRow="0" w:lastRow="0" w:firstColumn="0" w:lastColumn="0" w:oddVBand="0" w:evenVBand="0" w:oddHBand="0" w:evenHBand="1" w:firstRowFirstColumn="0" w:firstRowLastColumn="0" w:lastRowFirstColumn="0" w:lastRowLastColumn="0"/>
+              <w:rPr>
+                <w:rFonts w:ascii="Cambria" w:eastAsia="Cambria" w:hAnsi="Cambria" w:cs="Cambria"/>
+              </w:rPr>
+            </w:pPr>
+            <w:r>
+              <w:rPr>
+                <w:rFonts w:ascii="Cambria" w:eastAsia="Cambria" w:hAnsi="Cambria" w:cs="Cambria"/>
+              </w:rPr>
+              <w:t>| BUG-03 | API đăng ký không kiểm tra đầy đủ dữ liệu đầu vào | Cao | P1 | REG-D04; probe API ghi trong issue | [#3](https://github.com/PhuLe2712/hw2-domain-testing/issues/3) |</w:t>
+            </w:r>
+          </w:p>
+          <w:p>
+            <w:pPr>
+              <w:spacing w:before="240" w:after="240"/>
+              <w:cnfStyle w:val="000000010000" w:firstRow="0" w:lastRow="0" w:firstColumn="0" w:lastColumn="0" w:oddVBand="0" w:evenVBand="0" w:oddHBand="0" w:evenHBand="1" w:firstRowFirstColumn="0" w:firstRowLastColumn="0" w:lastRowFirstColumn="0" w:lastRowLastColumn="0"/>
+              <w:rPr>
+                <w:rFonts w:ascii="Cambria" w:eastAsia="Cambria" w:hAnsi="Cambria" w:cs="Cambria"/>
+              </w:rPr>
+            </w:pPr>
+            <w:r>
+              <w:rPr>
+                <w:rFonts w:ascii="Cambria" w:eastAsia="Cambria" w:hAnsi="Cambria" w:cs="Cambria"/>
+              </w:rPr>
+              <w:t>| BUG-04 | Thêm một sản phẩm nhiều lần tạo nhiều dòng giỏ hàng | Cao | P2 | CART-D04, CART-B08 | [#4](https://github.com/PhuLe2712/hw2-domain-testing/issues/4) |</w:t>
+            </w:r>
+          </w:p>
+          <w:p>
+            <w:pPr>
+              <w:spacing w:before="240" w:after="240"/>
+              <w:cnfStyle w:val="000000010000" w:firstRow="0" w:lastRow="0" w:firstColumn="0" w:lastColumn="0" w:oddVBand="0" w:evenVBand="0" w:oddHBand="0" w:evenHBand="1" w:firstRowFirstColumn="0" w:firstRowLastColumn="0" w:lastRowFirstColumn="0" w:lastRowLastColumn="0"/>
+              <w:rPr>
+                <w:rFonts w:ascii="Cambria" w:eastAsia="Cambria" w:hAnsi="Cambria" w:cs="Cambria"/>
+              </w:rPr>
+            </w:pPr>
+            <w:r>
+              <w:rPr>
+                <w:rFonts w:ascii="Cambria" w:eastAsia="Cambria" w:hAnsi="Cambria" w:cs="Cambria"/>
+              </w:rPr>
+              <w:t>| BUG-05 | Giỏ hàng không có nút tăng/giảm quantity | Cao | P2 | CART-D05, CART-D06, CART-D07, CART-B07 | [#5](https://github.com/PhuLe2712/hw2-domain-testing/issues/5) |</w:t>
+            </w:r>
+          </w:p>
+          <w:p>
+            <w:pPr>
+              <w:spacing w:before="240" w:after="240"/>
+              <w:cnfStyle w:val="000000010000" w:firstRow="0" w:lastRow="0" w:firstColumn="0" w:lastColumn="0" w:oddVBand="0" w:evenVBand="0" w:oddHBand="0" w:evenHBand="1" w:firstRowFirstColumn="0" w:firstRowLastColumn="0" w:lastRowFirstColumn="0" w:lastRowLastColumn="0"/>
+              <w:rPr>
+                <w:rFonts w:ascii="Cambria" w:eastAsia="Cambria" w:hAnsi="Cambria" w:cs="Cambria"/>
+              </w:rPr>
+            </w:pPr>
+            <w:r>
+              <w:rPr>
+                <w:rFonts w:ascii="Cambria" w:eastAsia="Cambria" w:hAnsi="Cambria" w:cs="Cambria"/>
+              </w:rPr>
+              <w:t>| BUG-06 | Xóa sản phẩm khỏi giỏ không có bước xác nhận | Cao | P2 | CART-D08, CART-D09, CART-B09, CART-B10 | [#6](https://github.com/PhuLe2712/hw2-domain-testing/issues/6) |</w:t>
+            </w:r>
+          </w:p>
+          <w:p>
+            <w:pPr>
+              <w:spacing w:before="240" w:after="240"/>
+              <w:cnfStyle w:val="000000010000" w:firstRow="0" w:lastRow="0" w:firstColumn="0" w:lastColumn="0" w:oddVBand="0" w:evenVBand="0" w:oddHBand="0" w:evenHBand="1" w:firstRowFirstColumn="0" w:firstRowLastColumn="0" w:lastRowFirstColumn="0" w:lastRowLastColumn="0"/>
+              <w:rPr>
+                <w:rFonts w:ascii="Cambria" w:eastAsia="Cambria" w:hAnsi="Cambria" w:cs="Cambria"/>
+              </w:rPr>
+            </w:pPr>
+            <w:r>
+              <w:rPr>
+                <w:rFonts w:ascii="Cambria" w:eastAsia="Cambria" w:hAnsi="Cambria" w:cs="Cambria"/>
+              </w:rPr>
+              <w:t>| BUG-07 | Nhãn tổng tiền trong giỏ không đúng yêu cầu | Thấp | P3 | CART-D12 | [#7](https://github.com/PhuLe2712/hw2-domain-testing/issues/7) |</w:t>
+            </w:r>
+          </w:p>
+          <w:p>
+            <w:pPr>
+              <w:spacing w:before="240" w:after="240"/>
+              <w:cnfStyle w:val="000000010000" w:firstRow="0" w:lastRow="0" w:firstColumn="0" w:lastColumn="0" w:oddVBand="0" w:evenVBand="0" w:oddHBand="0" w:evenHBand="1" w:firstRowFirstColumn="0" w:firstRowLastColumn="0" w:lastRowFirstColumn="0" w:lastRowLastColumn="0"/>
+              <w:rPr>
+                <w:rFonts w:ascii="Cambria" w:eastAsia="Cambria" w:hAnsi="Cambria" w:cs="Cambria"/>
+              </w:rPr>
+            </w:pPr>
+            <w:r>
+              <w:rPr>
+                <w:rFonts w:ascii="Cambria" w:eastAsia="Cambria" w:hAnsi="Cambria" w:cs="Cambria"/>
+              </w:rPr>
+              <w:t>| BUG-08 | User thường truy cập API admin và thay đổi dữ liệu | Nghiêm trọng | P1 | ACL-D04–ACL-D09, ACL-</w:t>
+            </w:r>
+            <w:r>
+              <w:rPr>
+                <w:rFonts w:ascii="Cambria" w:eastAsia="Cambria" w:hAnsi="Cambria" w:cs="Cambria"/>
+              </w:rPr>
+              <w:lastRenderedPageBreak/>
+              <w:t>B06, ACL-B07 | [#8](https://github.com/PhuLe2712/hw2-domain-testing/issues/8) |</w:t>
+            </w:r>
+          </w:p>
+          <w:p>
+            <w:pPr>
+              <w:spacing w:before="240" w:after="240"/>
+              <w:cnfStyle w:val="000000010000" w:firstRow="0" w:lastRow="0" w:firstColumn="0" w:lastColumn="0" w:oddVBand="0" w:evenVBand="0" w:oddHBand="0" w:evenHBand="1" w:firstRowFirstColumn="0" w:firstRowLastColumn="0" w:lastRowFirstColumn="0" w:lastRowLastColumn="0"/>
+              <w:rPr>
+                <w:rFonts w:ascii="Cambria" w:eastAsia="Cambria" w:hAnsi="Cambria" w:cs="Cambria"/>
+              </w:rPr>
+            </w:pPr>
+            <w:r>
+              <w:rPr>
+                <w:rFonts w:ascii="Cambria" w:eastAsia="Cambria" w:hAnsi="Cambria" w:cs="Cambria"/>
+              </w:rPr>
+              <w:t>| BUG-09 | User thường tự nâng quyền qua API cập nhật hồ sơ | Nghiêm trọng | P1 | ACL-B10 | [#9](https://github.com/PhuLe2712/hw2-domain-testing/issues/9) |</w:t>
+            </w:r>
+          </w:p>
+          <w:p>
+            <w:pPr>
+              <w:spacing w:before="240" w:after="240"/>
+              <w:cnfStyle w:val="000000010000" w:firstRow="0" w:lastRow="0" w:firstColumn="0" w:lastColumn="0" w:oddVBand="0" w:evenVBand="0" w:oddHBand="0" w:evenHBand="1" w:firstRowFirstColumn="0" w:firstRowLastColumn="0" w:lastRowFirstColumn="0" w:lastRowLastColumn="0"/>
+              <w:rPr>
+                <w:rFonts w:ascii="Cambria" w:eastAsia="Cambria" w:hAnsi="Cambria" w:cs="Cambria"/>
+              </w:rPr>
+            </w:pPr>
+            <w:r>
+              <w:rPr>
+                <w:rFonts w:ascii="Cambria" w:eastAsia="Cambria" w:hAnsi="Cambria" w:cs="Cambria"/>
+              </w:rPr>
+              <w:t>| BUG-10 | Chi tiết sản phẩm mobile không hiển thị danh mục | Cao | P2 | MOB-D02 | [#10](https://github.com/PhuLe2712/hw2-domain-testing/issues/10) |</w:t>
+            </w:r>
+          </w:p>
+          <w:p>
+            <w:pPr>
+              <w:spacing w:before="240" w:after="240"/>
+              <w:cnfStyle w:val="000000010000" w:firstRow="0" w:lastRow="0" w:firstColumn="0" w:lastColumn="0" w:oddVBand="0" w:evenVBand="0" w:oddHBand="0" w:evenHBand="1" w:firstRowFirstColumn="0" w:firstRowLastColumn="0" w:lastRowFirstColumn="0" w:lastRowLastColumn="0"/>
+              <w:rPr>
+                <w:rFonts w:ascii="Cambria" w:eastAsia="Cambria" w:hAnsi="Cambria" w:cs="Cambria"/>
+              </w:rPr>
+            </w:pPr>
+            <w:r>
+              <w:rPr>
+                <w:rFonts w:ascii="Cambria" w:eastAsia="Cambria" w:hAnsi="Cambria" w:cs="Cambria"/>
+              </w:rPr>
+              <w:t>| BUG-11 | Sản phẩm thiếu ảnh không có ảnh thay thế/trạng thái lỗi | Cao | P2 | MOB-D03 (cần đồng bộ lại phạm vi bước tái hiện) | [#11](https://github.com/PhuLe2712/hw2-domain-testing/issues/11) |</w:t>
+            </w:r>
+          </w:p>
+          <w:p>
+            <w:pPr>
+              <w:spacing w:before="240" w:after="240"/>
+              <w:cnfStyle w:val="000000010000" w:firstRow="0" w:lastRow="0" w:firstColumn="0" w:lastColumn="0" w:oddVBand="0" w:evenVBand="0" w:oddHBand="0" w:evenHBand="1" w:firstRowFirstColumn="0" w:firstRowLastColumn="0" w:lastRowFirstColumn="0" w:lastRowLastColumn="0"/>
+              <w:rPr>
+                <w:rFonts w:ascii="Cambria" w:eastAsia="Cambria" w:hAnsi="Cambria" w:cs="Cambria"/>
+              </w:rPr>
+            </w:pPr>
+            <w:r>
+              <w:rPr>
+                <w:rFonts w:ascii="Cambria" w:eastAsia="Cambria" w:hAnsi="Cambria" w:cs="Cambria"/>
+              </w:rPr>
+              <w:t>| BUG-12 | Quantity mobile không hợp lệ bị đổi âm thầm thành 1 | Cao | P2 | MOB-B01, MOB-B04, MOB-B05, MOB-B06 | [#12](https://github.com/PhuLe2712/hw2-domain-testing/issues/12) |</w:t>
+            </w:r>
+          </w:p>
+          <w:p>
+            <w:pPr>
+              <w:spacing w:before="240" w:after="240"/>
+              <w:cnfStyle w:val="000000010000" w:firstRow="0" w:lastRow="0" w:firstColumn="0" w:lastColumn="0" w:oddVBand="0" w:evenVBand="0" w:oddHBand="0" w:evenHBand="1" w:firstRowFirstColumn="0" w:firstRowLastColumn="0" w:lastRowFirstColumn="0" w:lastRowLastColumn="0"/>
+              <w:rPr>
+                <w:rFonts w:ascii="Cambria" w:eastAsia="Cambria" w:hAnsi="Cambria" w:cs="Cambria"/>
+              </w:rPr>
+            </w:pPr>
+          </w:p>
+          <w:p>
+            <w:pPr>
+              <w:spacing w:before="240" w:after="240"/>
+              <w:cnfStyle w:val="000000010000" w:firstRow="0" w:lastRow="0" w:firstColumn="0" w:lastColumn="0" w:oddVBand="0" w:evenVBand="0" w:oddHBand="0" w:evenHBand="1" w:firstRowFirstColumn="0" w:firstRowLastColumn="0" w:lastRowFirstColumn="0" w:lastRowLastColumn="0"/>
+              <w:rPr>
+                <w:rFonts w:ascii="Cambria" w:eastAsia="Cambria" w:hAnsi="Cambria" w:cs="Cambria"/>
+              </w:rPr>
+            </w:pPr>
+            <w:r>
+              <w:rPr>
+                <w:rFonts w:ascii="Cambria" w:eastAsia="Cambria" w:hAnsi="Cambria" w:cs="Cambria"/>
+              </w:rPr>
+              <w:t>&gt; Ghi chú: Priority là đánh giá đề xuất để nhóm sắp xếp xử lý, không phải trường dữ liệu đã có trên các issue.</w:t>
+            </w:r>
+          </w:p>
+          <w:p>
+            <w:pPr>
+              <w:spacing w:before="240" w:after="240"/>
+              <w:cnfStyle w:val="000000010000" w:firstRow="0" w:lastRow="0" w:firstColumn="0" w:lastColumn="0" w:oddVBand="0" w:evenVBand="0" w:oddHBand="0" w:evenHBand="1" w:firstRowFirstColumn="0" w:firstRowLastColumn="0" w:lastRowFirstColumn="0" w:lastRowLastColumn="0"/>
+              <w:rPr>
+                <w:rFonts w:ascii="Cambria" w:eastAsia="Cambria" w:hAnsi="Cambria" w:cs="Cambria"/>
+              </w:rPr>
+            </w:pPr>
+          </w:p>
+          <w:p>
+            <w:pPr>
+              <w:spacing w:before="240" w:after="240"/>
+              <w:cnfStyle w:val="000000010000" w:firstRow="0" w:lastRow="0" w:firstColumn="0" w:lastColumn="0" w:oddVBand="0" w:evenVBand="0" w:oddHBand="0" w:evenHBand="1" w:firstRowFirstColumn="0" w:firstRowLastColumn="0" w:lastRowFirstColumn="0" w:lastRowLastColumn="0"/>
+              <w:rPr>
+                <w:rFonts w:ascii="Cambria" w:eastAsia="Cambria" w:hAnsi="Cambria" w:cs="Cambria"/>
+                <w:lang w:val="vi-VN"/>
+              </w:rPr>
+            </w:pPr>
+            <w:r>
+              <w:rPr>
+                <w:rFonts w:ascii="Cambria" w:eastAsia="Cambria" w:hAnsi="Cambria" w:cs="Cambria"/>
+              </w:rPr>
+              <w:t>## Chi tiết bug report</w:t>
+            </w:r>
+          </w:p>
+          <w:p>
+            <w:pPr>
+              <w:spacing w:before="240" w:after="240"/>
+              <w:cnfStyle w:val="000000010000" w:firstRow="0" w:lastRow="0" w:firstColumn="0" w:lastColumn="0" w:oddVBand="0" w:evenVBand="0" w:oddHBand="0" w:evenHBand="1" w:firstRowFirstColumn="0" w:firstRowLastColumn="0" w:lastRowFirstColumn="0" w:lastRowLastColumn="0"/>
+              <w:rPr>
+                <w:rFonts w:ascii="Cambria" w:eastAsia="Cambria" w:hAnsi="Cambria" w:cs="Cambria"/>
+                <w:lang w:val="vi-VN"/>
+              </w:rPr>
+            </w:pPr>
+            <w:r>
+              <w:rPr>
+                <w:rFonts w:ascii="Cambria" w:eastAsia="Cambria" w:hAnsi="Cambria" w:cs="Cambria"/>
+                <w:lang w:val="vi-VN"/>
+              </w:rPr>
+              <w:t>### BUG-01 — Form đăng ký không yêu cầu xác nhận mật khẩu</w:t>
+            </w:r>
+          </w:p>
+          <w:p>
+            <w:pPr>
+              <w:spacing w:before="240" w:after="240"/>
+              <w:cnfStyle w:val="000000010000" w:firstRow="0" w:lastRow="0" w:firstColumn="0" w:lastColumn="0" w:oddVBand="0" w:evenVBand="0" w:oddHBand="0" w:evenHBand="1" w:firstRowFirstColumn="0" w:firstRowLastColumn="0" w:lastRowFirstColumn="0" w:lastRowLastColumn="0"/>
+              <w:rPr>
+                <w:rFonts w:ascii="Cambria" w:eastAsia="Cambria" w:hAnsi="Cambria" w:cs="Cambria"/>
+                <w:lang w:val="vi-VN"/>
+              </w:rPr>
+            </w:pPr>
+          </w:p>
+          <w:p>
+            <w:pPr>
+              <w:spacing w:before="240" w:after="240"/>
+              <w:cnfStyle w:val="000000010000" w:firstRow="0" w:lastRow="0" w:firstColumn="0" w:lastColumn="0" w:oddVBand="0" w:evenVBand="0" w:oddHBand="0" w:evenHBand="1" w:firstRowFirstColumn="0" w:firstRowLastColumn="0" w:lastRowFirstColumn="0" w:lastRowLastColumn="0"/>
+              <w:rPr>
+                <w:rFonts w:ascii="Cambria" w:eastAsia="Cambria" w:hAnsi="Cambria" w:cs="Cambria"/>
+              </w:rPr>
+            </w:pPr>
+            <w:r>
+              <w:rPr>
+                <w:rFonts w:ascii="Cambria" w:eastAsia="Cambria" w:hAnsi="Cambria" w:cs="Cambria"/>
+              </w:rPr>
+              <w:t>- **Test phát hiện:** `REG-D01`, `REG-D12`, `REG-D13`.</w:t>
+            </w:r>
+          </w:p>
+          <w:p>
+            <w:pPr>
+              <w:spacing w:before="240" w:after="240"/>
+              <w:cnfStyle w:val="000000010000" w:firstRow="0" w:lastRow="0" w:firstColumn="0" w:lastColumn="0" w:oddVBand="0" w:evenVBand="0" w:oddHBand="0" w:evenHBand="1" w:firstRowFirstColumn="0" w:firstRowLastColumn="0" w:lastRowFirstColumn="0" w:lastRowLastColumn="0"/>
+              <w:rPr>
+                <w:rFonts w:ascii="Cambria" w:eastAsia="Cambria" w:hAnsi="Cambria" w:cs="Cambria"/>
+              </w:rPr>
+            </w:pPr>
+            <w:r>
+              <w:rPr>
+                <w:rFonts w:ascii="Cambria" w:eastAsia="Cambria" w:hAnsi="Cambria" w:cs="Cambria"/>
+              </w:rPr>
+              <w:t>- **Feature / kênh:** FR-01 Đăng ký tài khoản / Web UI.</w:t>
+            </w:r>
+          </w:p>
+          <w:p>
+            <w:pPr>
+              <w:spacing w:before="240" w:after="240"/>
+              <w:cnfStyle w:val="000000010000" w:firstRow="0" w:lastRow="0" w:firstColumn="0" w:lastColumn="0" w:oddVBand="0" w:evenVBand="0" w:oddHBand="0" w:evenHBand="1" w:firstRowFirstColumn="0" w:firstRowLastColumn="0" w:lastRowFirstColumn="0" w:lastRowLastColumn="0"/>
+              <w:rPr>
+                <w:rFonts w:ascii="Cambria" w:eastAsia="Cambria" w:hAnsi="Cambria" w:cs="Cambria"/>
+              </w:rPr>
+            </w:pPr>
+            <w:r>
+              <w:rPr>
+                <w:rFonts w:ascii="Cambria" w:eastAsia="Cambria" w:hAnsi="Cambria" w:cs="Cambria"/>
+              </w:rPr>
+              <w:lastRenderedPageBreak/>
+              <w:t>- **Môi trường:** EShop chạy local, trang `/register`, Chromium headless (kết quả theo lần chạy báo cáo).</w:t>
+            </w:r>
+          </w:p>
+          <w:p>
+            <w:pPr>
+              <w:spacing w:before="240" w:after="240"/>
+              <w:cnfStyle w:val="000000010000" w:firstRow="0" w:lastRow="0" w:firstColumn="0" w:lastColumn="0" w:oddVBand="0" w:evenVBand="0" w:oddHBand="0" w:evenHBand="1" w:firstRowFirstColumn="0" w:firstRowLastColumn="0" w:lastRowFirstColumn="0" w:lastRowLastColumn="0"/>
+              <w:rPr>
+                <w:rFonts w:ascii="Cambria" w:eastAsia="Cambria" w:hAnsi="Cambria" w:cs="Cambria"/>
+              </w:rPr>
+            </w:pPr>
+            <w:r>
+              <w:rPr>
+                <w:rFonts w:ascii="Cambria" w:eastAsia="Cambria" w:hAnsi="Cambria" w:cs="Cambria"/>
+              </w:rPr>
+              <w:t>- **Severity:** Cao (theo Issue #1).</w:t>
+            </w:r>
+          </w:p>
+          <w:p>
+            <w:pPr>
+              <w:spacing w:before="240" w:after="240"/>
+              <w:cnfStyle w:val="000000010000" w:firstRow="0" w:lastRow="0" w:firstColumn="0" w:lastColumn="0" w:oddVBand="0" w:evenVBand="0" w:oddHBand="0" w:evenHBand="1" w:firstRowFirstColumn="0" w:firstRowLastColumn="0" w:lastRowFirstColumn="0" w:lastRowLastColumn="0"/>
+              <w:rPr>
+                <w:rFonts w:ascii="Cambria" w:eastAsia="Cambria" w:hAnsi="Cambria" w:cs="Cambria"/>
+              </w:rPr>
+            </w:pPr>
+            <w:r>
+              <w:rPr>
+                <w:rFonts w:ascii="Cambria" w:eastAsia="Cambria" w:hAnsi="Cambria" w:cs="Cambria"/>
+              </w:rPr>
+              <w:t>- **Priority đề xuất:** P2 — có nguy cơ người dùng nhập nhầm mật khẩu nhưng không thể xác nhận trước khi tạo tài khoản.</w:t>
+            </w:r>
+          </w:p>
+          <w:p>
+            <w:pPr>
+              <w:spacing w:before="240" w:after="240"/>
+              <w:cnfStyle w:val="000000010000" w:firstRow="0" w:lastRow="0" w:firstColumn="0" w:lastColumn="0" w:oddVBand="0" w:evenVBand="0" w:oddHBand="0" w:evenHBand="1" w:firstRowFirstColumn="0" w:firstRowLastColumn="0" w:lastRowFirstColumn="0" w:lastRowLastColumn="0"/>
+              <w:rPr>
+                <w:rFonts w:ascii="Cambria" w:eastAsia="Cambria" w:hAnsi="Cambria" w:cs="Cambria"/>
+              </w:rPr>
+            </w:pPr>
+            <w:r>
+              <w:rPr>
+                <w:rFonts w:ascii="Cambria" w:eastAsia="Cambria" w:hAnsi="Cambria" w:cs="Cambria"/>
+              </w:rPr>
+              <w:t>- **GitHub Issue:** [#1](https://github.com/PhuLe2712/hw2-domain-testing/issues/1).</w:t>
+            </w:r>
+          </w:p>
+          <w:p>
+            <w:pPr>
+              <w:spacing w:before="240" w:after="240"/>
+              <w:cnfStyle w:val="000000010000" w:firstRow="0" w:lastRow="0" w:firstColumn="0" w:lastColumn="0" w:oddVBand="0" w:evenVBand="0" w:oddHBand="0" w:evenHBand="1" w:firstRowFirstColumn="0" w:firstRowLastColumn="0" w:lastRowFirstColumn="0" w:lastRowLastColumn="0"/>
+              <w:rPr>
+                <w:rFonts w:ascii="Cambria" w:eastAsia="Cambria" w:hAnsi="Cambria" w:cs="Cambria"/>
+              </w:rPr>
+            </w:pPr>
+          </w:p>
+          <w:p>
+            <w:pPr>
+              <w:spacing w:before="240" w:after="240"/>
+              <w:cnfStyle w:val="000000010000" w:firstRow="0" w:lastRow="0" w:firstColumn="0" w:lastColumn="0" w:oddVBand="0" w:evenVBand="0" w:oddHBand="0" w:evenHBand="1" w:firstRowFirstColumn="0" w:firstRowLastColumn="0" w:lastRowFirstColumn="0" w:lastRowLastColumn="0"/>
+              <w:rPr>
+                <w:rFonts w:ascii="Cambria" w:eastAsia="Cambria" w:hAnsi="Cambria" w:cs="Cambria"/>
+              </w:rPr>
+            </w:pPr>
+            <w:r>
+              <w:rPr>
+                <w:rFonts w:ascii="Cambria" w:eastAsia="Cambria" w:hAnsi="Cambria" w:cs="Cambria"/>
+              </w:rPr>
+              <w:t>**Mô tả:** Form chỉ có các trường `name`, `email`, `password`. Không có `Confirm Password`, nên người dùng không thể nhập lại mật khẩu để đối chiếu.</w:t>
+            </w:r>
+          </w:p>
+          <w:p>
+            <w:pPr>
+              <w:spacing w:before="240" w:after="240"/>
+              <w:cnfStyle w:val="000000010000" w:firstRow="0" w:lastRow="0" w:firstColumn="0" w:lastColumn="0" w:oddVBand="0" w:evenVBand="0" w:oddHBand="0" w:evenHBand="1" w:firstRowFirstColumn="0" w:firstRowLastColumn="0" w:lastRowFirstColumn="0" w:lastRowLastColumn="0"/>
+              <w:rPr>
+                <w:rFonts w:ascii="Cambria" w:eastAsia="Cambria" w:hAnsi="Cambria" w:cs="Cambria"/>
+              </w:rPr>
+            </w:pPr>
+          </w:p>
+          <w:p>
+            <w:pPr>
+              <w:spacing w:before="240" w:after="240"/>
+              <w:cnfStyle w:val="000000010000" w:firstRow="0" w:lastRow="0" w:firstColumn="0" w:lastColumn="0" w:oddVBand="0" w:evenVBand="0" w:oddHBand="0" w:evenHBand="1" w:firstRowFirstColumn="0" w:firstRowLastColumn="0" w:lastRowFirstColumn="0" w:lastRowLastColumn="0"/>
+              <w:rPr>
+                <w:rFonts w:ascii="Cambria" w:eastAsia="Cambria" w:hAnsi="Cambria" w:cs="Cambria"/>
+              </w:rPr>
+            </w:pPr>
+            <w:r>
+              <w:rPr>
+                <w:rFonts w:ascii="Cambria" w:eastAsia="Cambria" w:hAnsi="Cambria" w:cs="Cambria"/>
+              </w:rPr>
+              <w:t>#### Bước tái hiện</w:t>
+            </w:r>
+          </w:p>
+          <w:p>
+            <w:pPr>
+              <w:spacing w:before="240" w:after="240"/>
+              <w:cnfStyle w:val="000000010000" w:firstRow="0" w:lastRow="0" w:firstColumn="0" w:lastColumn="0" w:oddVBand="0" w:evenVBand="0" w:oddHBand="0" w:evenHBand="1" w:firstRowFirstColumn="0" w:firstRowLastColumn="0" w:lastRowFirstColumn="0" w:lastRowLastColumn="0"/>
+              <w:rPr>
+                <w:rFonts w:ascii="Cambria" w:eastAsia="Cambria" w:hAnsi="Cambria" w:cs="Cambria"/>
+              </w:rPr>
+            </w:pPr>
+          </w:p>
+          <w:p>
+            <w:pPr>
+              <w:spacing w:before="240" w:after="240"/>
+              <w:cnfStyle w:val="000000010000" w:firstRow="0" w:lastRow="0" w:firstColumn="0" w:lastColumn="0" w:oddVBand="0" w:evenVBand="0" w:oddHBand="0" w:evenHBand="1" w:firstRowFirstColumn="0" w:firstRowLastColumn="0" w:lastRowFirstColumn="0" w:lastRowLastColumn="0"/>
+              <w:rPr>
+                <w:rFonts w:ascii="Cambria" w:eastAsia="Cambria" w:hAnsi="Cambria" w:cs="Cambria"/>
+              </w:rPr>
+            </w:pPr>
+            <w:r>
+              <w:rPr>
+                <w:rFonts w:ascii="Cambria" w:eastAsia="Cambria" w:hAnsi="Cambria" w:cs="Cambria"/>
+              </w:rPr>
+              <w:t>1. Mở `http://localhost:5173/register`.</w:t>
+            </w:r>
+          </w:p>
+          <w:p>
+            <w:pPr>
+              <w:spacing w:before="240" w:after="240"/>
+              <w:cnfStyle w:val="000000010000" w:firstRow="0" w:lastRow="0" w:firstColumn="0" w:lastColumn="0" w:oddVBand="0" w:evenVBand="0" w:oddHBand="0" w:evenHBand="1" w:firstRowFirstColumn="0" w:firstRowLastColumn="0" w:lastRowFirstColumn="0" w:lastRowLastColumn="0"/>
+              <w:rPr>
+                <w:rFonts w:ascii="Cambria" w:eastAsia="Cambria" w:hAnsi="Cambria" w:cs="Cambria"/>
+              </w:rPr>
+            </w:pPr>
+            <w:r>
+              <w:rPr>
+                <w:rFonts w:ascii="Cambria" w:eastAsia="Cambria" w:hAnsi="Cambria" w:cs="Cambria"/>
+              </w:rPr>
+              <w:t>2. Kiểm tra các trường trong form đăng ký.</w:t>
+            </w:r>
+          </w:p>
+          <w:p>
+            <w:pPr>
+              <w:spacing w:before="240" w:after="240"/>
+              <w:cnfStyle w:val="000000010000" w:firstRow="0" w:lastRow="0" w:firstColumn="0" w:lastColumn="0" w:oddVBand="0" w:evenVBand="0" w:oddHBand="0" w:evenHBand="1" w:firstRowFirstColumn="0" w:firstRowLastColumn="0" w:lastRowFirstColumn="0" w:lastRowLastColumn="0"/>
+              <w:rPr>
+                <w:rFonts w:ascii="Cambria" w:eastAsia="Cambria" w:hAnsi="Cambria" w:cs="Cambria"/>
+              </w:rPr>
+            </w:pPr>
+            <w:r>
+              <w:rPr>
+                <w:rFonts w:ascii="Cambria" w:eastAsia="Cambria" w:hAnsi="Cambria" w:cs="Cambria"/>
+              </w:rPr>
+              <w:t>3. Nhập các giá trị hợp lệ vào tên, email và mật khẩu rồi gửi form.</w:t>
+            </w:r>
+          </w:p>
+          <w:p>
+            <w:pPr>
+              <w:spacing w:before="240" w:after="240"/>
+              <w:cnfStyle w:val="000000010000" w:firstRow="0" w:lastRow="0" w:firstColumn="0" w:lastColumn="0" w:oddVBand="0" w:evenVBand="0" w:oddHBand="0" w:evenHBand="1" w:firstRowFirstColumn="0" w:firstRowLastColumn="0" w:lastRowFirstColumn="0" w:lastRowLastColumn="0"/>
+              <w:rPr>
+                <w:rFonts w:ascii="Cambria" w:eastAsia="Cambria" w:hAnsi="Cambria" w:cs="Cambria"/>
+              </w:rPr>
+            </w:pPr>
+            <w:r>
+              <w:rPr>
+                <w:rFonts w:ascii="Cambria" w:eastAsia="Cambria" w:hAnsi="Cambria" w:cs="Cambria"/>
+              </w:rPr>
+              <w:t>4. Thử tìm trường xác nhận mật khẩu hoặc kiểm tra request `POST /api/register`.</w:t>
+            </w:r>
+          </w:p>
+          <w:p>
+            <w:pPr>
+              <w:spacing w:before="240" w:after="240"/>
+              <w:cnfStyle w:val="000000010000" w:firstRow="0" w:lastRow="0" w:firstColumn="0" w:lastColumn="0" w:oddVBand="0" w:evenVBand="0" w:oddHBand="0" w:evenHBand="1" w:firstRowFirstColumn="0" w:firstRowLastColumn="0" w:lastRowFirstColumn="0" w:lastRowLastColumn="0"/>
+              <w:rPr>
+                <w:rFonts w:ascii="Cambria" w:eastAsia="Cambria" w:hAnsi="Cambria" w:cs="Cambria"/>
+              </w:rPr>
+            </w:pPr>
+          </w:p>
+          <w:p>
+            <w:pPr>
+              <w:spacing w:before="240" w:after="240"/>
+              <w:cnfStyle w:val="000000010000" w:firstRow="0" w:lastRow="0" w:firstColumn="0" w:lastColumn="0" w:oddVBand="0" w:evenVBand="0" w:oddHBand="0" w:evenHBand="1" w:firstRowFirstColumn="0" w:firstRowLastColumn="0" w:lastRowFirstColumn="0" w:lastRowLastColumn="0"/>
+              <w:rPr>
+                <w:rFonts w:ascii="Cambria" w:eastAsia="Cambria" w:hAnsi="Cambria" w:cs="Cambria"/>
+              </w:rPr>
+            </w:pPr>
+            <w:r>
+              <w:rPr>
+                <w:rFonts w:ascii="Cambria" w:eastAsia="Cambria" w:hAnsi="Cambria" w:cs="Cambria"/>
+              </w:rPr>
+              <w:t xml:space="preserve">#### Kết quả mong đợi </w:t>
+            </w:r>
+          </w:p>
+          <w:p>
+            <w:pPr>
+              <w:spacing w:before="240" w:after="240"/>
+              <w:cnfStyle w:val="000000010000" w:firstRow="0" w:lastRow="0" w:firstColumn="0" w:lastColumn="0" w:oddVBand="0" w:evenVBand="0" w:oddHBand="0" w:evenHBand="1" w:firstRowFirstColumn="0" w:firstRowLastColumn="0" w:lastRowFirstColumn="0" w:lastRowLastColumn="0"/>
+              <w:rPr>
+                <w:rFonts w:ascii="Cambria" w:eastAsia="Cambria" w:hAnsi="Cambria" w:cs="Cambria"/>
+              </w:rPr>
+            </w:pPr>
+          </w:p>
+          <w:p>
+            <w:pPr>
+              <w:spacing w:before="240" w:after="240"/>
+              <w:cnfStyle w:val="000000010000" w:firstRow="0" w:lastRow="0" w:firstColumn="0" w:lastColumn="0" w:oddVBand="0" w:evenVBand="0" w:oddHBand="0" w:evenHBand="1" w:firstRowFirstColumn="0" w:firstRowLastColumn="0" w:lastRowFirstColumn="0" w:lastRowLastColumn="0"/>
+              <w:rPr>
+                <w:rFonts w:ascii="Cambria" w:eastAsia="Cambria" w:hAnsi="Cambria" w:cs="Cambria"/>
+              </w:rPr>
+            </w:pPr>
+            <w:r>
+              <w:rPr>
+                <w:rFonts w:ascii="Cambria" w:eastAsia="Cambria" w:hAnsi="Cambria" w:cs="Cambria"/>
+              </w:rPr>
+              <w:t>Form có trường xác nhận mật khẩu; nếu hai mật khẩu không khớp thì từ chối đăng ký và không tạo tài khoản.</w:t>
+            </w:r>
+          </w:p>
+          <w:p>
+            <w:pPr>
+              <w:spacing w:before="240" w:after="240"/>
+              <w:cnfStyle w:val="000000010000" w:firstRow="0" w:lastRow="0" w:firstColumn="0" w:lastColumn="0" w:oddVBand="0" w:evenVBand="0" w:oddHBand="0" w:evenHBand="1" w:firstRowFirstColumn="0" w:firstRowLastColumn="0" w:lastRowFirstColumn="0" w:lastRowLastColumn="0"/>
+              <w:rPr>
+                <w:rFonts w:ascii="Cambria" w:eastAsia="Cambria" w:hAnsi="Cambria" w:cs="Cambria"/>
+              </w:rPr>
+            </w:pPr>
+          </w:p>
+          <w:p>
+            <w:pPr>
+              <w:spacing w:before="240" w:after="240"/>
+              <w:cnfStyle w:val="000000010000" w:firstRow="0" w:lastRow="0" w:firstColumn="0" w:lastColumn="0" w:oddVBand="0" w:evenVBand="0" w:oddHBand="0" w:evenHBand="1" w:firstRowFirstColumn="0" w:firstRowLastColumn="0" w:lastRowFirstColumn="0" w:lastRowLastColumn="0"/>
+              <w:rPr>
+                <w:rFonts w:ascii="Cambria" w:eastAsia="Cambria" w:hAnsi="Cambria" w:cs="Cambria"/>
+              </w:rPr>
+            </w:pPr>
+            <w:r>
+              <w:rPr>
+                <w:rFonts w:ascii="Cambria" w:eastAsia="Cambria" w:hAnsi="Cambria" w:cs="Cambria"/>
+              </w:rPr>
+              <w:t>#### Kết quả thực tế</w:t>
+            </w:r>
+          </w:p>
+          <w:p>
+            <w:pPr>
+              <w:spacing w:before="240" w:after="240"/>
+              <w:cnfStyle w:val="000000010000" w:firstRow="0" w:lastRow="0" w:firstColumn="0" w:lastColumn="0" w:oddVBand="0" w:evenVBand="0" w:oddHBand="0" w:evenHBand="1" w:firstRowFirstColumn="0" w:firstRowLastColumn="0" w:lastRowFirstColumn="0" w:lastRowLastColumn="0"/>
+              <w:rPr>
+                <w:rFonts w:ascii="Cambria" w:eastAsia="Cambria" w:hAnsi="Cambria" w:cs="Cambria"/>
+              </w:rPr>
+            </w:pPr>
+          </w:p>
+          <w:p>
+            <w:pPr>
+              <w:spacing w:before="240" w:after="240"/>
+              <w:cnfStyle w:val="000000010000" w:firstRow="0" w:lastRow="0" w:firstColumn="0" w:lastColumn="0" w:oddVBand="0" w:evenVBand="0" w:oddHBand="0" w:evenHBand="1" w:firstRowFirstColumn="0" w:firstRowLastColumn="0" w:lastRowFirstColumn="0" w:lastRowLastColumn="0"/>
+              <w:rPr>
+                <w:rFonts w:ascii="Cambria" w:eastAsia="Cambria" w:hAnsi="Cambria" w:cs="Cambria"/>
+              </w:rPr>
+            </w:pPr>
+            <w:r>
+              <w:rPr>
+                <w:rFonts w:ascii="Cambria" w:eastAsia="Cambria" w:hAnsi="Cambria" w:cs="Cambria"/>
+              </w:rPr>
+              <w:t>Không có trường xác nhận mật khẩu. Form chỉ gửi tên, email và một giá trị mật khẩu; đăng ký hợp lệ vẫn chuyển sang trang đăng nhập.</w:t>
+            </w:r>
+          </w:p>
+          <w:p>
+            <w:pPr>
+              <w:spacing w:before="240" w:after="240"/>
+              <w:cnfStyle w:val="000000010000" w:firstRow="0" w:lastRow="0" w:firstColumn="0" w:lastColumn="0" w:oddVBand="0" w:evenVBand="0" w:oddHBand="0" w:evenHBand="1" w:firstRowFirstColumn="0" w:firstRowLastColumn="0" w:lastRowFirstColumn="0" w:lastRowLastColumn="0"/>
+              <w:rPr>
+                <w:rFonts w:ascii="Cambria" w:eastAsia="Cambria" w:hAnsi="Cambria" w:cs="Cambria"/>
+              </w:rPr>
+            </w:pPr>
+          </w:p>
+          <w:p>
+            <w:pPr>
+              <w:spacing w:before="240" w:after="240"/>
+              <w:cnfStyle w:val="000000010000" w:firstRow="0" w:lastRow="0" w:firstColumn="0" w:lastColumn="0" w:oddVBand="0" w:evenVBand="0" w:oddHBand="0" w:evenHBand="1" w:firstRowFirstColumn="0" w:firstRowLastColumn="0" w:lastRowFirstColumn="0" w:lastRowLastColumn="0"/>
+              <w:rPr>
+                <w:rFonts w:ascii="Cambria" w:eastAsia="Cambria" w:hAnsi="Cambria" w:cs="Cambria"/>
+              </w:rPr>
+            </w:pPr>
+            <w:r>
+              <w:rPr>
+                <w:rFonts w:ascii="Cambria" w:eastAsia="Cambria" w:hAnsi="Cambria" w:cs="Cambria"/>
+              </w:rPr>
+              <w:t>#### Bằng chứng</w:t>
+            </w:r>
+          </w:p>
+          <w:p>
+            <w:pPr>
+              <w:spacing w:before="240" w:after="240"/>
+              <w:cnfStyle w:val="000000010000" w:firstRow="0" w:lastRow="0" w:firstColumn="0" w:lastColumn="0" w:oddVBand="0" w:evenVBand="0" w:oddHBand="0" w:evenHBand="1" w:firstRowFirstColumn="0" w:firstRowLastColumn="0" w:lastRowFirstColumn="0" w:lastRowLastColumn="0"/>
+              <w:rPr>
+                <w:rFonts w:ascii="Cambria" w:eastAsia="Cambria" w:hAnsi="Cambria" w:cs="Cambria"/>
+              </w:rPr>
+            </w:pPr>
+          </w:p>
+          <w:p>
+            <w:pPr>
+              <w:spacing w:before="240" w:after="240"/>
+              <w:cnfStyle w:val="000000010000" w:firstRow="0" w:lastRow="0" w:firstColumn="0" w:lastColumn="0" w:oddVBand="0" w:evenVBand="0" w:oddHBand="0" w:evenHBand="1" w:firstRowFirstColumn="0" w:firstRowLastColumn="0" w:lastRowFirstColumn="0" w:lastRowLastColumn="0"/>
+              <w:rPr>
+                <w:rFonts w:ascii="Cambria" w:eastAsia="Cambria" w:hAnsi="Cambria" w:cs="Cambria"/>
+              </w:rPr>
+            </w:pPr>
+            <w:r>
+              <w:rPr>
+                <w:rFonts w:ascii="Cambria" w:eastAsia="Cambria" w:hAnsi="Cambria" w:cs="Cambria"/>
+              </w:rPr>
+              <w:t>Ảnh form trong [GitHub Issue #1](https://github.com/PhuLe2712/hw2-domain-testing/issues/1); ảnh local [FR01-form-thieu-xac-nhan.png](evidence/FR01-form-thieu-xac-nhan.png).</w:t>
+            </w:r>
+          </w:p>
+          <w:p>
+            <w:pPr>
+              <w:spacing w:before="240" w:after="240"/>
+              <w:cnfStyle w:val="000000010000" w:firstRow="0" w:lastRow="0" w:firstColumn="0" w:lastColumn="0" w:oddVBand="0" w:evenVBand="0" w:oddHBand="0" w:evenHBand="1" w:firstRowFirstColumn="0" w:firstRowLastColumn="0" w:lastRowFirstColumn="0" w:lastRowLastColumn="0"/>
+              <w:rPr>
+                <w:rFonts w:ascii="Cambria" w:eastAsia="Cambria" w:hAnsi="Cambria" w:cs="Cambria"/>
+              </w:rPr>
+            </w:pPr>
+          </w:p>
+          <w:p>
+            <w:pPr>
+              <w:spacing w:before="240" w:after="240"/>
+              <w:cnfStyle w:val="000000010000" w:firstRow="0" w:lastRow="0" w:firstColumn="0" w:lastColumn="0" w:oddVBand="0" w:evenVBand="0" w:oddHBand="0" w:evenHBand="1" w:firstRowFirstColumn="0" w:firstRowLastColumn="0" w:lastRowFirstColumn="0" w:lastRowLastColumn="0"/>
+              <w:rPr>
+                <w:rFonts w:ascii="Cambria" w:eastAsia="Cambria" w:hAnsi="Cambria" w:cs="Cambria"/>
+              </w:rPr>
+            </w:pPr>
+            <w:r>
+              <w:rPr>
+                <w:rFonts w:ascii="Cambria" w:eastAsia="Cambria" w:hAnsi="Cambria" w:cs="Cambria"/>
+              </w:rPr>
+              <w:t>---</w:t>
+            </w:r>
+          </w:p>
+          <w:p>
+            <w:pPr>
+              <w:spacing w:before="240" w:after="240"/>
+              <w:cnfStyle w:val="000000010000" w:firstRow="0" w:lastRow="0" w:firstColumn="0" w:lastColumn="0" w:oddVBand="0" w:evenVBand="0" w:oddHBand="0" w:evenHBand="1" w:firstRowFirstColumn="0" w:firstRowLastColumn="0" w:lastRowFirstColumn="0" w:lastRowLastColumn="0"/>
+              <w:rPr>
+                <w:rFonts w:ascii="Cambria" w:eastAsia="Cambria" w:hAnsi="Cambria" w:cs="Cambria"/>
+              </w:rPr>
+            </w:pPr>
+          </w:p>
+          <w:p>
+            <w:pPr>
+              <w:spacing w:before="240" w:after="240"/>
+              <w:cnfStyle w:val="000000010000" w:firstRow="0" w:lastRow="0" w:firstColumn="0" w:lastColumn="0" w:oddVBand="0" w:evenVBand="0" w:oddHBand="0" w:evenHBand="1" w:firstRowFirstColumn="0" w:firstRowLastColumn="0" w:lastRowFirstColumn="0" w:lastRowLastColumn="0"/>
+              <w:rPr>
+                <w:rFonts w:ascii="Cambria" w:eastAsia="Cambria" w:hAnsi="Cambria" w:cs="Cambria"/>
+              </w:rPr>
+            </w:pPr>
+            <w:r>
+              <w:rPr>
+                <w:rFonts w:ascii="Cambria" w:eastAsia="Cambria" w:hAnsi="Cambria" w:cs="Cambria"/>
+              </w:rPr>
+              <w:t>### BUG-02 — Đăng ký chấp nhận email đã tồn tại</w:t>
+            </w:r>
+          </w:p>
+          <w:p>
+            <w:pPr>
+              <w:spacing w:before="240" w:after="240"/>
+              <w:cnfStyle w:val="000000010000" w:firstRow="0" w:lastRow="0" w:firstColumn="0" w:lastColumn="0" w:oddVBand="0" w:evenVBand="0" w:oddHBand="0" w:evenHBand="1" w:firstRowFirstColumn="0" w:firstRowLastColumn="0" w:lastRowFirstColumn="0" w:lastRowLastColumn="0"/>
+              <w:rPr>
+                <w:rFonts w:ascii="Cambria" w:eastAsia="Cambria" w:hAnsi="Cambria" w:cs="Cambria"/>
+              </w:rPr>
+            </w:pPr>
+          </w:p>
+          <w:p>
+            <w:pPr>
+              <w:spacing w:before="240" w:after="240"/>
+              <w:cnfStyle w:val="000000010000" w:firstRow="0" w:lastRow="0" w:firstColumn="0" w:lastColumn="0" w:oddVBand="0" w:evenVBand="0" w:oddHBand="0" w:evenHBand="1" w:firstRowFirstColumn="0" w:firstRowLastColumn="0" w:lastRowFirstColumn="0" w:lastRowLastColumn="0"/>
+              <w:rPr>
+                <w:rFonts w:ascii="Cambria" w:eastAsia="Cambria" w:hAnsi="Cambria" w:cs="Cambria"/>
+              </w:rPr>
+            </w:pPr>
+            <w:r>
+              <w:rPr>
+                <w:rFonts w:ascii="Cambria" w:eastAsia="Cambria" w:hAnsi="Cambria" w:cs="Cambria"/>
+              </w:rPr>
+              <w:t>- **Test phát hiện:** `REG-D05`, `REG-B10`.</w:t>
+            </w:r>
+          </w:p>
+          <w:p>
+            <w:pPr>
+              <w:spacing w:before="240" w:after="240"/>
+              <w:cnfStyle w:val="000000010000" w:firstRow="0" w:lastRow="0" w:firstColumn="0" w:lastColumn="0" w:oddVBand="0" w:evenVBand="0" w:oddHBand="0" w:evenHBand="1" w:firstRowFirstColumn="0" w:firstRowLastColumn="0" w:lastRowFirstColumn="0" w:lastRowLastColumn="0"/>
+              <w:rPr>
+                <w:rFonts w:ascii="Cambria" w:eastAsia="Cambria" w:hAnsi="Cambria" w:cs="Cambria"/>
+              </w:rPr>
+            </w:pPr>
+            <w:r>
+              <w:rPr>
+                <w:rFonts w:ascii="Cambria" w:eastAsia="Cambria" w:hAnsi="Cambria" w:cs="Cambria"/>
+              </w:rPr>
+              <w:t>- **Feature / kênh:** FR-01 Đăng ký tài khoản / Web UI và API.</w:t>
+            </w:r>
+          </w:p>
+          <w:p>
+            <w:pPr>
+              <w:spacing w:before="240" w:after="240"/>
+              <w:cnfStyle w:val="000000010000" w:firstRow="0" w:lastRow="0" w:firstColumn="0" w:lastColumn="0" w:oddVBand="0" w:evenVBand="0" w:oddHBand="0" w:evenHBand="1" w:firstRowFirstColumn="0" w:firstRowLastColumn="0" w:lastRowFirstColumn="0" w:lastRowLastColumn="0"/>
+              <w:rPr>
+                <w:rFonts w:ascii="Cambria" w:eastAsia="Cambria" w:hAnsi="Cambria" w:cs="Cambria"/>
+              </w:rPr>
+            </w:pPr>
+            <w:r>
+              <w:rPr>
+                <w:rFonts w:ascii="Cambria" w:eastAsia="Cambria" w:hAnsi="Cambria" w:cs="Cambria"/>
+              </w:rPr>
+              <w:t>- **Môi trường:** EShop local (`http://localhost:5173/register`, API `http://localhost:3000/api/register`); dùng email kiểm thử và database test.</w:t>
+            </w:r>
+          </w:p>
+          <w:p>
+            <w:pPr>
+              <w:spacing w:before="240" w:after="240"/>
+              <w:cnfStyle w:val="000000010000" w:firstRow="0" w:lastRow="0" w:firstColumn="0" w:lastColumn="0" w:oddVBand="0" w:evenVBand="0" w:oddHBand="0" w:evenHBand="1" w:firstRowFirstColumn="0" w:firstRowLastColumn="0" w:lastRowFirstColumn="0" w:lastRowLastColumn="0"/>
+              <w:rPr>
+                <w:rFonts w:ascii="Cambria" w:eastAsia="Cambria" w:hAnsi="Cambria" w:cs="Cambria"/>
+              </w:rPr>
+            </w:pPr>
+            <w:r>
+              <w:rPr>
+                <w:rFonts w:ascii="Cambria" w:eastAsia="Cambria" w:hAnsi="Cambria" w:cs="Cambria"/>
+              </w:rPr>
+              <w:t>- **Severity:** Cao (theo Issue #2).</w:t>
+            </w:r>
+          </w:p>
+          <w:p>
+            <w:pPr>
+              <w:spacing w:before="240" w:after="240"/>
+              <w:cnfStyle w:val="000000010000" w:firstRow="0" w:lastRow="0" w:firstColumn="0" w:lastColumn="0" w:oddVBand="0" w:evenVBand="0" w:oddHBand="0" w:evenHBand="1" w:firstRowFirstColumn="0" w:firstRowLastColumn="0" w:lastRowFirstColumn="0" w:lastRowLastColumn="0"/>
+              <w:rPr>
+                <w:rFonts w:ascii="Cambria" w:eastAsia="Cambria" w:hAnsi="Cambria" w:cs="Cambria"/>
+              </w:rPr>
+            </w:pPr>
+            <w:r>
+              <w:rPr>
+                <w:rFonts w:ascii="Cambria" w:eastAsia="Cambria" w:hAnsi="Cambria" w:cs="Cambria"/>
+              </w:rPr>
+              <w:t xml:space="preserve">- **Priority đề xuất:** P1 — vi phạm tính duy nhất của tài khoản và có thể tạo </w:t>
+            </w:r>
+            <w:r>
+              <w:rPr>
+                <w:rFonts w:ascii="Cambria" w:eastAsia="Cambria" w:hAnsi="Cambria" w:cs="Cambria"/>
+              </w:rPr>
+              <w:lastRenderedPageBreak/>
+              <w:t>nhiều tài khoản cùng địa chỉ email.</w:t>
+            </w:r>
+          </w:p>
+          <w:p>
+            <w:pPr>
+              <w:spacing w:before="240" w:after="240"/>
+              <w:cnfStyle w:val="000000010000" w:firstRow="0" w:lastRow="0" w:firstColumn="0" w:lastColumn="0" w:oddVBand="0" w:evenVBand="0" w:oddHBand="0" w:evenHBand="1" w:firstRowFirstColumn="0" w:firstRowLastColumn="0" w:lastRowFirstColumn="0" w:lastRowLastColumn="0"/>
+              <w:rPr>
+                <w:rFonts w:ascii="Cambria" w:eastAsia="Cambria" w:hAnsi="Cambria" w:cs="Cambria"/>
+              </w:rPr>
+            </w:pPr>
+            <w:r>
+              <w:rPr>
+                <w:rFonts w:ascii="Cambria" w:eastAsia="Cambria" w:hAnsi="Cambria" w:cs="Cambria"/>
+              </w:rPr>
+              <w:t>- **GitHub Issue:** [#2](https://github.com/PhuLe2712/hw2-domain-testing/issues/2).</w:t>
+            </w:r>
+          </w:p>
+          <w:p>
+            <w:pPr>
+              <w:spacing w:before="240" w:after="240"/>
+              <w:cnfStyle w:val="000000010000" w:firstRow="0" w:lastRow="0" w:firstColumn="0" w:lastColumn="0" w:oddVBand="0" w:evenVBand="0" w:oddHBand="0" w:evenHBand="1" w:firstRowFirstColumn="0" w:firstRowLastColumn="0" w:lastRowFirstColumn="0" w:lastRowLastColumn="0"/>
+              <w:rPr>
+                <w:rFonts w:ascii="Cambria" w:eastAsia="Cambria" w:hAnsi="Cambria" w:cs="Cambria"/>
+              </w:rPr>
+            </w:pPr>
+          </w:p>
+          <w:p>
+            <w:pPr>
+              <w:spacing w:before="240" w:after="240"/>
+              <w:cnfStyle w:val="000000010000" w:firstRow="0" w:lastRow="0" w:firstColumn="0" w:lastColumn="0" w:oddVBand="0" w:evenVBand="0" w:oddHBand="0" w:evenHBand="1" w:firstRowFirstColumn="0" w:firstRowLastColumn="0" w:lastRowFirstColumn="0" w:lastRowLastColumn="0"/>
+              <w:rPr>
+                <w:rFonts w:ascii="Cambria" w:eastAsia="Cambria" w:hAnsi="Cambria" w:cs="Cambria"/>
+              </w:rPr>
+            </w:pPr>
+            <w:r>
+              <w:rPr>
+                <w:rFonts w:ascii="Cambria" w:eastAsia="Cambria" w:hAnsi="Cambria" w:cs="Cambria"/>
+              </w:rPr>
+              <w:t>**Mô tả:** Hệ thống không từ chối đăng ký lại địa chỉ email đã được dùng. Bộ test cũng ghi nhận email chỉ khác chữ hoa/thường vẫn có thể tạo tài khoản khác.</w:t>
+            </w:r>
+          </w:p>
+          <w:p>
+            <w:pPr>
+              <w:spacing w:before="240" w:after="240"/>
+              <w:cnfStyle w:val="000000010000" w:firstRow="0" w:lastRow="0" w:firstColumn="0" w:lastColumn="0" w:oddVBand="0" w:evenVBand="0" w:oddHBand="0" w:evenHBand="1" w:firstRowFirstColumn="0" w:firstRowLastColumn="0" w:lastRowFirstColumn="0" w:lastRowLastColumn="0"/>
+              <w:rPr>
+                <w:rFonts w:ascii="Cambria" w:eastAsia="Cambria" w:hAnsi="Cambria" w:cs="Cambria"/>
+              </w:rPr>
+            </w:pPr>
+          </w:p>
+          <w:p>
+            <w:pPr>
+              <w:spacing w:before="240" w:after="240"/>
+              <w:cnfStyle w:val="000000010000" w:firstRow="0" w:lastRow="0" w:firstColumn="0" w:lastColumn="0" w:oddVBand="0" w:evenVBand="0" w:oddHBand="0" w:evenHBand="1" w:firstRowFirstColumn="0" w:firstRowLastColumn="0" w:lastRowFirstColumn="0" w:lastRowLastColumn="0"/>
+              <w:rPr>
+                <w:rFonts w:ascii="Cambria" w:eastAsia="Cambria" w:hAnsi="Cambria" w:cs="Cambria"/>
+              </w:rPr>
+            </w:pPr>
+            <w:r>
+              <w:rPr>
+                <w:rFonts w:ascii="Cambria" w:eastAsia="Cambria" w:hAnsi="Cambria" w:cs="Cambria"/>
+              </w:rPr>
+              <w:t>#### Bước tái hiện</w:t>
+            </w:r>
+          </w:p>
+          <w:p>
+            <w:pPr>
+              <w:spacing w:before="240" w:after="240"/>
+              <w:cnfStyle w:val="000000010000" w:firstRow="0" w:lastRow="0" w:firstColumn="0" w:lastColumn="0" w:oddVBand="0" w:evenVBand="0" w:oddHBand="0" w:evenHBand="1" w:firstRowFirstColumn="0" w:firstRowLastColumn="0" w:lastRowFirstColumn="0" w:lastRowLastColumn="0"/>
+              <w:rPr>
+                <w:rFonts w:ascii="Cambria" w:eastAsia="Cambria" w:hAnsi="Cambria" w:cs="Cambria"/>
+              </w:rPr>
+            </w:pPr>
+          </w:p>
+          <w:p>
+            <w:pPr>
+              <w:spacing w:before="240" w:after="240"/>
+              <w:cnfStyle w:val="000000010000" w:firstRow="0" w:lastRow="0" w:firstColumn="0" w:lastColumn="0" w:oddVBand="0" w:evenVBand="0" w:oddHBand="0" w:evenHBand="1" w:firstRowFirstColumn="0" w:firstRowLastColumn="0" w:lastRowFirstColumn="0" w:lastRowLastColumn="0"/>
+              <w:rPr>
+                <w:rFonts w:ascii="Cambria" w:eastAsia="Cambria" w:hAnsi="Cambria" w:cs="Cambria"/>
+              </w:rPr>
+            </w:pPr>
+            <w:r>
+              <w:rPr>
+                <w:rFonts w:ascii="Cambria" w:eastAsia="Cambria" w:hAnsi="Cambria" w:cs="Cambria"/>
+              </w:rPr>
+              <w:t>1. Dùng database test và đăng ký tài khoản mới với email chưa tồn tại, ví dụ `test01@domain.com`.</w:t>
+            </w:r>
+          </w:p>
+          <w:p>
+            <w:pPr>
+              <w:spacing w:before="240" w:after="240"/>
+              <w:cnfStyle w:val="000000010000" w:firstRow="0" w:lastRow="0" w:firstColumn="0" w:lastColumn="0" w:oddVBand="0" w:evenVBand="0" w:oddHBand="0" w:evenHBand="1" w:firstRowFirstColumn="0" w:firstRowLastColumn="0" w:lastRowFirstColumn="0" w:lastRowLastColumn="0"/>
+              <w:rPr>
+                <w:rFonts w:ascii="Cambria" w:eastAsia="Cambria" w:hAnsi="Cambria" w:cs="Cambria"/>
+              </w:rPr>
+            </w:pPr>
+            <w:r>
+              <w:rPr>
+                <w:rFonts w:ascii="Cambria" w:eastAsia="Cambria" w:hAnsi="Cambria" w:cs="Cambria"/>
+              </w:rPr>
+              <w:t>2. Gửi lại form với cùng email, nhưng tên/mật khẩu hợp lệ.</w:t>
+            </w:r>
+          </w:p>
+          <w:p>
+            <w:pPr>
+              <w:spacing w:before="240" w:after="240"/>
+              <w:cnfStyle w:val="000000010000" w:firstRow="0" w:lastRow="0" w:firstColumn="0" w:lastColumn="0" w:oddVBand="0" w:evenVBand="0" w:oddHBand="0" w:evenHBand="1" w:firstRowFirstColumn="0" w:firstRowLastColumn="0" w:lastRowFirstColumn="0" w:lastRowLastColumn="0"/>
+              <w:rPr>
+                <w:rFonts w:ascii="Cambria" w:eastAsia="Cambria" w:hAnsi="Cambria" w:cs="Cambria"/>
+              </w:rPr>
+            </w:pPr>
+            <w:r>
+              <w:rPr>
+                <w:rFonts w:ascii="Cambria" w:eastAsia="Cambria" w:hAnsi="Cambria" w:cs="Cambria"/>
+              </w:rPr>
+              <w:t>3. Kiểm tra response hoặc danh sách user trong database test.</w:t>
+            </w:r>
+          </w:p>
+          <w:p>
+            <w:pPr>
+              <w:spacing w:before="240" w:after="240"/>
+              <w:cnfStyle w:val="000000010000" w:firstRow="0" w:lastRow="0" w:firstColumn="0" w:lastColumn="0" w:oddVBand="0" w:evenVBand="0" w:oddHBand="0" w:evenHBand="1" w:firstRowFirstColumn="0" w:firstRowLastColumn="0" w:lastRowFirstColumn="0" w:lastRowLastColumn="0"/>
+              <w:rPr>
+                <w:rFonts w:ascii="Cambria" w:eastAsia="Cambria" w:hAnsi="Cambria" w:cs="Cambria"/>
+              </w:rPr>
+            </w:pPr>
+            <w:r>
+              <w:rPr>
+                <w:rFonts w:ascii="Cambria" w:eastAsia="Cambria" w:hAnsi="Cambria" w:cs="Cambria"/>
+              </w:rPr>
+              <w:t>4. Lặp lại với cùng địa chỉ email nhưng đổi chữ hoa/thường để kiểm tra hành vi phân biệt hoa thường.</w:t>
+            </w:r>
+          </w:p>
+          <w:p>
+            <w:pPr>
+              <w:spacing w:before="240" w:after="240"/>
+              <w:cnfStyle w:val="000000010000" w:firstRow="0" w:lastRow="0" w:firstColumn="0" w:lastColumn="0" w:oddVBand="0" w:evenVBand="0" w:oddHBand="0" w:evenHBand="1" w:firstRowFirstColumn="0" w:firstRowLastColumn="0" w:lastRowFirstColumn="0" w:lastRowLastColumn="0"/>
+              <w:rPr>
+                <w:rFonts w:ascii="Cambria" w:eastAsia="Cambria" w:hAnsi="Cambria" w:cs="Cambria"/>
+              </w:rPr>
+            </w:pPr>
+          </w:p>
+          <w:p>
+            <w:pPr>
+              <w:spacing w:before="240" w:after="240"/>
+              <w:cnfStyle w:val="000000010000" w:firstRow="0" w:lastRow="0" w:firstColumn="0" w:lastColumn="0" w:oddVBand="0" w:evenVBand="0" w:oddHBand="0" w:evenHBand="1" w:firstRowFirstColumn="0" w:firstRowLastColumn="0" w:lastRowFirstColumn="0" w:lastRowLastColumn="0"/>
+              <w:rPr>
+                <w:rFonts w:ascii="Cambria" w:eastAsia="Cambria" w:hAnsi="Cambria" w:cs="Cambria"/>
+              </w:rPr>
+            </w:pPr>
+            <w:r>
+              <w:rPr>
+                <w:rFonts w:ascii="Cambria" w:eastAsia="Cambria" w:hAnsi="Cambria" w:cs="Cambria"/>
+              </w:rPr>
+              <w:t xml:space="preserve">#### Kết quả mong đợi </w:t>
+            </w:r>
+          </w:p>
+          <w:p>
+            <w:pPr>
+              <w:spacing w:before="240" w:after="240"/>
+              <w:cnfStyle w:val="000000010000" w:firstRow="0" w:lastRow="0" w:firstColumn="0" w:lastColumn="0" w:oddVBand="0" w:evenVBand="0" w:oddHBand="0" w:evenHBand="1" w:firstRowFirstColumn="0" w:firstRowLastColumn="0" w:lastRowFirstColumn="0" w:lastRowLastColumn="0"/>
+              <w:rPr>
+                <w:rFonts w:ascii="Cambria" w:eastAsia="Cambria" w:hAnsi="Cambria" w:cs="Cambria"/>
+              </w:rPr>
+            </w:pPr>
+          </w:p>
+          <w:p>
+            <w:pPr>
+              <w:spacing w:before="240" w:after="240"/>
+              <w:cnfStyle w:val="000000010000" w:firstRow="0" w:lastRow="0" w:firstColumn="0" w:lastColumn="0" w:oddVBand="0" w:evenVBand="0" w:oddHBand="0" w:evenHBand="1" w:firstRowFirstColumn="0" w:firstRowLastColumn="0" w:lastRowFirstColumn="0" w:lastRowLastColumn="0"/>
+              <w:rPr>
+                <w:rFonts w:ascii="Cambria" w:eastAsia="Cambria" w:hAnsi="Cambria" w:cs="Cambria"/>
+              </w:rPr>
+            </w:pPr>
+            <w:r>
+              <w:rPr>
+                <w:rFonts w:ascii="Cambria" w:eastAsia="Cambria" w:hAnsi="Cambria" w:cs="Cambria"/>
+              </w:rPr>
+              <w:t>Email phải duy nhất. Lần đăng ký sau bị từ chối; số tài khoản với địa chỉ email đó không tăng.</w:t>
+            </w:r>
+          </w:p>
+          <w:p>
+            <w:pPr>
+              <w:spacing w:before="240" w:after="240"/>
+              <w:cnfStyle w:val="000000010000" w:firstRow="0" w:lastRow="0" w:firstColumn="0" w:lastColumn="0" w:oddVBand="0" w:evenVBand="0" w:oddHBand="0" w:evenHBand="1" w:firstRowFirstColumn="0" w:firstRowLastColumn="0" w:lastRowFirstColumn="0" w:lastRowLastColumn="0"/>
+              <w:rPr>
+                <w:rFonts w:ascii="Cambria" w:eastAsia="Cambria" w:hAnsi="Cambria" w:cs="Cambria"/>
+              </w:rPr>
+            </w:pPr>
+          </w:p>
+          <w:p>
+            <w:pPr>
+              <w:spacing w:before="240" w:after="240"/>
+              <w:cnfStyle w:val="000000010000" w:firstRow="0" w:lastRow="0" w:firstColumn="0" w:lastColumn="0" w:oddVBand="0" w:evenVBand="0" w:oddHBand="0" w:evenHBand="1" w:firstRowFirstColumn="0" w:firstRowLastColumn="0" w:lastRowFirstColumn="0" w:lastRowLastColumn="0"/>
+              <w:rPr>
+                <w:rFonts w:ascii="Cambria" w:eastAsia="Cambria" w:hAnsi="Cambria" w:cs="Cambria"/>
+              </w:rPr>
+            </w:pPr>
+            <w:r>
+              <w:rPr>
+                <w:rFonts w:ascii="Cambria" w:eastAsia="Cambria" w:hAnsi="Cambria" w:cs="Cambria"/>
+              </w:rPr>
+              <w:t>#### Kết quả thực tế</w:t>
+            </w:r>
+          </w:p>
+          <w:p>
+            <w:pPr>
+              <w:spacing w:before="240" w:after="240"/>
+              <w:cnfStyle w:val="000000010000" w:firstRow="0" w:lastRow="0" w:firstColumn="0" w:lastColumn="0" w:oddVBand="0" w:evenVBand="0" w:oddHBand="0" w:evenHBand="1" w:firstRowFirstColumn="0" w:firstRowLastColumn="0" w:lastRowFirstColumn="0" w:lastRowLastColumn="0"/>
+              <w:rPr>
+                <w:rFonts w:ascii="Cambria" w:eastAsia="Cambria" w:hAnsi="Cambria" w:cs="Cambria"/>
+              </w:rPr>
+            </w:pPr>
+          </w:p>
+          <w:p>
+            <w:pPr>
+              <w:spacing w:before="240" w:after="240"/>
+              <w:cnfStyle w:val="000000010000" w:firstRow="0" w:lastRow="0" w:firstColumn="0" w:lastColumn="0" w:oddVBand="0" w:evenVBand="0" w:oddHBand="0" w:evenHBand="1" w:firstRowFirstColumn="0" w:firstRowLastColumn="0" w:lastRowFirstColumn="0" w:lastRowLastColumn="0"/>
+              <w:rPr>
+                <w:rFonts w:ascii="Cambria" w:eastAsia="Cambria" w:hAnsi="Cambria" w:cs="Cambria"/>
+              </w:rPr>
+            </w:pPr>
+            <w:r>
+              <w:rPr>
+                <w:rFonts w:ascii="Cambria" w:eastAsia="Cambria" w:hAnsi="Cambria" w:cs="Cambria"/>
+              </w:rPr>
+              <w:t xml:space="preserve">Lần đăng ký thứ hai được chấp nhận và </w:t>
+            </w:r>
+            <w:r>
+              <w:rPr>
+                <w:rFonts w:ascii="Cambria" w:eastAsia="Cambria" w:hAnsi="Cambria" w:cs="Cambria"/>
+              </w:rPr>
+              <w:lastRenderedPageBreak/>
+              <w:t>tạo user mới. Trong lần tái hiện API local ngày 18-10-2026, cùng một email kiểm thử nhận `HTTP 200` và thông báo `User registered successfully` ở cả hai request; response trả hai ID khác nhau.</w:t>
+            </w:r>
+          </w:p>
+          <w:p>
+            <w:pPr>
+              <w:spacing w:before="240" w:after="240"/>
+              <w:cnfStyle w:val="000000010000" w:firstRow="0" w:lastRow="0" w:firstColumn="0" w:lastColumn="0" w:oddVBand="0" w:evenVBand="0" w:oddHBand="0" w:evenHBand="1" w:firstRowFirstColumn="0" w:firstRowLastColumn="0" w:lastRowFirstColumn="0" w:lastRowLastColumn="0"/>
+              <w:rPr>
+                <w:rFonts w:ascii="Cambria" w:eastAsia="Cambria" w:hAnsi="Cambria" w:cs="Cambria"/>
+              </w:rPr>
+            </w:pPr>
+          </w:p>
+          <w:p>
+            <w:pPr>
+              <w:spacing w:before="240" w:after="240"/>
+              <w:cnfStyle w:val="000000010000" w:firstRow="0" w:lastRow="0" w:firstColumn="0" w:lastColumn="0" w:oddVBand="0" w:evenVBand="0" w:oddHBand="0" w:evenHBand="1" w:firstRowFirstColumn="0" w:firstRowLastColumn="0" w:lastRowFirstColumn="0" w:lastRowLastColumn="0"/>
+              <w:rPr>
+                <w:rFonts w:ascii="Cambria" w:eastAsia="Cambria" w:hAnsi="Cambria" w:cs="Cambria"/>
+              </w:rPr>
+            </w:pPr>
+            <w:r>
+              <w:rPr>
+                <w:rFonts w:ascii="Cambria" w:eastAsia="Cambria" w:hAnsi="Cambria" w:cs="Cambria"/>
+              </w:rPr>
+              <w:t>#### Bằng chứng</w:t>
+            </w:r>
+          </w:p>
+          <w:p>
+            <w:pPr>
+              <w:spacing w:before="240" w:after="240"/>
+              <w:cnfStyle w:val="000000010000" w:firstRow="0" w:lastRow="0" w:firstColumn="0" w:lastColumn="0" w:oddVBand="0" w:evenVBand="0" w:oddHBand="0" w:evenHBand="1" w:firstRowFirstColumn="0" w:firstRowLastColumn="0" w:lastRowFirstColumn="0" w:lastRowLastColumn="0"/>
+              <w:rPr>
+                <w:rFonts w:ascii="Cambria" w:eastAsia="Cambria" w:hAnsi="Cambria" w:cs="Cambria"/>
+              </w:rPr>
+            </w:pPr>
+          </w:p>
+          <w:p>
+            <w:pPr>
+              <w:spacing w:before="240" w:after="240"/>
+              <w:cnfStyle w:val="000000010000" w:firstRow="0" w:lastRow="0" w:firstColumn="0" w:lastColumn="0" w:oddVBand="0" w:evenVBand="0" w:oddHBand="0" w:evenHBand="1" w:firstRowFirstColumn="0" w:firstRowLastColumn="0" w:lastRowFirstColumn="0" w:lastRowLastColumn="0"/>
+              <w:rPr>
+                <w:rFonts w:ascii="Cambria" w:eastAsia="Cambria" w:hAnsi="Cambria" w:cs="Cambria"/>
+              </w:rPr>
+            </w:pPr>
+            <w:r>
+              <w:rPr>
+                <w:rFonts w:ascii="Cambria" w:eastAsia="Cambria" w:hAnsi="Cambria" w:cs="Cambria"/>
+              </w:rPr>
+              <w:t xml:space="preserve">Issue #2 hiện có 4 ảnh. </w:t>
+            </w:r>
+          </w:p>
+          <w:p>
+            <w:pPr>
+              <w:spacing w:before="240" w:after="240"/>
+              <w:cnfStyle w:val="000000010000" w:firstRow="0" w:lastRow="0" w:firstColumn="0" w:lastColumn="0" w:oddVBand="0" w:evenVBand="0" w:oddHBand="0" w:evenHBand="1" w:firstRowFirstColumn="0" w:firstRowLastColumn="0" w:lastRowFirstColumn="0" w:lastRowLastColumn="0"/>
+              <w:rPr>
+                <w:rFonts w:ascii="Cambria" w:eastAsia="Cambria" w:hAnsi="Cambria" w:cs="Cambria"/>
+              </w:rPr>
+            </w:pPr>
+          </w:p>
+          <w:p>
+            <w:pPr>
+              <w:spacing w:before="240" w:after="240"/>
+              <w:cnfStyle w:val="000000010000" w:firstRow="0" w:lastRow="0" w:firstColumn="0" w:lastColumn="0" w:oddVBand="0" w:evenVBand="0" w:oddHBand="0" w:evenHBand="1" w:firstRowFirstColumn="0" w:firstRowLastColumn="0" w:lastRowFirstColumn="0" w:lastRowLastColumn="0"/>
+              <w:rPr>
+                <w:rFonts w:ascii="Cambria" w:eastAsia="Cambria" w:hAnsi="Cambria" w:cs="Cambria"/>
+              </w:rPr>
+            </w:pPr>
+            <w:r>
+              <w:rPr>
+                <w:rFonts w:ascii="Cambria" w:eastAsia="Cambria" w:hAnsi="Cambria" w:cs="Cambria"/>
+              </w:rPr>
+              <w:t>---</w:t>
+            </w:r>
+          </w:p>
+          <w:p>
+            <w:pPr>
+              <w:spacing w:before="240" w:after="240"/>
+              <w:cnfStyle w:val="000000010000" w:firstRow="0" w:lastRow="0" w:firstColumn="0" w:lastColumn="0" w:oddVBand="0" w:evenVBand="0" w:oddHBand="0" w:evenHBand="1" w:firstRowFirstColumn="0" w:firstRowLastColumn="0" w:lastRowFirstColumn="0" w:lastRowLastColumn="0"/>
+              <w:rPr>
+                <w:rFonts w:ascii="Cambria" w:eastAsia="Cambria" w:hAnsi="Cambria" w:cs="Cambria"/>
+              </w:rPr>
+            </w:pPr>
+          </w:p>
+          <w:p>
+            <w:pPr>
+              <w:spacing w:before="240" w:after="240"/>
+              <w:cnfStyle w:val="000000010000" w:firstRow="0" w:lastRow="0" w:firstColumn="0" w:lastColumn="0" w:oddVBand="0" w:evenVBand="0" w:oddHBand="0" w:evenHBand="1" w:firstRowFirstColumn="0" w:firstRowLastColumn="0" w:lastRowFirstColumn="0" w:lastRowLastColumn="0"/>
+              <w:rPr>
+                <w:rFonts w:ascii="Cambria" w:eastAsia="Cambria" w:hAnsi="Cambria" w:cs="Cambria"/>
+              </w:rPr>
+            </w:pPr>
+            <w:r>
+              <w:rPr>
+                <w:rFonts w:ascii="Cambria" w:eastAsia="Cambria" w:hAnsi="Cambria" w:cs="Cambria"/>
+              </w:rPr>
+              <w:t>### BUG-03 — API đăng ký không kiểm tra đầy đủ dữ liệu đầu vào</w:t>
+            </w:r>
+          </w:p>
+          <w:p>
+            <w:pPr>
+              <w:spacing w:before="240" w:after="240"/>
+              <w:cnfStyle w:val="000000010000" w:firstRow="0" w:lastRow="0" w:firstColumn="0" w:lastColumn="0" w:oddVBand="0" w:evenVBand="0" w:oddHBand="0" w:evenHBand="1" w:firstRowFirstColumn="0" w:firstRowLastColumn="0" w:lastRowFirstColumn="0" w:lastRowLastColumn="0"/>
+              <w:rPr>
+                <w:rFonts w:ascii="Cambria" w:eastAsia="Cambria" w:hAnsi="Cambria" w:cs="Cambria"/>
+              </w:rPr>
+            </w:pPr>
+          </w:p>
+          <w:p>
+            <w:pPr>
+              <w:spacing w:before="240" w:after="240"/>
+              <w:cnfStyle w:val="000000010000" w:firstRow="0" w:lastRow="0" w:firstColumn="0" w:lastColumn="0" w:oddVBand="0" w:evenVBand="0" w:oddHBand="0" w:evenHBand="1" w:firstRowFirstColumn="0" w:firstRowLastColumn="0" w:lastRowFirstColumn="0" w:lastRowLastColumn="0"/>
+              <w:rPr>
+                <w:rFonts w:ascii="Cambria" w:eastAsia="Cambria" w:hAnsi="Cambria" w:cs="Cambria"/>
+              </w:rPr>
+            </w:pPr>
+            <w:r>
+              <w:rPr>
+                <w:rFonts w:ascii="Cambria" w:eastAsia="Cambria" w:hAnsi="Cambria" w:cs="Cambria"/>
+              </w:rPr>
+              <w:t>- **Test phát hiện:** `REG-D04` và probe API bổ sung có ghi trong Issue #3.</w:t>
+            </w:r>
+          </w:p>
+          <w:p>
+            <w:pPr>
+              <w:spacing w:before="240" w:after="240"/>
+              <w:cnfStyle w:val="000000010000" w:firstRow="0" w:lastRow="0" w:firstColumn="0" w:lastColumn="0" w:oddVBand="0" w:evenVBand="0" w:oddHBand="0" w:evenHBand="1" w:firstRowFirstColumn="0" w:firstRowLastColumn="0" w:lastRowFirstColumn="0" w:lastRowLastColumn="0"/>
+              <w:rPr>
+                <w:rFonts w:ascii="Cambria" w:eastAsia="Cambria" w:hAnsi="Cambria" w:cs="Cambria"/>
+              </w:rPr>
+            </w:pPr>
+            <w:r>
+              <w:rPr>
+                <w:rFonts w:ascii="Cambria" w:eastAsia="Cambria" w:hAnsi="Cambria" w:cs="Cambria"/>
+              </w:rPr>
+              <w:t>- **Feature / kênh:** FR-01 Đăng ký tài khoản / API.</w:t>
+            </w:r>
+          </w:p>
+          <w:p>
+            <w:pPr>
+              <w:spacing w:before="240" w:after="240"/>
+              <w:cnfStyle w:val="000000010000" w:firstRow="0" w:lastRow="0" w:firstColumn="0" w:lastColumn="0" w:oddVBand="0" w:evenVBand="0" w:oddHBand="0" w:evenHBand="1" w:firstRowFirstColumn="0" w:firstRowLastColumn="0" w:lastRowFirstColumn="0" w:lastRowLastColumn="0"/>
+              <w:rPr>
+                <w:rFonts w:ascii="Cambria" w:eastAsia="Cambria" w:hAnsi="Cambria" w:cs="Cambria"/>
+              </w:rPr>
+            </w:pPr>
+            <w:r>
+              <w:rPr>
+                <w:rFonts w:ascii="Cambria" w:eastAsia="Cambria" w:hAnsi="Cambria" w:cs="Cambria"/>
+              </w:rPr>
+              <w:t>- **Môi trường:** Backend local `http://localhost:3000`; request trực tiếp `POST /api/register`; database test.</w:t>
+            </w:r>
+          </w:p>
+          <w:p>
+            <w:pPr>
+              <w:spacing w:before="240" w:after="240"/>
+              <w:cnfStyle w:val="000000010000" w:firstRow="0" w:lastRow="0" w:firstColumn="0" w:lastColumn="0" w:oddVBand="0" w:evenVBand="0" w:oddHBand="0" w:evenHBand="1" w:firstRowFirstColumn="0" w:firstRowLastColumn="0" w:lastRowFirstColumn="0" w:lastRowLastColumn="0"/>
+              <w:rPr>
+                <w:rFonts w:ascii="Cambria" w:eastAsia="Cambria" w:hAnsi="Cambria" w:cs="Cambria"/>
+              </w:rPr>
+            </w:pPr>
+            <w:r>
+              <w:rPr>
+                <w:rFonts w:ascii="Cambria" w:eastAsia="Cambria" w:hAnsi="Cambria" w:cs="Cambria"/>
+              </w:rPr>
+              <w:t>- **Severity:** Cao (theo Issue #3).</w:t>
+            </w:r>
+          </w:p>
+          <w:p>
+            <w:pPr>
+              <w:spacing w:before="240" w:after="240"/>
+              <w:cnfStyle w:val="000000010000" w:firstRow="0" w:lastRow="0" w:firstColumn="0" w:lastColumn="0" w:oddVBand="0" w:evenVBand="0" w:oddHBand="0" w:evenHBand="1" w:firstRowFirstColumn="0" w:firstRowLastColumn="0" w:lastRowFirstColumn="0" w:lastRowLastColumn="0"/>
+              <w:rPr>
+                <w:rFonts w:ascii="Cambria" w:eastAsia="Cambria" w:hAnsi="Cambria" w:cs="Cambria"/>
+              </w:rPr>
+            </w:pPr>
+            <w:r>
+              <w:rPr>
+                <w:rFonts w:ascii="Cambria" w:eastAsia="Cambria" w:hAnsi="Cambria" w:cs="Cambria"/>
+              </w:rPr>
+              <w:t>- **Priority đề xuất:** P1 — API có thể lưu user với dữ liệu không hợp lệ nếu client bỏ qua validation ở giao diện.</w:t>
+            </w:r>
+          </w:p>
+          <w:p>
+            <w:pPr>
+              <w:spacing w:before="240" w:after="240"/>
+              <w:cnfStyle w:val="000000010000" w:firstRow="0" w:lastRow="0" w:firstColumn="0" w:lastColumn="0" w:oddVBand="0" w:evenVBand="0" w:oddHBand="0" w:evenHBand="1" w:firstRowFirstColumn="0" w:firstRowLastColumn="0" w:lastRowFirstColumn="0" w:lastRowLastColumn="0"/>
+              <w:rPr>
+                <w:rFonts w:ascii="Cambria" w:eastAsia="Cambria" w:hAnsi="Cambria" w:cs="Cambria"/>
+              </w:rPr>
+            </w:pPr>
+            <w:r>
+              <w:rPr>
+                <w:rFonts w:ascii="Cambria" w:eastAsia="Cambria" w:hAnsi="Cambria" w:cs="Cambria"/>
+              </w:rPr>
+              <w:t>- **GitHub Issue:** [#3](https://github.com/PhuLe2712/hw2-domain-testing/issues/3).</w:t>
+            </w:r>
+          </w:p>
+          <w:p>
+            <w:pPr>
+              <w:spacing w:before="240" w:after="240"/>
+              <w:cnfStyle w:val="000000010000" w:firstRow="0" w:lastRow="0" w:firstColumn="0" w:lastColumn="0" w:oddVBand="0" w:evenVBand="0" w:oddHBand="0" w:evenHBand="1" w:firstRowFirstColumn="0" w:firstRowLastColumn="0" w:lastRowFirstColumn="0" w:lastRowLastColumn="0"/>
+              <w:rPr>
+                <w:rFonts w:ascii="Cambria" w:eastAsia="Cambria" w:hAnsi="Cambria" w:cs="Cambria"/>
+              </w:rPr>
+            </w:pPr>
+          </w:p>
+          <w:p>
+            <w:pPr>
+              <w:spacing w:before="240" w:after="240"/>
+              <w:cnfStyle w:val="000000010000" w:firstRow="0" w:lastRow="0" w:firstColumn="0" w:lastColumn="0" w:oddVBand="0" w:evenVBand="0" w:oddHBand="0" w:evenHBand="1" w:firstRowFirstColumn="0" w:firstRowLastColumn="0" w:lastRowFirstColumn="0" w:lastRowLastColumn="0"/>
+              <w:rPr>
+                <w:rFonts w:ascii="Cambria" w:eastAsia="Cambria" w:hAnsi="Cambria" w:cs="Cambria"/>
+              </w:rPr>
+            </w:pPr>
+            <w:r>
+              <w:rPr>
+                <w:rFonts w:ascii="Cambria" w:eastAsia="Cambria" w:hAnsi="Cambria" w:cs="Cambria"/>
+              </w:rPr>
+              <w:t xml:space="preserve">**Mô tả:** Validation ở giao diện không được áp dụng đầy đủ ở server. Gọi API trực tiếp với email sai định dạng hoặc trường bắt buộc rỗng vẫn có thể được </w:t>
+            </w:r>
+            <w:r>
+              <w:rPr>
+                <w:rFonts w:ascii="Cambria" w:eastAsia="Cambria" w:hAnsi="Cambria" w:cs="Cambria"/>
+              </w:rPr>
+              <w:lastRenderedPageBreak/>
+              <w:t>xử lý như đăng ký thành công.</w:t>
+            </w:r>
+          </w:p>
+          <w:p>
+            <w:pPr>
+              <w:spacing w:before="240" w:after="240"/>
+              <w:cnfStyle w:val="000000010000" w:firstRow="0" w:lastRow="0" w:firstColumn="0" w:lastColumn="0" w:oddVBand="0" w:evenVBand="0" w:oddHBand="0" w:evenHBand="1" w:firstRowFirstColumn="0" w:firstRowLastColumn="0" w:lastRowFirstColumn="0" w:lastRowLastColumn="0"/>
+              <w:rPr>
+                <w:rFonts w:ascii="Cambria" w:eastAsia="Cambria" w:hAnsi="Cambria" w:cs="Cambria"/>
+              </w:rPr>
+            </w:pPr>
+          </w:p>
+          <w:p>
+            <w:pPr>
+              <w:spacing w:before="240" w:after="240"/>
+              <w:cnfStyle w:val="000000010000" w:firstRow="0" w:lastRow="0" w:firstColumn="0" w:lastColumn="0" w:oddVBand="0" w:evenVBand="0" w:oddHBand="0" w:evenHBand="1" w:firstRowFirstColumn="0" w:firstRowLastColumn="0" w:lastRowFirstColumn="0" w:lastRowLastColumn="0"/>
+              <w:rPr>
+                <w:rFonts w:ascii="Cambria" w:eastAsia="Cambria" w:hAnsi="Cambria" w:cs="Cambria"/>
+              </w:rPr>
+            </w:pPr>
+            <w:r>
+              <w:rPr>
+                <w:rFonts w:ascii="Cambria" w:eastAsia="Cambria" w:hAnsi="Cambria" w:cs="Cambria"/>
+              </w:rPr>
+              <w:t>#### Bước tái hiện</w:t>
+            </w:r>
+          </w:p>
+          <w:p>
+            <w:pPr>
+              <w:spacing w:before="240" w:after="240"/>
+              <w:cnfStyle w:val="000000010000" w:firstRow="0" w:lastRow="0" w:firstColumn="0" w:lastColumn="0" w:oddVBand="0" w:evenVBand="0" w:oddHBand="0" w:evenHBand="1" w:firstRowFirstColumn="0" w:firstRowLastColumn="0" w:lastRowFirstColumn="0" w:lastRowLastColumn="0"/>
+              <w:rPr>
+                <w:rFonts w:ascii="Cambria" w:eastAsia="Cambria" w:hAnsi="Cambria" w:cs="Cambria"/>
+              </w:rPr>
+            </w:pPr>
+          </w:p>
+          <w:p>
+            <w:pPr>
+              <w:spacing w:before="240" w:after="240"/>
+              <w:cnfStyle w:val="000000010000" w:firstRow="0" w:lastRow="0" w:firstColumn="0" w:lastColumn="0" w:oddVBand="0" w:evenVBand="0" w:oddHBand="0" w:evenHBand="1" w:firstRowFirstColumn="0" w:firstRowLastColumn="0" w:lastRowFirstColumn="0" w:lastRowLastColumn="0"/>
+              <w:rPr>
+                <w:rFonts w:ascii="Cambria" w:eastAsia="Cambria" w:hAnsi="Cambria" w:cs="Cambria"/>
+              </w:rPr>
+            </w:pPr>
+            <w:r>
+              <w:rPr>
+                <w:rFonts w:ascii="Cambria" w:eastAsia="Cambria" w:hAnsi="Cambria" w:cs="Cambria"/>
+              </w:rPr>
+              <w:t>1. Tạo request `POST http://localhost:3000/api/register`.</w:t>
+            </w:r>
+          </w:p>
+          <w:p>
+            <w:pPr>
+              <w:spacing w:before="240" w:after="240"/>
+              <w:cnfStyle w:val="000000010000" w:firstRow="0" w:lastRow="0" w:firstColumn="0" w:lastColumn="0" w:oddVBand="0" w:evenVBand="0" w:oddHBand="0" w:evenHBand="1" w:firstRowFirstColumn="0" w:firstRowLastColumn="0" w:lastRowFirstColumn="0" w:lastRowLastColumn="0"/>
+              <w:rPr>
+                <w:rFonts w:ascii="Cambria" w:eastAsia="Cambria" w:hAnsi="Cambria" w:cs="Cambria"/>
+              </w:rPr>
+            </w:pPr>
+            <w:r>
+              <w:rPr>
+                <w:rFonts w:ascii="Cambria" w:eastAsia="Cambria" w:hAnsi="Cambria" w:cs="Cambria"/>
+              </w:rPr>
+              <w:t>2. Đặt `Content-Type: application/json`.</w:t>
+            </w:r>
+          </w:p>
+          <w:p>
+            <w:pPr>
+              <w:spacing w:before="240" w:after="240"/>
+              <w:cnfStyle w:val="000000010000" w:firstRow="0" w:lastRow="0" w:firstColumn="0" w:lastColumn="0" w:oddVBand="0" w:evenVBand="0" w:oddHBand="0" w:evenHBand="1" w:firstRowFirstColumn="0" w:firstRowLastColumn="0" w:lastRowFirstColumn="0" w:lastRowLastColumn="0"/>
+              <w:rPr>
+                <w:rFonts w:ascii="Cambria" w:eastAsia="Cambria" w:hAnsi="Cambria" w:cs="Cambria"/>
+              </w:rPr>
+            </w:pPr>
+            <w:r>
+              <w:rPr>
+                <w:rFonts w:ascii="Cambria" w:eastAsia="Cambria" w:hAnsi="Cambria" w:cs="Cambria"/>
+              </w:rPr>
+              <w:t>3. Gửi body kiểm thử không hợp lệ, ví dụ:</w:t>
+            </w:r>
+          </w:p>
+          <w:p>
+            <w:pPr>
+              <w:spacing w:before="240" w:after="240"/>
+              <w:cnfStyle w:val="000000010000" w:firstRow="0" w:lastRow="0" w:firstColumn="0" w:lastColumn="0" w:oddVBand="0" w:evenVBand="0" w:oddHBand="0" w:evenHBand="1" w:firstRowFirstColumn="0" w:firstRowLastColumn="0" w:lastRowFirstColumn="0" w:lastRowLastColumn="0"/>
+              <w:rPr>
+                <w:rFonts w:ascii="Cambria" w:eastAsia="Cambria" w:hAnsi="Cambria" w:cs="Cambria"/>
+              </w:rPr>
+            </w:pPr>
+          </w:p>
+          <w:p>
+            <w:pPr>
+              <w:spacing w:before="240" w:after="240"/>
+              <w:cnfStyle w:val="000000010000" w:firstRow="0" w:lastRow="0" w:firstColumn="0" w:lastColumn="0" w:oddVBand="0" w:evenVBand="0" w:oddHBand="0" w:evenHBand="1" w:firstRowFirstColumn="0" w:firstRowLastColumn="0" w:lastRowFirstColumn="0" w:lastRowLastColumn="0"/>
+              <w:rPr>
+                <w:rFonts w:ascii="Cambria" w:eastAsia="Cambria" w:hAnsi="Cambria" w:cs="Cambria"/>
+              </w:rPr>
+            </w:pPr>
+            <w:r>
+              <w:rPr>
+                <w:rFonts w:ascii="Cambria" w:eastAsia="Cambria" w:hAnsi="Cambria" w:cs="Cambria"/>
+              </w:rPr>
+              <w:t>```json</w:t>
+            </w:r>
+          </w:p>
+          <w:p>
+            <w:pPr>
+              <w:spacing w:before="240" w:after="240"/>
+              <w:cnfStyle w:val="000000010000" w:firstRow="0" w:lastRow="0" w:firstColumn="0" w:lastColumn="0" w:oddVBand="0" w:evenVBand="0" w:oddHBand="0" w:evenHBand="1" w:firstRowFirstColumn="0" w:firstRowLastColumn="0" w:lastRowFirstColumn="0" w:lastRowLastColumn="0"/>
+              <w:rPr>
+                <w:rFonts w:ascii="Cambria" w:eastAsia="Cambria" w:hAnsi="Cambria" w:cs="Cambria"/>
+              </w:rPr>
+            </w:pPr>
+            <w:r>
+              <w:rPr>
+                <w:rFonts w:ascii="Cambria" w:eastAsia="Cambria" w:hAnsi="Cambria" w:cs="Cambria"/>
+              </w:rPr>
+              <w:t>{</w:t>
+            </w:r>
+          </w:p>
+          <w:p>
+            <w:pPr>
+              <w:spacing w:before="240" w:after="240"/>
+              <w:cnfStyle w:val="000000010000" w:firstRow="0" w:lastRow="0" w:firstColumn="0" w:lastColumn="0" w:oddVBand="0" w:evenVBand="0" w:oddHBand="0" w:evenHBand="1" w:firstRowFirstColumn="0" w:firstRowLastColumn="0" w:lastRowFirstColumn="0" w:lastRowLastColumn="0"/>
+              <w:rPr>
+                <w:rFonts w:ascii="Cambria" w:eastAsia="Cambria" w:hAnsi="Cambria" w:cs="Cambria"/>
+              </w:rPr>
+            </w:pPr>
+            <w:r>
+              <w:rPr>
+                <w:rFonts w:ascii="Cambria" w:eastAsia="Cambria" w:hAnsi="Cambria" w:cs="Cambria"/>
+              </w:rPr>
+              <w:t xml:space="preserve">  "name": "",</w:t>
+            </w:r>
+          </w:p>
+          <w:p>
+            <w:pPr>
+              <w:spacing w:before="240" w:after="240"/>
+              <w:cnfStyle w:val="000000010000" w:firstRow="0" w:lastRow="0" w:firstColumn="0" w:lastColumn="0" w:oddVBand="0" w:evenVBand="0" w:oddHBand="0" w:evenHBand="1" w:firstRowFirstColumn="0" w:firstRowLastColumn="0" w:lastRowFirstColumn="0" w:lastRowLastColumn="0"/>
+              <w:rPr>
+                <w:rFonts w:ascii="Cambria" w:eastAsia="Cambria" w:hAnsi="Cambria" w:cs="Cambria"/>
+              </w:rPr>
+            </w:pPr>
+            <w:r>
+              <w:rPr>
+                <w:rFonts w:ascii="Cambria" w:eastAsia="Cambria" w:hAnsi="Cambria" w:cs="Cambria"/>
+              </w:rPr>
+              <w:t xml:space="preserve">  "email": "invalid-email",</w:t>
+            </w:r>
+          </w:p>
+          <w:p>
+            <w:pPr>
+              <w:spacing w:before="240" w:after="240"/>
+              <w:cnfStyle w:val="000000010000" w:firstRow="0" w:lastRow="0" w:firstColumn="0" w:lastColumn="0" w:oddVBand="0" w:evenVBand="0" w:oddHBand="0" w:evenHBand="1" w:firstRowFirstColumn="0" w:firstRowLastColumn="0" w:lastRowFirstColumn="0" w:lastRowLastColumn="0"/>
+              <w:rPr>
+                <w:rFonts w:ascii="Cambria" w:eastAsia="Cambria" w:hAnsi="Cambria" w:cs="Cambria"/>
+              </w:rPr>
+            </w:pPr>
+            <w:r>
+              <w:rPr>
+                <w:rFonts w:ascii="Cambria" w:eastAsia="Cambria" w:hAnsi="Cambria" w:cs="Cambria"/>
+              </w:rPr>
+              <w:t xml:space="preserve">  "password": ""</w:t>
+            </w:r>
+          </w:p>
+          <w:p>
+            <w:pPr>
+              <w:spacing w:before="240" w:after="240"/>
+              <w:cnfStyle w:val="000000010000" w:firstRow="0" w:lastRow="0" w:firstColumn="0" w:lastColumn="0" w:oddVBand="0" w:evenVBand="0" w:oddHBand="0" w:evenHBand="1" w:firstRowFirstColumn="0" w:firstRowLastColumn="0" w:lastRowFirstColumn="0" w:lastRowLastColumn="0"/>
+              <w:rPr>
+                <w:rFonts w:ascii="Cambria" w:eastAsia="Cambria" w:hAnsi="Cambria" w:cs="Cambria"/>
+              </w:rPr>
+            </w:pPr>
+            <w:r>
+              <w:rPr>
+                <w:rFonts w:ascii="Cambria" w:eastAsia="Cambria" w:hAnsi="Cambria" w:cs="Cambria"/>
+              </w:rPr>
+              <w:t>}</w:t>
+            </w:r>
+          </w:p>
+          <w:p>
+            <w:pPr>
+              <w:spacing w:before="240" w:after="240"/>
+              <w:cnfStyle w:val="000000010000" w:firstRow="0" w:lastRow="0" w:firstColumn="0" w:lastColumn="0" w:oddVBand="0" w:evenVBand="0" w:oddHBand="0" w:evenHBand="1" w:firstRowFirstColumn="0" w:firstRowLastColumn="0" w:lastRowFirstColumn="0" w:lastRowLastColumn="0"/>
+              <w:rPr>
+                <w:rFonts w:ascii="Cambria" w:eastAsia="Cambria" w:hAnsi="Cambria" w:cs="Cambria"/>
+              </w:rPr>
+            </w:pPr>
+            <w:r>
+              <w:rPr>
+                <w:rFonts w:ascii="Cambria" w:eastAsia="Cambria" w:hAnsi="Cambria" w:cs="Cambria"/>
+              </w:rPr>
+              <w:t>```</w:t>
+            </w:r>
+          </w:p>
+          <w:p>
+            <w:pPr>
+              <w:spacing w:before="240" w:after="240"/>
+              <w:cnfStyle w:val="000000010000" w:firstRow="0" w:lastRow="0" w:firstColumn="0" w:lastColumn="0" w:oddVBand="0" w:evenVBand="0" w:oddHBand="0" w:evenHBand="1" w:firstRowFirstColumn="0" w:firstRowLastColumn="0" w:lastRowFirstColumn="0" w:lastRowLastColumn="0"/>
+              <w:rPr>
+                <w:rFonts w:ascii="Cambria" w:eastAsia="Cambria" w:hAnsi="Cambria" w:cs="Cambria"/>
+              </w:rPr>
+            </w:pPr>
+          </w:p>
+          <w:p>
+            <w:pPr>
+              <w:spacing w:before="240" w:after="240"/>
+              <w:cnfStyle w:val="000000010000" w:firstRow="0" w:lastRow="0" w:firstColumn="0" w:lastColumn="0" w:oddVBand="0" w:evenVBand="0" w:oddHBand="0" w:evenHBand="1" w:firstRowFirstColumn="0" w:firstRowLastColumn="0" w:lastRowFirstColumn="0" w:lastRowLastColumn="0"/>
+              <w:rPr>
+                <w:rFonts w:ascii="Cambria" w:eastAsia="Cambria" w:hAnsi="Cambria" w:cs="Cambria"/>
+              </w:rPr>
+            </w:pPr>
+            <w:r>
+              <w:rPr>
+                <w:rFonts w:ascii="Cambria" w:eastAsia="Cambria" w:hAnsi="Cambria" w:cs="Cambria"/>
+              </w:rPr>
+              <w:t>4. Kiểm tra HTTP status, response body và user mới trong database test.</w:t>
+            </w:r>
+          </w:p>
+          <w:p>
+            <w:pPr>
+              <w:spacing w:before="240" w:after="240"/>
+              <w:cnfStyle w:val="000000010000" w:firstRow="0" w:lastRow="0" w:firstColumn="0" w:lastColumn="0" w:oddVBand="0" w:evenVBand="0" w:oddHBand="0" w:evenHBand="1" w:firstRowFirstColumn="0" w:firstRowLastColumn="0" w:lastRowFirstColumn="0" w:lastRowLastColumn="0"/>
+              <w:rPr>
+                <w:rFonts w:ascii="Cambria" w:eastAsia="Cambria" w:hAnsi="Cambria" w:cs="Cambria"/>
+              </w:rPr>
+            </w:pPr>
+          </w:p>
+          <w:p>
+            <w:pPr>
+              <w:spacing w:before="240" w:after="240"/>
+              <w:cnfStyle w:val="000000010000" w:firstRow="0" w:lastRow="0" w:firstColumn="0" w:lastColumn="0" w:oddVBand="0" w:evenVBand="0" w:oddHBand="0" w:evenHBand="1" w:firstRowFirstColumn="0" w:firstRowLastColumn="0" w:lastRowFirstColumn="0" w:lastRowLastColumn="0"/>
+              <w:rPr>
+                <w:rFonts w:ascii="Cambria" w:eastAsia="Cambria" w:hAnsi="Cambria" w:cs="Cambria"/>
+              </w:rPr>
+            </w:pPr>
+            <w:r>
+              <w:rPr>
+                <w:rFonts w:ascii="Cambria" w:eastAsia="Cambria" w:hAnsi="Cambria" w:cs="Cambria"/>
+              </w:rPr>
+              <w:t xml:space="preserve">#### Kết quả mong đợi </w:t>
+            </w:r>
+          </w:p>
+          <w:p>
+            <w:pPr>
+              <w:spacing w:before="240" w:after="240"/>
+              <w:cnfStyle w:val="000000010000" w:firstRow="0" w:lastRow="0" w:firstColumn="0" w:lastColumn="0" w:oddVBand="0" w:evenVBand="0" w:oddHBand="0" w:evenHBand="1" w:firstRowFirstColumn="0" w:firstRowLastColumn="0" w:lastRowFirstColumn="0" w:lastRowLastColumn="0"/>
+              <w:rPr>
+                <w:rFonts w:ascii="Cambria" w:eastAsia="Cambria" w:hAnsi="Cambria" w:cs="Cambria"/>
+              </w:rPr>
+            </w:pPr>
+          </w:p>
+          <w:p>
+            <w:pPr>
+              <w:spacing w:before="240" w:after="240"/>
+              <w:cnfStyle w:val="000000010000" w:firstRow="0" w:lastRow="0" w:firstColumn="0" w:lastColumn="0" w:oddVBand="0" w:evenVBand="0" w:oddHBand="0" w:evenHBand="1" w:firstRowFirstColumn="0" w:firstRowLastColumn="0" w:lastRowFirstColumn="0" w:lastRowLastColumn="0"/>
+              <w:rPr>
+                <w:rFonts w:ascii="Cambria" w:eastAsia="Cambria" w:hAnsi="Cambria" w:cs="Cambria"/>
+              </w:rPr>
+            </w:pPr>
+            <w:r>
+              <w:rPr>
+                <w:rFonts w:ascii="Cambria" w:eastAsia="Cambria" w:hAnsi="Cambria" w:cs="Cambria"/>
+              </w:rPr>
+              <w:t>Server từ chối tên/email/mật khẩu không hợp lệ bằng response validation phù hợp; không tạo user mới.</w:t>
+            </w:r>
+          </w:p>
+          <w:p>
+            <w:pPr>
+              <w:spacing w:before="240" w:after="240"/>
+              <w:cnfStyle w:val="000000010000" w:firstRow="0" w:lastRow="0" w:firstColumn="0" w:lastColumn="0" w:oddVBand="0" w:evenVBand="0" w:oddHBand="0" w:evenHBand="1" w:firstRowFirstColumn="0" w:firstRowLastColumn="0" w:lastRowFirstColumn="0" w:lastRowLastColumn="0"/>
+              <w:rPr>
+                <w:rFonts w:ascii="Cambria" w:eastAsia="Cambria" w:hAnsi="Cambria" w:cs="Cambria"/>
+              </w:rPr>
+            </w:pPr>
+          </w:p>
+          <w:p>
+            <w:pPr>
+              <w:spacing w:before="240" w:after="240"/>
+              <w:cnfStyle w:val="000000010000" w:firstRow="0" w:lastRow="0" w:firstColumn="0" w:lastColumn="0" w:oddVBand="0" w:evenVBand="0" w:oddHBand="0" w:evenHBand="1" w:firstRowFirstColumn="0" w:firstRowLastColumn="0" w:lastRowFirstColumn="0" w:lastRowLastColumn="0"/>
+              <w:rPr>
+                <w:rFonts w:ascii="Cambria" w:eastAsia="Cambria" w:hAnsi="Cambria" w:cs="Cambria"/>
+              </w:rPr>
+            </w:pPr>
+            <w:r>
+              <w:rPr>
+                <w:rFonts w:ascii="Cambria" w:eastAsia="Cambria" w:hAnsi="Cambria" w:cs="Cambria"/>
+              </w:rPr>
+              <w:t>#### Kết quả thực tế</w:t>
+            </w:r>
+          </w:p>
+          <w:p>
+            <w:pPr>
+              <w:spacing w:before="240" w:after="240"/>
+              <w:cnfStyle w:val="000000010000" w:firstRow="0" w:lastRow="0" w:firstColumn="0" w:lastColumn="0" w:oddVBand="0" w:evenVBand="0" w:oddHBand="0" w:evenHBand="1" w:firstRowFirstColumn="0" w:firstRowLastColumn="0" w:lastRowFirstColumn="0" w:lastRowLastColumn="0"/>
+              <w:rPr>
+                <w:rFonts w:ascii="Cambria" w:eastAsia="Cambria" w:hAnsi="Cambria" w:cs="Cambria"/>
+              </w:rPr>
+            </w:pPr>
+          </w:p>
+          <w:p>
+            <w:pPr>
+              <w:spacing w:before="240" w:after="240"/>
+              <w:cnfStyle w:val="000000010000" w:firstRow="0" w:lastRow="0" w:firstColumn="0" w:lastColumn="0" w:oddVBand="0" w:evenVBand="0" w:oddHBand="0" w:evenHBand="1" w:firstRowFirstColumn="0" w:firstRowLastColumn="0" w:lastRowFirstColumn="0" w:lastRowLastColumn="0"/>
+              <w:rPr>
+                <w:rFonts w:ascii="Cambria" w:eastAsia="Cambria" w:hAnsi="Cambria" w:cs="Cambria"/>
+              </w:rPr>
+            </w:pPr>
+            <w:r>
+              <w:rPr>
+                <w:rFonts w:ascii="Cambria" w:eastAsia="Cambria" w:hAnsi="Cambria" w:cs="Cambria"/>
+              </w:rPr>
+              <w:t>Trong lần tái hiện local, server trả `HTTP 200` với `{"message":"User registered successfully",...}` cho body trên. Test email `user@` cũng bị UI chặn nhưng API trực tiếp vẫn chấp nhận.</w:t>
+            </w:r>
+          </w:p>
+          <w:p>
+            <w:pPr>
+              <w:spacing w:before="240" w:after="240"/>
+              <w:cnfStyle w:val="000000010000" w:firstRow="0" w:lastRow="0" w:firstColumn="0" w:lastColumn="0" w:oddVBand="0" w:evenVBand="0" w:oddHBand="0" w:evenHBand="1" w:firstRowFirstColumn="0" w:firstRowLastColumn="0" w:lastRowFirstColumn="0" w:lastRowLastColumn="0"/>
+              <w:rPr>
+                <w:rFonts w:ascii="Cambria" w:eastAsia="Cambria" w:hAnsi="Cambria" w:cs="Cambria"/>
+              </w:rPr>
+            </w:pPr>
+          </w:p>
+          <w:p>
+            <w:pPr>
+              <w:spacing w:before="240" w:after="240"/>
+              <w:cnfStyle w:val="000000010000" w:firstRow="0" w:lastRow="0" w:firstColumn="0" w:lastColumn="0" w:oddVBand="0" w:evenVBand="0" w:oddHBand="0" w:evenHBand="1" w:firstRowFirstColumn="0" w:firstRowLastColumn="0" w:lastRowFirstColumn="0" w:lastRowLastColumn="0"/>
+              <w:rPr>
+                <w:rFonts w:ascii="Cambria" w:eastAsia="Cambria" w:hAnsi="Cambria" w:cs="Cambria"/>
+              </w:rPr>
+            </w:pPr>
+            <w:r>
+              <w:rPr>
+                <w:rFonts w:ascii="Cambria" w:eastAsia="Cambria" w:hAnsi="Cambria" w:cs="Cambria"/>
+              </w:rPr>
+              <w:t>#### Bằng chứng</w:t>
+            </w:r>
+          </w:p>
+          <w:p>
+            <w:pPr>
+              <w:spacing w:before="240" w:after="240"/>
+              <w:cnfStyle w:val="000000010000" w:firstRow="0" w:lastRow="0" w:firstColumn="0" w:lastColumn="0" w:oddVBand="0" w:evenVBand="0" w:oddHBand="0" w:evenHBand="1" w:firstRowFirstColumn="0" w:firstRowLastColumn="0" w:lastRowFirstColumn="0" w:lastRowLastColumn="0"/>
+              <w:rPr>
+                <w:rFonts w:ascii="Cambria" w:eastAsia="Cambria" w:hAnsi="Cambria" w:cs="Cambria"/>
+              </w:rPr>
+            </w:pPr>
+          </w:p>
+          <w:p>
+            <w:pPr>
+              <w:spacing w:before="240" w:after="240"/>
+              <w:cnfStyle w:val="000000010000" w:firstRow="0" w:lastRow="0" w:firstColumn="0" w:lastColumn="0" w:oddVBand="0" w:evenVBand="0" w:oddHBand="0" w:evenHBand="1" w:firstRowFirstColumn="0" w:firstRowLastColumn="0" w:lastRowFirstColumn="0" w:lastRowLastColumn="0"/>
+              <w:rPr>
+                <w:rFonts w:ascii="Cambria" w:eastAsia="Cambria" w:hAnsi="Cambria" w:cs="Cambria"/>
+              </w:rPr>
+            </w:pPr>
+            <w:r>
+              <w:rPr>
+                <w:rFonts w:ascii="Cambria" w:eastAsia="Cambria" w:hAnsi="Cambria" w:cs="Cambria"/>
+              </w:rPr>
+              <w:t xml:space="preserve">Issue #3 đã có 1 ảnh. </w:t>
+            </w:r>
+          </w:p>
+          <w:p>
+            <w:pPr>
+              <w:spacing w:before="240" w:after="240"/>
+              <w:cnfStyle w:val="000000010000" w:firstRow="0" w:lastRow="0" w:firstColumn="0" w:lastColumn="0" w:oddVBand="0" w:evenVBand="0" w:oddHBand="0" w:evenHBand="1" w:firstRowFirstColumn="0" w:firstRowLastColumn="0" w:lastRowFirstColumn="0" w:lastRowLastColumn="0"/>
+              <w:rPr>
+                <w:rFonts w:ascii="Cambria" w:eastAsia="Cambria" w:hAnsi="Cambria" w:cs="Cambria"/>
+              </w:rPr>
+            </w:pPr>
+          </w:p>
+          <w:p>
+            <w:pPr>
+              <w:spacing w:before="240" w:after="240"/>
+              <w:cnfStyle w:val="000000010000" w:firstRow="0" w:lastRow="0" w:firstColumn="0" w:lastColumn="0" w:oddVBand="0" w:evenVBand="0" w:oddHBand="0" w:evenHBand="1" w:firstRowFirstColumn="0" w:firstRowLastColumn="0" w:lastRowFirstColumn="0" w:lastRowLastColumn="0"/>
+              <w:rPr>
+                <w:rFonts w:ascii="Cambria" w:eastAsia="Cambria" w:hAnsi="Cambria" w:cs="Cambria"/>
+              </w:rPr>
+            </w:pPr>
+            <w:r>
+              <w:rPr>
+                <w:rFonts w:ascii="Cambria" w:eastAsia="Cambria" w:hAnsi="Cambria" w:cs="Cambria"/>
+              </w:rPr>
+              <w:t>---</w:t>
+            </w:r>
+          </w:p>
+          <w:p>
+            <w:pPr>
+              <w:spacing w:before="240" w:after="240"/>
+              <w:cnfStyle w:val="000000010000" w:firstRow="0" w:lastRow="0" w:firstColumn="0" w:lastColumn="0" w:oddVBand="0" w:evenVBand="0" w:oddHBand="0" w:evenHBand="1" w:firstRowFirstColumn="0" w:firstRowLastColumn="0" w:lastRowFirstColumn="0" w:lastRowLastColumn="0"/>
+              <w:rPr>
+                <w:rFonts w:ascii="Cambria" w:eastAsia="Cambria" w:hAnsi="Cambria" w:cs="Cambria"/>
+              </w:rPr>
+            </w:pPr>
+          </w:p>
+          <w:p>
+            <w:pPr>
+              <w:spacing w:before="240" w:after="240"/>
+              <w:cnfStyle w:val="000000010000" w:firstRow="0" w:lastRow="0" w:firstColumn="0" w:lastColumn="0" w:oddVBand="0" w:evenVBand="0" w:oddHBand="0" w:evenHBand="1" w:firstRowFirstColumn="0" w:firstRowLastColumn="0" w:lastRowFirstColumn="0" w:lastRowLastColumn="0"/>
+              <w:rPr>
+                <w:rFonts w:ascii="Cambria" w:eastAsia="Cambria" w:hAnsi="Cambria" w:cs="Cambria"/>
+              </w:rPr>
+            </w:pPr>
+            <w:r>
+              <w:rPr>
+                <w:rFonts w:ascii="Cambria" w:eastAsia="Cambria" w:hAnsi="Cambria" w:cs="Cambria"/>
+              </w:rPr>
+              <w:t>### BUG-04 — Thêm cùng sản phẩm nhiều lần tạo nhiều dòng trong giỏ</w:t>
+            </w:r>
+          </w:p>
+          <w:p>
+            <w:pPr>
+              <w:spacing w:before="240" w:after="240"/>
+              <w:cnfStyle w:val="000000010000" w:firstRow="0" w:lastRow="0" w:firstColumn="0" w:lastColumn="0" w:oddVBand="0" w:evenVBand="0" w:oddHBand="0" w:evenHBand="1" w:firstRowFirstColumn="0" w:firstRowLastColumn="0" w:lastRowFirstColumn="0" w:lastRowLastColumn="0"/>
+              <w:rPr>
+                <w:rFonts w:ascii="Cambria" w:eastAsia="Cambria" w:hAnsi="Cambria" w:cs="Cambria"/>
+              </w:rPr>
+            </w:pPr>
+          </w:p>
+          <w:p>
+            <w:pPr>
+              <w:spacing w:before="240" w:after="240"/>
+              <w:cnfStyle w:val="000000010000" w:firstRow="0" w:lastRow="0" w:firstColumn="0" w:lastColumn="0" w:oddVBand="0" w:evenVBand="0" w:oddHBand="0" w:evenHBand="1" w:firstRowFirstColumn="0" w:firstRowLastColumn="0" w:lastRowFirstColumn="0" w:lastRowLastColumn="0"/>
+              <w:rPr>
+                <w:rFonts w:ascii="Cambria" w:eastAsia="Cambria" w:hAnsi="Cambria" w:cs="Cambria"/>
+              </w:rPr>
+            </w:pPr>
+            <w:r>
+              <w:rPr>
+                <w:rFonts w:ascii="Cambria" w:eastAsia="Cambria" w:hAnsi="Cambria" w:cs="Cambria"/>
+              </w:rPr>
+              <w:t>- **Test phát hiện:** `CART-D04`, `CART-B08`.</w:t>
+            </w:r>
+          </w:p>
+          <w:p>
+            <w:pPr>
+              <w:spacing w:before="240" w:after="240"/>
+              <w:cnfStyle w:val="000000010000" w:firstRow="0" w:lastRow="0" w:firstColumn="0" w:lastColumn="0" w:oddVBand="0" w:evenVBand="0" w:oddHBand="0" w:evenHBand="1" w:firstRowFirstColumn="0" w:firstRowLastColumn="0" w:lastRowFirstColumn="0" w:lastRowLastColumn="0"/>
+              <w:rPr>
+                <w:rFonts w:ascii="Cambria" w:eastAsia="Cambria" w:hAnsi="Cambria" w:cs="Cambria"/>
+              </w:rPr>
+            </w:pPr>
+            <w:r>
+              <w:rPr>
+                <w:rFonts w:ascii="Cambria" w:eastAsia="Cambria" w:hAnsi="Cambria" w:cs="Cambria"/>
+              </w:rPr>
+              <w:t>- **Feature / kênh:** FR-07 Giỏ hàng / Web UI.</w:t>
+            </w:r>
+          </w:p>
+          <w:p>
+            <w:pPr>
+              <w:spacing w:before="240" w:after="240"/>
+              <w:cnfStyle w:val="000000010000" w:firstRow="0" w:lastRow="0" w:firstColumn="0" w:lastColumn="0" w:oddVBand="0" w:evenVBand="0" w:oddHBand="0" w:evenHBand="1" w:firstRowFirstColumn="0" w:firstRowLastColumn="0" w:lastRowFirstColumn="0" w:lastRowLastColumn="0"/>
+              <w:rPr>
+                <w:rFonts w:ascii="Cambria" w:eastAsia="Cambria" w:hAnsi="Cambria" w:cs="Cambria"/>
+              </w:rPr>
+            </w:pPr>
+            <w:r>
+              <w:rPr>
+                <w:rFonts w:ascii="Cambria" w:eastAsia="Cambria" w:hAnsi="Cambria" w:cs="Cambria"/>
+              </w:rPr>
+              <w:t>- **Môi trường:** EShop local, trang chi tiết sản phẩm và `/cart`, Chromium headless.</w:t>
+            </w:r>
+          </w:p>
+          <w:p>
+            <w:pPr>
+              <w:spacing w:before="240" w:after="240"/>
+              <w:cnfStyle w:val="000000010000" w:firstRow="0" w:lastRow="0" w:firstColumn="0" w:lastColumn="0" w:oddVBand="0" w:evenVBand="0" w:oddHBand="0" w:evenHBand="1" w:firstRowFirstColumn="0" w:firstRowLastColumn="0" w:lastRowFirstColumn="0" w:lastRowLastColumn="0"/>
+              <w:rPr>
+                <w:rFonts w:ascii="Cambria" w:eastAsia="Cambria" w:hAnsi="Cambria" w:cs="Cambria"/>
+              </w:rPr>
+            </w:pPr>
+            <w:r>
+              <w:rPr>
+                <w:rFonts w:ascii="Cambria" w:eastAsia="Cambria" w:hAnsi="Cambria" w:cs="Cambria"/>
+              </w:rPr>
+              <w:t>- **Severity:** Cao (theo Issue #4).</w:t>
+            </w:r>
+          </w:p>
+          <w:p>
+            <w:pPr>
+              <w:spacing w:before="240" w:after="240"/>
+              <w:cnfStyle w:val="000000010000" w:firstRow="0" w:lastRow="0" w:firstColumn="0" w:lastColumn="0" w:oddVBand="0" w:evenVBand="0" w:oddHBand="0" w:evenHBand="1" w:firstRowFirstColumn="0" w:firstRowLastColumn="0" w:lastRowFirstColumn="0" w:lastRowLastColumn="0"/>
+              <w:rPr>
+                <w:rFonts w:ascii="Cambria" w:eastAsia="Cambria" w:hAnsi="Cambria" w:cs="Cambria"/>
+              </w:rPr>
+            </w:pPr>
+            <w:r>
+              <w:rPr>
+                <w:rFonts w:ascii="Cambria" w:eastAsia="Cambria" w:hAnsi="Cambria" w:cs="Cambria"/>
+              </w:rPr>
+              <w:t>- **Priority đề xuất:** P2 — làm giỏ khó đọc và khiến cùng sản phẩm bị tách thành nhiều dòng.</w:t>
+            </w:r>
+          </w:p>
+          <w:p>
+            <w:pPr>
+              <w:spacing w:before="240" w:after="240"/>
+              <w:cnfStyle w:val="000000010000" w:firstRow="0" w:lastRow="0" w:firstColumn="0" w:lastColumn="0" w:oddVBand="0" w:evenVBand="0" w:oddHBand="0" w:evenHBand="1" w:firstRowFirstColumn="0" w:firstRowLastColumn="0" w:lastRowFirstColumn="0" w:lastRowLastColumn="0"/>
+              <w:rPr>
+                <w:rFonts w:ascii="Cambria" w:eastAsia="Cambria" w:hAnsi="Cambria" w:cs="Cambria"/>
+              </w:rPr>
+            </w:pPr>
+            <w:r>
+              <w:rPr>
+                <w:rFonts w:ascii="Cambria" w:eastAsia="Cambria" w:hAnsi="Cambria" w:cs="Cambria"/>
+              </w:rPr>
+              <w:t>- **GitHub Issue:** [#4](https://github.com/PhuLe2712/hw2-domain-testing/issues/4).</w:t>
+            </w:r>
+          </w:p>
+          <w:p>
+            <w:pPr>
+              <w:spacing w:before="240" w:after="240"/>
+              <w:cnfStyle w:val="000000010000" w:firstRow="0" w:lastRow="0" w:firstColumn="0" w:lastColumn="0" w:oddVBand="0" w:evenVBand="0" w:oddHBand="0" w:evenHBand="1" w:firstRowFirstColumn="0" w:firstRowLastColumn="0" w:lastRowFirstColumn="0" w:lastRowLastColumn="0"/>
+              <w:rPr>
+                <w:rFonts w:ascii="Cambria" w:eastAsia="Cambria" w:hAnsi="Cambria" w:cs="Cambria"/>
+              </w:rPr>
+            </w:pPr>
+          </w:p>
+          <w:p>
+            <w:pPr>
+              <w:spacing w:before="240" w:after="240"/>
+              <w:cnfStyle w:val="000000010000" w:firstRow="0" w:lastRow="0" w:firstColumn="0" w:lastColumn="0" w:oddVBand="0" w:evenVBand="0" w:oddHBand="0" w:evenHBand="1" w:firstRowFirstColumn="0" w:firstRowLastColumn="0" w:lastRowFirstColumn="0" w:lastRowLastColumn="0"/>
+              <w:rPr>
+                <w:rFonts w:ascii="Cambria" w:eastAsia="Cambria" w:hAnsi="Cambria" w:cs="Cambria"/>
+              </w:rPr>
+            </w:pPr>
+            <w:r>
+              <w:rPr>
+                <w:rFonts w:ascii="Cambria" w:eastAsia="Cambria" w:hAnsi="Cambria" w:cs="Cambria"/>
+              </w:rPr>
+              <w:t xml:space="preserve">**Mô tả:** Thêm lại một sản phẩm đã có trong giỏ tạo thêm dòng mới, thay vì </w:t>
+            </w:r>
+            <w:r>
+              <w:rPr>
+                <w:rFonts w:ascii="Cambria" w:eastAsia="Cambria" w:hAnsi="Cambria" w:cs="Cambria"/>
+              </w:rPr>
+              <w:lastRenderedPageBreak/>
+              <w:t>cộng quantity vào dòng hiện tại.</w:t>
+            </w:r>
+          </w:p>
+          <w:p>
+            <w:pPr>
+              <w:spacing w:before="240" w:after="240"/>
+              <w:cnfStyle w:val="000000010000" w:firstRow="0" w:lastRow="0" w:firstColumn="0" w:lastColumn="0" w:oddVBand="0" w:evenVBand="0" w:oddHBand="0" w:evenHBand="1" w:firstRowFirstColumn="0" w:firstRowLastColumn="0" w:lastRowFirstColumn="0" w:lastRowLastColumn="0"/>
+              <w:rPr>
+                <w:rFonts w:ascii="Cambria" w:eastAsia="Cambria" w:hAnsi="Cambria" w:cs="Cambria"/>
+              </w:rPr>
+            </w:pPr>
+          </w:p>
+          <w:p>
+            <w:pPr>
+              <w:spacing w:before="240" w:after="240"/>
+              <w:cnfStyle w:val="000000010000" w:firstRow="0" w:lastRow="0" w:firstColumn="0" w:lastColumn="0" w:oddVBand="0" w:evenVBand="0" w:oddHBand="0" w:evenHBand="1" w:firstRowFirstColumn="0" w:firstRowLastColumn="0" w:lastRowFirstColumn="0" w:lastRowLastColumn="0"/>
+              <w:rPr>
+                <w:rFonts w:ascii="Cambria" w:eastAsia="Cambria" w:hAnsi="Cambria" w:cs="Cambria"/>
+              </w:rPr>
+            </w:pPr>
+            <w:r>
+              <w:rPr>
+                <w:rFonts w:ascii="Cambria" w:eastAsia="Cambria" w:hAnsi="Cambria" w:cs="Cambria"/>
+              </w:rPr>
+              <w:t>#### Bước tái hiện</w:t>
+            </w:r>
+          </w:p>
+          <w:p>
+            <w:pPr>
+              <w:spacing w:before="240" w:after="240"/>
+              <w:cnfStyle w:val="000000010000" w:firstRow="0" w:lastRow="0" w:firstColumn="0" w:lastColumn="0" w:oddVBand="0" w:evenVBand="0" w:oddHBand="0" w:evenHBand="1" w:firstRowFirstColumn="0" w:firstRowLastColumn="0" w:lastRowFirstColumn="0" w:lastRowLastColumn="0"/>
+              <w:rPr>
+                <w:rFonts w:ascii="Cambria" w:eastAsia="Cambria" w:hAnsi="Cambria" w:cs="Cambria"/>
+              </w:rPr>
+            </w:pPr>
+          </w:p>
+          <w:p>
+            <w:pPr>
+              <w:spacing w:before="240" w:after="240"/>
+              <w:cnfStyle w:val="000000010000" w:firstRow="0" w:lastRow="0" w:firstColumn="0" w:lastColumn="0" w:oddVBand="0" w:evenVBand="0" w:oddHBand="0" w:evenHBand="1" w:firstRowFirstColumn="0" w:firstRowLastColumn="0" w:lastRowFirstColumn="0" w:lastRowLastColumn="0"/>
+              <w:rPr>
+                <w:rFonts w:ascii="Cambria" w:eastAsia="Cambria" w:hAnsi="Cambria" w:cs="Cambria"/>
+              </w:rPr>
+            </w:pPr>
+            <w:r>
+              <w:rPr>
+                <w:rFonts w:ascii="Cambria" w:eastAsia="Cambria" w:hAnsi="Cambria" w:cs="Cambria"/>
+              </w:rPr>
+              <w:t>1. Mở sản phẩm iPhone 15 Pro Max.</w:t>
+            </w:r>
+          </w:p>
+          <w:p>
+            <w:pPr>
+              <w:spacing w:before="240" w:after="240"/>
+              <w:cnfStyle w:val="000000010000" w:firstRow="0" w:lastRow="0" w:firstColumn="0" w:lastColumn="0" w:oddVBand="0" w:evenVBand="0" w:oddHBand="0" w:evenHBand="1" w:firstRowFirstColumn="0" w:firstRowLastColumn="0" w:lastRowFirstColumn="0" w:lastRowLastColumn="0"/>
+              <w:rPr>
+                <w:rFonts w:ascii="Cambria" w:eastAsia="Cambria" w:hAnsi="Cambria" w:cs="Cambria"/>
+              </w:rPr>
+            </w:pPr>
+            <w:r>
+              <w:rPr>
+                <w:rFonts w:ascii="Cambria" w:eastAsia="Cambria" w:hAnsi="Cambria" w:cs="Cambria"/>
+              </w:rPr>
+              <w:t>2. Bấm `Thêm vào giỏ` hai lần.</w:t>
+            </w:r>
+          </w:p>
+          <w:p>
+            <w:pPr>
+              <w:spacing w:before="240" w:after="240"/>
+              <w:cnfStyle w:val="000000010000" w:firstRow="0" w:lastRow="0" w:firstColumn="0" w:lastColumn="0" w:oddVBand="0" w:evenVBand="0" w:oddHBand="0" w:evenHBand="1" w:firstRowFirstColumn="0" w:firstRowLastColumn="0" w:lastRowFirstColumn="0" w:lastRowLastColumn="0"/>
+              <w:rPr>
+                <w:rFonts w:ascii="Cambria" w:eastAsia="Cambria" w:hAnsi="Cambria" w:cs="Cambria"/>
+              </w:rPr>
+            </w:pPr>
+            <w:r>
+              <w:rPr>
+                <w:rFonts w:ascii="Cambria" w:eastAsia="Cambria" w:hAnsi="Cambria" w:cs="Cambria"/>
+              </w:rPr>
+              <w:t>3. Mở trang `/cart` và đếm số dòng iPhone.</w:t>
+            </w:r>
+          </w:p>
+          <w:p>
+            <w:pPr>
+              <w:spacing w:before="240" w:after="240"/>
+              <w:cnfStyle w:val="000000010000" w:firstRow="0" w:lastRow="0" w:firstColumn="0" w:lastColumn="0" w:oddVBand="0" w:evenVBand="0" w:oddHBand="0" w:evenHBand="1" w:firstRowFirstColumn="0" w:firstRowLastColumn="0" w:lastRowFirstColumn="0" w:lastRowLastColumn="0"/>
+              <w:rPr>
+                <w:rFonts w:ascii="Cambria" w:eastAsia="Cambria" w:hAnsi="Cambria" w:cs="Cambria"/>
+              </w:rPr>
+            </w:pPr>
+          </w:p>
+          <w:p>
+            <w:pPr>
+              <w:spacing w:before="240" w:after="240"/>
+              <w:cnfStyle w:val="000000010000" w:firstRow="0" w:lastRow="0" w:firstColumn="0" w:lastColumn="0" w:oddVBand="0" w:evenVBand="0" w:oddHBand="0" w:evenHBand="1" w:firstRowFirstColumn="0" w:firstRowLastColumn="0" w:lastRowFirstColumn="0" w:lastRowLastColumn="0"/>
+              <w:rPr>
+                <w:rFonts w:ascii="Cambria" w:eastAsia="Cambria" w:hAnsi="Cambria" w:cs="Cambria"/>
+              </w:rPr>
+            </w:pPr>
+            <w:r>
+              <w:rPr>
+                <w:rFonts w:ascii="Cambria" w:eastAsia="Cambria" w:hAnsi="Cambria" w:cs="Cambria"/>
+              </w:rPr>
+              <w:t xml:space="preserve">#### Kết quả mong đợi </w:t>
+            </w:r>
+          </w:p>
+          <w:p>
+            <w:pPr>
+              <w:spacing w:before="240" w:after="240"/>
+              <w:cnfStyle w:val="000000010000" w:firstRow="0" w:lastRow="0" w:firstColumn="0" w:lastColumn="0" w:oddVBand="0" w:evenVBand="0" w:oddHBand="0" w:evenHBand="1" w:firstRowFirstColumn="0" w:firstRowLastColumn="0" w:lastRowFirstColumn="0" w:lastRowLastColumn="0"/>
+              <w:rPr>
+                <w:rFonts w:ascii="Cambria" w:eastAsia="Cambria" w:hAnsi="Cambria" w:cs="Cambria"/>
+              </w:rPr>
+            </w:pPr>
+          </w:p>
+          <w:p>
+            <w:pPr>
+              <w:spacing w:before="240" w:after="240"/>
+              <w:cnfStyle w:val="000000010000" w:firstRow="0" w:lastRow="0" w:firstColumn="0" w:lastColumn="0" w:oddVBand="0" w:evenVBand="0" w:oddHBand="0" w:evenHBand="1" w:firstRowFirstColumn="0" w:firstRowLastColumn="0" w:lastRowFirstColumn="0" w:lastRowLastColumn="0"/>
+              <w:rPr>
+                <w:rFonts w:ascii="Cambria" w:eastAsia="Cambria" w:hAnsi="Cambria" w:cs="Cambria"/>
+              </w:rPr>
+            </w:pPr>
+            <w:r>
+              <w:rPr>
+                <w:rFonts w:ascii="Cambria" w:eastAsia="Cambria" w:hAnsi="Cambria" w:cs="Cambria"/>
+              </w:rPr>
+              <w:t>Cùng một sản phẩm chỉ có một dòng; quantity tăng từ 1 lên 2 và tổng tiền được tính theo quantity mới.</w:t>
+            </w:r>
+          </w:p>
+          <w:p>
+            <w:pPr>
+              <w:spacing w:before="240" w:after="240"/>
+              <w:cnfStyle w:val="000000010000" w:firstRow="0" w:lastRow="0" w:firstColumn="0" w:lastColumn="0" w:oddVBand="0" w:evenVBand="0" w:oddHBand="0" w:evenHBand="1" w:firstRowFirstColumn="0" w:firstRowLastColumn="0" w:lastRowFirstColumn="0" w:lastRowLastColumn="0"/>
+              <w:rPr>
+                <w:rFonts w:ascii="Cambria" w:eastAsia="Cambria" w:hAnsi="Cambria" w:cs="Cambria"/>
+              </w:rPr>
+            </w:pPr>
+          </w:p>
+          <w:p>
+            <w:pPr>
+              <w:spacing w:before="240" w:after="240"/>
+              <w:cnfStyle w:val="000000010000" w:firstRow="0" w:lastRow="0" w:firstColumn="0" w:lastColumn="0" w:oddVBand="0" w:evenVBand="0" w:oddHBand="0" w:evenHBand="1" w:firstRowFirstColumn="0" w:firstRowLastColumn="0" w:lastRowFirstColumn="0" w:lastRowLastColumn="0"/>
+              <w:rPr>
+                <w:rFonts w:ascii="Cambria" w:eastAsia="Cambria" w:hAnsi="Cambria" w:cs="Cambria"/>
+              </w:rPr>
+            </w:pPr>
+            <w:r>
+              <w:rPr>
+                <w:rFonts w:ascii="Cambria" w:eastAsia="Cambria" w:hAnsi="Cambria" w:cs="Cambria"/>
+              </w:rPr>
+              <w:t>#### Kết quả thực tế</w:t>
+            </w:r>
+          </w:p>
+          <w:p>
+            <w:pPr>
+              <w:spacing w:before="240" w:after="240"/>
+              <w:cnfStyle w:val="000000010000" w:firstRow="0" w:lastRow="0" w:firstColumn="0" w:lastColumn="0" w:oddVBand="0" w:evenVBand="0" w:oddHBand="0" w:evenHBand="1" w:firstRowFirstColumn="0" w:firstRowLastColumn="0" w:lastRowFirstColumn="0" w:lastRowLastColumn="0"/>
+              <w:rPr>
+                <w:rFonts w:ascii="Cambria" w:eastAsia="Cambria" w:hAnsi="Cambria" w:cs="Cambria"/>
+              </w:rPr>
+            </w:pPr>
+          </w:p>
+          <w:p>
+            <w:pPr>
+              <w:spacing w:before="240" w:after="240"/>
+              <w:cnfStyle w:val="000000010000" w:firstRow="0" w:lastRow="0" w:firstColumn="0" w:lastColumn="0" w:oddVBand="0" w:evenVBand="0" w:oddHBand="0" w:evenHBand="1" w:firstRowFirstColumn="0" w:firstRowLastColumn="0" w:lastRowFirstColumn="0" w:lastRowLastColumn="0"/>
+              <w:rPr>
+                <w:rFonts w:ascii="Cambria" w:eastAsia="Cambria" w:hAnsi="Cambria" w:cs="Cambria"/>
+              </w:rPr>
+            </w:pPr>
+            <w:r>
+              <w:rPr>
+                <w:rFonts w:ascii="Cambria" w:eastAsia="Cambria" w:hAnsi="Cambria" w:cs="Cambria"/>
+              </w:rPr>
+              <w:t>Giỏ hiển thị hai dòng iPhone riêng biệt, mỗi dòng quantity 1.</w:t>
+            </w:r>
+          </w:p>
+          <w:p>
+            <w:pPr>
+              <w:spacing w:before="240" w:after="240"/>
+              <w:cnfStyle w:val="000000010000" w:firstRow="0" w:lastRow="0" w:firstColumn="0" w:lastColumn="0" w:oddVBand="0" w:evenVBand="0" w:oddHBand="0" w:evenHBand="1" w:firstRowFirstColumn="0" w:firstRowLastColumn="0" w:lastRowFirstColumn="0" w:lastRowLastColumn="0"/>
+              <w:rPr>
+                <w:rFonts w:ascii="Cambria" w:eastAsia="Cambria" w:hAnsi="Cambria" w:cs="Cambria"/>
+              </w:rPr>
+            </w:pPr>
+          </w:p>
+          <w:p>
+            <w:pPr>
+              <w:spacing w:before="240" w:after="240"/>
+              <w:cnfStyle w:val="000000010000" w:firstRow="0" w:lastRow="0" w:firstColumn="0" w:lastColumn="0" w:oddVBand="0" w:evenVBand="0" w:oddHBand="0" w:evenHBand="1" w:firstRowFirstColumn="0" w:firstRowLastColumn="0" w:lastRowFirstColumn="0" w:lastRowLastColumn="0"/>
+              <w:rPr>
+                <w:rFonts w:ascii="Cambria" w:eastAsia="Cambria" w:hAnsi="Cambria" w:cs="Cambria"/>
+              </w:rPr>
+            </w:pPr>
+            <w:r>
+              <w:rPr>
+                <w:rFonts w:ascii="Cambria" w:eastAsia="Cambria" w:hAnsi="Cambria" w:cs="Cambria"/>
+              </w:rPr>
+              <w:t>#### Bằng chứng</w:t>
+            </w:r>
+          </w:p>
+          <w:p>
+            <w:pPr>
+              <w:spacing w:before="240" w:after="240"/>
+              <w:cnfStyle w:val="000000010000" w:firstRow="0" w:lastRow="0" w:firstColumn="0" w:lastColumn="0" w:oddVBand="0" w:evenVBand="0" w:oddHBand="0" w:evenHBand="1" w:firstRowFirstColumn="0" w:firstRowLastColumn="0" w:lastRowFirstColumn="0" w:lastRowLastColumn="0"/>
+              <w:rPr>
+                <w:rFonts w:ascii="Cambria" w:eastAsia="Cambria" w:hAnsi="Cambria" w:cs="Cambria"/>
+              </w:rPr>
+            </w:pPr>
+          </w:p>
+          <w:p>
+            <w:pPr>
+              <w:spacing w:before="240" w:after="240"/>
+              <w:cnfStyle w:val="000000010000" w:firstRow="0" w:lastRow="0" w:firstColumn="0" w:lastColumn="0" w:oddVBand="0" w:evenVBand="0" w:oddHBand="0" w:evenHBand="1" w:firstRowFirstColumn="0" w:firstRowLastColumn="0" w:lastRowFirstColumn="0" w:lastRowLastColumn="0"/>
+              <w:rPr>
+                <w:rFonts w:ascii="Cambria" w:eastAsia="Cambria" w:hAnsi="Cambria" w:cs="Cambria"/>
+              </w:rPr>
+            </w:pPr>
+            <w:r>
+              <w:rPr>
+                <w:rFonts w:ascii="Cambria" w:eastAsia="Cambria" w:hAnsi="Cambria" w:cs="Cambria"/>
+              </w:rPr>
+              <w:t>Ảnh giỏ hàng có trong Issue #4;</w:t>
+            </w:r>
+          </w:p>
+          <w:p>
+            <w:pPr>
+              <w:spacing w:before="240" w:after="240"/>
+              <w:cnfStyle w:val="000000010000" w:firstRow="0" w:lastRow="0" w:firstColumn="0" w:lastColumn="0" w:oddVBand="0" w:evenVBand="0" w:oddHBand="0" w:evenHBand="1" w:firstRowFirstColumn="0" w:firstRowLastColumn="0" w:lastRowFirstColumn="0" w:lastRowLastColumn="0"/>
+              <w:rPr>
+                <w:rFonts w:ascii="Cambria" w:eastAsia="Cambria" w:hAnsi="Cambria" w:cs="Cambria"/>
+              </w:rPr>
+            </w:pPr>
+          </w:p>
+          <w:p>
+            <w:pPr>
+              <w:spacing w:before="240" w:after="240"/>
+              <w:cnfStyle w:val="000000010000" w:firstRow="0" w:lastRow="0" w:firstColumn="0" w:lastColumn="0" w:oddVBand="0" w:evenVBand="0" w:oddHBand="0" w:evenHBand="1" w:firstRowFirstColumn="0" w:firstRowLastColumn="0" w:lastRowFirstColumn="0" w:lastRowLastColumn="0"/>
+              <w:rPr>
+                <w:rFonts w:ascii="Cambria" w:eastAsia="Cambria" w:hAnsi="Cambria" w:cs="Cambria"/>
+              </w:rPr>
+            </w:pPr>
+            <w:r>
+              <w:rPr>
+                <w:rFonts w:ascii="Cambria" w:eastAsia="Cambria" w:hAnsi="Cambria" w:cs="Cambria"/>
+              </w:rPr>
+              <w:t>---</w:t>
+            </w:r>
+          </w:p>
+          <w:p>
+            <w:pPr>
+              <w:spacing w:before="240" w:after="240"/>
+              <w:cnfStyle w:val="000000010000" w:firstRow="0" w:lastRow="0" w:firstColumn="0" w:lastColumn="0" w:oddVBand="0" w:evenVBand="0" w:oddHBand="0" w:evenHBand="1" w:firstRowFirstColumn="0" w:firstRowLastColumn="0" w:lastRowFirstColumn="0" w:lastRowLastColumn="0"/>
+              <w:rPr>
+                <w:rFonts w:ascii="Cambria" w:eastAsia="Cambria" w:hAnsi="Cambria" w:cs="Cambria"/>
+              </w:rPr>
+            </w:pPr>
+          </w:p>
+          <w:p>
+            <w:pPr>
+              <w:spacing w:before="240" w:after="240"/>
+              <w:cnfStyle w:val="000000010000" w:firstRow="0" w:lastRow="0" w:firstColumn="0" w:lastColumn="0" w:oddVBand="0" w:evenVBand="0" w:oddHBand="0" w:evenHBand="1" w:firstRowFirstColumn="0" w:firstRowLastColumn="0" w:lastRowFirstColumn="0" w:lastRowLastColumn="0"/>
+              <w:rPr>
+                <w:rFonts w:ascii="Cambria" w:eastAsia="Cambria" w:hAnsi="Cambria" w:cs="Cambria"/>
+              </w:rPr>
+            </w:pPr>
+            <w:r>
+              <w:rPr>
+                <w:rFonts w:ascii="Cambria" w:eastAsia="Cambria" w:hAnsi="Cambria" w:cs="Cambria"/>
+              </w:rPr>
+              <w:t>### BUG-05 — Giỏ hàng không có nút tăng/giảm quantity</w:t>
+            </w:r>
+          </w:p>
+          <w:p>
+            <w:pPr>
+              <w:spacing w:before="240" w:after="240"/>
+              <w:cnfStyle w:val="000000010000" w:firstRow="0" w:lastRow="0" w:firstColumn="0" w:lastColumn="0" w:oddVBand="0" w:evenVBand="0" w:oddHBand="0" w:evenHBand="1" w:firstRowFirstColumn="0" w:firstRowLastColumn="0" w:lastRowFirstColumn="0" w:lastRowLastColumn="0"/>
+              <w:rPr>
+                <w:rFonts w:ascii="Cambria" w:eastAsia="Cambria" w:hAnsi="Cambria" w:cs="Cambria"/>
+              </w:rPr>
+            </w:pPr>
+          </w:p>
+          <w:p>
+            <w:pPr>
+              <w:spacing w:before="240" w:after="240"/>
+              <w:cnfStyle w:val="000000010000" w:firstRow="0" w:lastRow="0" w:firstColumn="0" w:lastColumn="0" w:oddVBand="0" w:evenVBand="0" w:oddHBand="0" w:evenHBand="1" w:firstRowFirstColumn="0" w:firstRowLastColumn="0" w:lastRowFirstColumn="0" w:lastRowLastColumn="0"/>
+              <w:rPr>
+                <w:rFonts w:ascii="Cambria" w:eastAsia="Cambria" w:hAnsi="Cambria" w:cs="Cambria"/>
+              </w:rPr>
+            </w:pPr>
+            <w:r>
+              <w:rPr>
+                <w:rFonts w:ascii="Cambria" w:eastAsia="Cambria" w:hAnsi="Cambria" w:cs="Cambria"/>
+              </w:rPr>
+              <w:t>- **Test phát hiện:** `CART-D05`, `CART-D06`, `CART-D07`, `CART-B07`.</w:t>
+            </w:r>
+          </w:p>
+          <w:p>
+            <w:pPr>
+              <w:spacing w:before="240" w:after="240"/>
+              <w:cnfStyle w:val="000000010000" w:firstRow="0" w:lastRow="0" w:firstColumn="0" w:lastColumn="0" w:oddVBand="0" w:evenVBand="0" w:oddHBand="0" w:evenHBand="1" w:firstRowFirstColumn="0" w:firstRowLastColumn="0" w:lastRowFirstColumn="0" w:lastRowLastColumn="0"/>
+              <w:rPr>
+                <w:rFonts w:ascii="Cambria" w:eastAsia="Cambria" w:hAnsi="Cambria" w:cs="Cambria"/>
+              </w:rPr>
+            </w:pPr>
+            <w:r>
+              <w:rPr>
+                <w:rFonts w:ascii="Cambria" w:eastAsia="Cambria" w:hAnsi="Cambria" w:cs="Cambria"/>
+              </w:rPr>
+              <w:t>- **Feature / kênh:** FR-07 Giỏ hàng / Web UI.</w:t>
+            </w:r>
+          </w:p>
+          <w:p>
+            <w:pPr>
+              <w:spacing w:before="240" w:after="240"/>
+              <w:cnfStyle w:val="000000010000" w:firstRow="0" w:lastRow="0" w:firstColumn="0" w:lastColumn="0" w:oddVBand="0" w:evenVBand="0" w:oddHBand="0" w:evenHBand="1" w:firstRowFirstColumn="0" w:firstRowLastColumn="0" w:lastRowFirstColumn="0" w:lastRowLastColumn="0"/>
+              <w:rPr>
+                <w:rFonts w:ascii="Cambria" w:eastAsia="Cambria" w:hAnsi="Cambria" w:cs="Cambria"/>
+              </w:rPr>
+            </w:pPr>
+            <w:r>
+              <w:rPr>
+                <w:rFonts w:ascii="Cambria" w:eastAsia="Cambria" w:hAnsi="Cambria" w:cs="Cambria"/>
+              </w:rPr>
+              <w:t>- **Môi trường:** EShop local, trang `/cart`, Chromium headless.</w:t>
+            </w:r>
+          </w:p>
+          <w:p>
+            <w:pPr>
+              <w:spacing w:before="240" w:after="240"/>
+              <w:cnfStyle w:val="000000010000" w:firstRow="0" w:lastRow="0" w:firstColumn="0" w:lastColumn="0" w:oddVBand="0" w:evenVBand="0" w:oddHBand="0" w:evenHBand="1" w:firstRowFirstColumn="0" w:firstRowLastColumn="0" w:lastRowFirstColumn="0" w:lastRowLastColumn="0"/>
+              <w:rPr>
+                <w:rFonts w:ascii="Cambria" w:eastAsia="Cambria" w:hAnsi="Cambria" w:cs="Cambria"/>
+              </w:rPr>
+            </w:pPr>
+            <w:r>
+              <w:rPr>
+                <w:rFonts w:ascii="Cambria" w:eastAsia="Cambria" w:hAnsi="Cambria" w:cs="Cambria"/>
+              </w:rPr>
+              <w:t>- **Severity:** Cao (theo Issue #5).</w:t>
+            </w:r>
+          </w:p>
+          <w:p>
+            <w:pPr>
+              <w:spacing w:before="240" w:after="240"/>
+              <w:cnfStyle w:val="000000010000" w:firstRow="0" w:lastRow="0" w:firstColumn="0" w:lastColumn="0" w:oddVBand="0" w:evenVBand="0" w:oddHBand="0" w:evenHBand="1" w:firstRowFirstColumn="0" w:firstRowLastColumn="0" w:lastRowFirstColumn="0" w:lastRowLastColumn="0"/>
+              <w:rPr>
+                <w:rFonts w:ascii="Cambria" w:eastAsia="Cambria" w:hAnsi="Cambria" w:cs="Cambria"/>
+              </w:rPr>
+            </w:pPr>
+            <w:r>
+              <w:rPr>
+                <w:rFonts w:ascii="Cambria" w:eastAsia="Cambria" w:hAnsi="Cambria" w:cs="Cambria"/>
+              </w:rPr>
+              <w:t>- **Priority đề xuất:** P2 — người dùng không thể sửa số lượng ngay trong giỏ.</w:t>
+            </w:r>
+          </w:p>
+          <w:p>
+            <w:pPr>
+              <w:spacing w:before="240" w:after="240"/>
+              <w:cnfStyle w:val="000000010000" w:firstRow="0" w:lastRow="0" w:firstColumn="0" w:lastColumn="0" w:oddVBand="0" w:evenVBand="0" w:oddHBand="0" w:evenHBand="1" w:firstRowFirstColumn="0" w:firstRowLastColumn="0" w:lastRowFirstColumn="0" w:lastRowLastColumn="0"/>
+              <w:rPr>
+                <w:rFonts w:ascii="Cambria" w:eastAsia="Cambria" w:hAnsi="Cambria" w:cs="Cambria"/>
+              </w:rPr>
+            </w:pPr>
+            <w:r>
+              <w:rPr>
+                <w:rFonts w:ascii="Cambria" w:eastAsia="Cambria" w:hAnsi="Cambria" w:cs="Cambria"/>
+              </w:rPr>
+              <w:t>- **GitHub Issue:** [#5](https://github.com/PhuLe2712/hw2-domain-testing/issues/5).</w:t>
+            </w:r>
+          </w:p>
+          <w:p>
+            <w:pPr>
+              <w:spacing w:before="240" w:after="240"/>
+              <w:cnfStyle w:val="000000010000" w:firstRow="0" w:lastRow="0" w:firstColumn="0" w:lastColumn="0" w:oddVBand="0" w:evenVBand="0" w:oddHBand="0" w:evenHBand="1" w:firstRowFirstColumn="0" w:firstRowLastColumn="0" w:lastRowFirstColumn="0" w:lastRowLastColumn="0"/>
+              <w:rPr>
+                <w:rFonts w:ascii="Cambria" w:eastAsia="Cambria" w:hAnsi="Cambria" w:cs="Cambria"/>
+              </w:rPr>
+            </w:pPr>
+          </w:p>
+          <w:p>
+            <w:pPr>
+              <w:spacing w:before="240" w:after="240"/>
+              <w:cnfStyle w:val="000000010000" w:firstRow="0" w:lastRow="0" w:firstColumn="0" w:lastColumn="0" w:oddVBand="0" w:evenVBand="0" w:oddHBand="0" w:evenHBand="1" w:firstRowFirstColumn="0" w:firstRowLastColumn="0" w:lastRowFirstColumn="0" w:lastRowLastColumn="0"/>
+              <w:rPr>
+                <w:rFonts w:ascii="Cambria" w:eastAsia="Cambria" w:hAnsi="Cambria" w:cs="Cambria"/>
+              </w:rPr>
+            </w:pPr>
+            <w:r>
+              <w:rPr>
+                <w:rFonts w:ascii="Cambria" w:eastAsia="Cambria" w:hAnsi="Cambria" w:cs="Cambria"/>
+              </w:rPr>
+              <w:t>**Mô tả:** Quantity trong giỏ chỉ hiển thị dạng chữ; không có nút điều chỉnh tăng/giảm.</w:t>
+            </w:r>
+          </w:p>
+          <w:p>
+            <w:pPr>
+              <w:spacing w:before="240" w:after="240"/>
+              <w:cnfStyle w:val="000000010000" w:firstRow="0" w:lastRow="0" w:firstColumn="0" w:lastColumn="0" w:oddVBand="0" w:evenVBand="0" w:oddHBand="0" w:evenHBand="1" w:firstRowFirstColumn="0" w:firstRowLastColumn="0" w:lastRowFirstColumn="0" w:lastRowLastColumn="0"/>
+              <w:rPr>
+                <w:rFonts w:ascii="Cambria" w:eastAsia="Cambria" w:hAnsi="Cambria" w:cs="Cambria"/>
+              </w:rPr>
+            </w:pPr>
+          </w:p>
+          <w:p>
+            <w:pPr>
+              <w:spacing w:before="240" w:after="240"/>
+              <w:cnfStyle w:val="000000010000" w:firstRow="0" w:lastRow="0" w:firstColumn="0" w:lastColumn="0" w:oddVBand="0" w:evenVBand="0" w:oddHBand="0" w:evenHBand="1" w:firstRowFirstColumn="0" w:firstRowLastColumn="0" w:lastRowFirstColumn="0" w:lastRowLastColumn="0"/>
+              <w:rPr>
+                <w:rFonts w:ascii="Cambria" w:eastAsia="Cambria" w:hAnsi="Cambria" w:cs="Cambria"/>
+              </w:rPr>
+            </w:pPr>
+            <w:r>
+              <w:rPr>
+                <w:rFonts w:ascii="Cambria" w:eastAsia="Cambria" w:hAnsi="Cambria" w:cs="Cambria"/>
+              </w:rPr>
+              <w:t>#### Bước tái hiện</w:t>
+            </w:r>
+          </w:p>
+          <w:p>
+            <w:pPr>
+              <w:spacing w:before="240" w:after="240"/>
+              <w:cnfStyle w:val="000000010000" w:firstRow="0" w:lastRow="0" w:firstColumn="0" w:lastColumn="0" w:oddVBand="0" w:evenVBand="0" w:oddHBand="0" w:evenHBand="1" w:firstRowFirstColumn="0" w:firstRowLastColumn="0" w:lastRowFirstColumn="0" w:lastRowLastColumn="0"/>
+              <w:rPr>
+                <w:rFonts w:ascii="Cambria" w:eastAsia="Cambria" w:hAnsi="Cambria" w:cs="Cambria"/>
+              </w:rPr>
+            </w:pPr>
+          </w:p>
+          <w:p>
+            <w:pPr>
+              <w:spacing w:before="240" w:after="240"/>
+              <w:cnfStyle w:val="000000010000" w:firstRow="0" w:lastRow="0" w:firstColumn="0" w:lastColumn="0" w:oddVBand="0" w:evenVBand="0" w:oddHBand="0" w:evenHBand="1" w:firstRowFirstColumn="0" w:firstRowLastColumn="0" w:lastRowFirstColumn="0" w:lastRowLastColumn="0"/>
+              <w:rPr>
+                <w:rFonts w:ascii="Cambria" w:eastAsia="Cambria" w:hAnsi="Cambria" w:cs="Cambria"/>
+              </w:rPr>
+            </w:pPr>
+            <w:r>
+              <w:rPr>
+                <w:rFonts w:ascii="Cambria" w:eastAsia="Cambria" w:hAnsi="Cambria" w:cs="Cambria"/>
+              </w:rPr>
+              <w:t>1. Thêm một sản phẩm vào giỏ và mở `/cart`.</w:t>
+            </w:r>
+          </w:p>
+          <w:p>
+            <w:pPr>
+              <w:spacing w:before="240" w:after="240"/>
+              <w:cnfStyle w:val="000000010000" w:firstRow="0" w:lastRow="0" w:firstColumn="0" w:lastColumn="0" w:oddVBand="0" w:evenVBand="0" w:oddHBand="0" w:evenHBand="1" w:firstRowFirstColumn="0" w:firstRowLastColumn="0" w:lastRowFirstColumn="0" w:lastRowLastColumn="0"/>
+              <w:rPr>
+                <w:rFonts w:ascii="Cambria" w:eastAsia="Cambria" w:hAnsi="Cambria" w:cs="Cambria"/>
+              </w:rPr>
+            </w:pPr>
+            <w:r>
+              <w:rPr>
+                <w:rFonts w:ascii="Cambria" w:eastAsia="Cambria" w:hAnsi="Cambria" w:cs="Cambria"/>
+              </w:rPr>
+              <w:t>2. Quan sát cột quantity.</w:t>
+            </w:r>
+          </w:p>
+          <w:p>
+            <w:pPr>
+              <w:spacing w:before="240" w:after="240"/>
+              <w:cnfStyle w:val="000000010000" w:firstRow="0" w:lastRow="0" w:firstColumn="0" w:lastColumn="0" w:oddVBand="0" w:evenVBand="0" w:oddHBand="0" w:evenHBand="1" w:firstRowFirstColumn="0" w:firstRowLastColumn="0" w:lastRowFirstColumn="0" w:lastRowLastColumn="0"/>
+              <w:rPr>
+                <w:rFonts w:ascii="Cambria" w:eastAsia="Cambria" w:hAnsi="Cambria" w:cs="Cambria"/>
+              </w:rPr>
+            </w:pPr>
+            <w:r>
+              <w:rPr>
+                <w:rFonts w:ascii="Cambria" w:eastAsia="Cambria" w:hAnsi="Cambria" w:cs="Cambria"/>
+              </w:rPr>
+              <w:t>3. Thử tăng quantity; lặp lại với sản phẩm quantity 2 để thử giảm về 1.</w:t>
+            </w:r>
+          </w:p>
+          <w:p>
+            <w:pPr>
+              <w:spacing w:before="240" w:after="240"/>
+              <w:cnfStyle w:val="000000010000" w:firstRow="0" w:lastRow="0" w:firstColumn="0" w:lastColumn="0" w:oddVBand="0" w:evenVBand="0" w:oddHBand="0" w:evenHBand="1" w:firstRowFirstColumn="0" w:firstRowLastColumn="0" w:lastRowFirstColumn="0" w:lastRowLastColumn="0"/>
+              <w:rPr>
+                <w:rFonts w:ascii="Cambria" w:eastAsia="Cambria" w:hAnsi="Cambria" w:cs="Cambria"/>
+              </w:rPr>
+            </w:pPr>
+            <w:r>
+              <w:rPr>
+                <w:rFonts w:ascii="Cambria" w:eastAsia="Cambria" w:hAnsi="Cambria" w:cs="Cambria"/>
+              </w:rPr>
+              <w:t>4. Kiểm tra xem thành tiền và tổng giỏ có thể cập nhật theo thao tác hay không.</w:t>
+            </w:r>
+          </w:p>
+          <w:p>
+            <w:pPr>
+              <w:spacing w:before="240" w:after="240"/>
+              <w:cnfStyle w:val="000000010000" w:firstRow="0" w:lastRow="0" w:firstColumn="0" w:lastColumn="0" w:oddVBand="0" w:evenVBand="0" w:oddHBand="0" w:evenHBand="1" w:firstRowFirstColumn="0" w:firstRowLastColumn="0" w:lastRowFirstColumn="0" w:lastRowLastColumn="0"/>
+              <w:rPr>
+                <w:rFonts w:ascii="Cambria" w:eastAsia="Cambria" w:hAnsi="Cambria" w:cs="Cambria"/>
+              </w:rPr>
+            </w:pPr>
+          </w:p>
+          <w:p>
+            <w:pPr>
+              <w:spacing w:before="240" w:after="240"/>
+              <w:cnfStyle w:val="000000010000" w:firstRow="0" w:lastRow="0" w:firstColumn="0" w:lastColumn="0" w:oddVBand="0" w:evenVBand="0" w:oddHBand="0" w:evenHBand="1" w:firstRowFirstColumn="0" w:firstRowLastColumn="0" w:lastRowFirstColumn="0" w:lastRowLastColumn="0"/>
+              <w:rPr>
+                <w:rFonts w:ascii="Cambria" w:eastAsia="Cambria" w:hAnsi="Cambria" w:cs="Cambria"/>
+              </w:rPr>
+            </w:pPr>
+            <w:r>
+              <w:rPr>
+                <w:rFonts w:ascii="Cambria" w:eastAsia="Cambria" w:hAnsi="Cambria" w:cs="Cambria"/>
+              </w:rPr>
+              <w:t xml:space="preserve">#### Kết quả mong đợi </w:t>
+            </w:r>
+          </w:p>
+          <w:p>
+            <w:pPr>
+              <w:spacing w:before="240" w:after="240"/>
+              <w:cnfStyle w:val="000000010000" w:firstRow="0" w:lastRow="0" w:firstColumn="0" w:lastColumn="0" w:oddVBand="0" w:evenVBand="0" w:oddHBand="0" w:evenHBand="1" w:firstRowFirstColumn="0" w:firstRowLastColumn="0" w:lastRowFirstColumn="0" w:lastRowLastColumn="0"/>
+              <w:rPr>
+                <w:rFonts w:ascii="Cambria" w:eastAsia="Cambria" w:hAnsi="Cambria" w:cs="Cambria"/>
+              </w:rPr>
+            </w:pPr>
+          </w:p>
+          <w:p>
+            <w:pPr>
+              <w:spacing w:before="240" w:after="240"/>
+              <w:cnfStyle w:val="000000010000" w:firstRow="0" w:lastRow="0" w:firstColumn="0" w:lastColumn="0" w:oddVBand="0" w:evenVBand="0" w:oddHBand="0" w:evenHBand="1" w:firstRowFirstColumn="0" w:firstRowLastColumn="0" w:lastRowFirstColumn="0" w:lastRowLastColumn="0"/>
+              <w:rPr>
+                <w:rFonts w:ascii="Cambria" w:eastAsia="Cambria" w:hAnsi="Cambria" w:cs="Cambria"/>
+              </w:rPr>
+            </w:pPr>
+            <w:r>
+              <w:rPr>
+                <w:rFonts w:ascii="Cambria" w:eastAsia="Cambria" w:hAnsi="Cambria" w:cs="Cambria"/>
+              </w:rPr>
+              <w:t xml:space="preserve">Có điều khiển tăng/giảm quantity; thành tiền dòng và tổng giỏ thay đổi tương </w:t>
+            </w:r>
+            <w:r>
+              <w:rPr>
+                <w:rFonts w:ascii="Cambria" w:eastAsia="Cambria" w:hAnsi="Cambria" w:cs="Cambria"/>
+              </w:rPr>
+              <w:lastRenderedPageBreak/>
+              <w:t>ứng, không giảm quantity xuống giá trị không hợp lệ.</w:t>
+            </w:r>
+          </w:p>
+          <w:p>
+            <w:pPr>
+              <w:spacing w:before="240" w:after="240"/>
+              <w:cnfStyle w:val="000000010000" w:firstRow="0" w:lastRow="0" w:firstColumn="0" w:lastColumn="0" w:oddVBand="0" w:evenVBand="0" w:oddHBand="0" w:evenHBand="1" w:firstRowFirstColumn="0" w:firstRowLastColumn="0" w:lastRowFirstColumn="0" w:lastRowLastColumn="0"/>
+              <w:rPr>
+                <w:rFonts w:ascii="Cambria" w:eastAsia="Cambria" w:hAnsi="Cambria" w:cs="Cambria"/>
+              </w:rPr>
+            </w:pPr>
+          </w:p>
+          <w:p>
+            <w:pPr>
+              <w:spacing w:before="240" w:after="240"/>
+              <w:cnfStyle w:val="000000010000" w:firstRow="0" w:lastRow="0" w:firstColumn="0" w:lastColumn="0" w:oddVBand="0" w:evenVBand="0" w:oddHBand="0" w:evenHBand="1" w:firstRowFirstColumn="0" w:firstRowLastColumn="0" w:lastRowFirstColumn="0" w:lastRowLastColumn="0"/>
+              <w:rPr>
+                <w:rFonts w:ascii="Cambria" w:eastAsia="Cambria" w:hAnsi="Cambria" w:cs="Cambria"/>
+              </w:rPr>
+            </w:pPr>
+            <w:r>
+              <w:rPr>
+                <w:rFonts w:ascii="Cambria" w:eastAsia="Cambria" w:hAnsi="Cambria" w:cs="Cambria"/>
+              </w:rPr>
+              <w:t>#### Kết quả thực tế</w:t>
+            </w:r>
+          </w:p>
+          <w:p>
+            <w:pPr>
+              <w:spacing w:before="240" w:after="240"/>
+              <w:cnfStyle w:val="000000010000" w:firstRow="0" w:lastRow="0" w:firstColumn="0" w:lastColumn="0" w:oddVBand="0" w:evenVBand="0" w:oddHBand="0" w:evenHBand="1" w:firstRowFirstColumn="0" w:firstRowLastColumn="0" w:lastRowFirstColumn="0" w:lastRowLastColumn="0"/>
+              <w:rPr>
+                <w:rFonts w:ascii="Cambria" w:eastAsia="Cambria" w:hAnsi="Cambria" w:cs="Cambria"/>
+              </w:rPr>
+            </w:pPr>
+          </w:p>
+          <w:p>
+            <w:pPr>
+              <w:spacing w:before="240" w:after="240"/>
+              <w:cnfStyle w:val="000000010000" w:firstRow="0" w:lastRow="0" w:firstColumn="0" w:lastColumn="0" w:oddVBand="0" w:evenVBand="0" w:oddHBand="0" w:evenHBand="1" w:firstRowFirstColumn="0" w:firstRowLastColumn="0" w:lastRowFirstColumn="0" w:lastRowLastColumn="0"/>
+              <w:rPr>
+                <w:rFonts w:ascii="Cambria" w:eastAsia="Cambria" w:hAnsi="Cambria" w:cs="Cambria"/>
+              </w:rPr>
+            </w:pPr>
+            <w:r>
+              <w:rPr>
+                <w:rFonts w:ascii="Cambria" w:eastAsia="Cambria" w:hAnsi="Cambria" w:cs="Cambria"/>
+              </w:rPr>
+              <w:t>Quantity chỉ là văn bản. Không có điều khiển tăng/giảm nên các thao tác trong test case không thực hiện được.</w:t>
+            </w:r>
+          </w:p>
+          <w:p>
+            <w:pPr>
+              <w:spacing w:before="240" w:after="240"/>
+              <w:cnfStyle w:val="000000010000" w:firstRow="0" w:lastRow="0" w:firstColumn="0" w:lastColumn="0" w:oddVBand="0" w:evenVBand="0" w:oddHBand="0" w:evenHBand="1" w:firstRowFirstColumn="0" w:firstRowLastColumn="0" w:lastRowFirstColumn="0" w:lastRowLastColumn="0"/>
+              <w:rPr>
+                <w:rFonts w:ascii="Cambria" w:eastAsia="Cambria" w:hAnsi="Cambria" w:cs="Cambria"/>
+              </w:rPr>
+            </w:pPr>
+          </w:p>
+          <w:p>
+            <w:pPr>
+              <w:spacing w:before="240" w:after="240"/>
+              <w:cnfStyle w:val="000000010000" w:firstRow="0" w:lastRow="0" w:firstColumn="0" w:lastColumn="0" w:oddVBand="0" w:evenVBand="0" w:oddHBand="0" w:evenHBand="1" w:firstRowFirstColumn="0" w:firstRowLastColumn="0" w:lastRowFirstColumn="0" w:lastRowLastColumn="0"/>
+              <w:rPr>
+                <w:rFonts w:ascii="Cambria" w:eastAsia="Cambria" w:hAnsi="Cambria" w:cs="Cambria"/>
+              </w:rPr>
+            </w:pPr>
+            <w:r>
+              <w:rPr>
+                <w:rFonts w:ascii="Cambria" w:eastAsia="Cambria" w:hAnsi="Cambria" w:cs="Cambria"/>
+              </w:rPr>
+              <w:t>#### Bằng chứng</w:t>
+            </w:r>
+          </w:p>
+          <w:p>
+            <w:pPr>
+              <w:spacing w:before="240" w:after="240"/>
+              <w:cnfStyle w:val="000000010000" w:firstRow="0" w:lastRow="0" w:firstColumn="0" w:lastColumn="0" w:oddVBand="0" w:evenVBand="0" w:oddHBand="0" w:evenHBand="1" w:firstRowFirstColumn="0" w:firstRowLastColumn="0" w:lastRowFirstColumn="0" w:lastRowLastColumn="0"/>
+              <w:rPr>
+                <w:rFonts w:ascii="Cambria" w:eastAsia="Cambria" w:hAnsi="Cambria" w:cs="Cambria"/>
+              </w:rPr>
+            </w:pPr>
+          </w:p>
+          <w:p>
+            <w:pPr>
+              <w:spacing w:before="240" w:after="240"/>
+              <w:cnfStyle w:val="000000010000" w:firstRow="0" w:lastRow="0" w:firstColumn="0" w:lastColumn="0" w:oddVBand="0" w:evenVBand="0" w:oddHBand="0" w:evenHBand="1" w:firstRowFirstColumn="0" w:firstRowLastColumn="0" w:lastRowFirstColumn="0" w:lastRowLastColumn="0"/>
+              <w:rPr>
+                <w:rFonts w:ascii="Cambria" w:eastAsia="Cambria" w:hAnsi="Cambria" w:cs="Cambria"/>
+              </w:rPr>
+            </w:pPr>
+            <w:r>
+              <w:rPr>
+                <w:rFonts w:ascii="Cambria" w:eastAsia="Cambria" w:hAnsi="Cambria" w:cs="Cambria"/>
+              </w:rPr>
+              <w:t>Ảnh giao diện giỏ trong Issue #5.</w:t>
+            </w:r>
+          </w:p>
+          <w:p>
+            <w:pPr>
+              <w:spacing w:before="240" w:after="240"/>
+              <w:cnfStyle w:val="000000010000" w:firstRow="0" w:lastRow="0" w:firstColumn="0" w:lastColumn="0" w:oddVBand="0" w:evenVBand="0" w:oddHBand="0" w:evenHBand="1" w:firstRowFirstColumn="0" w:firstRowLastColumn="0" w:lastRowFirstColumn="0" w:lastRowLastColumn="0"/>
+              <w:rPr>
+                <w:rFonts w:ascii="Cambria" w:eastAsia="Cambria" w:hAnsi="Cambria" w:cs="Cambria"/>
+              </w:rPr>
+            </w:pPr>
+          </w:p>
+          <w:p>
+            <w:pPr>
+              <w:spacing w:before="240" w:after="240"/>
+              <w:cnfStyle w:val="000000010000" w:firstRow="0" w:lastRow="0" w:firstColumn="0" w:lastColumn="0" w:oddVBand="0" w:evenVBand="0" w:oddHBand="0" w:evenHBand="1" w:firstRowFirstColumn="0" w:firstRowLastColumn="0" w:lastRowFirstColumn="0" w:lastRowLastColumn="0"/>
+              <w:rPr>
+                <w:rFonts w:ascii="Cambria" w:eastAsia="Cambria" w:hAnsi="Cambria" w:cs="Cambria"/>
+              </w:rPr>
+            </w:pPr>
+            <w:r>
+              <w:rPr>
+                <w:rFonts w:ascii="Cambria" w:eastAsia="Cambria" w:hAnsi="Cambria" w:cs="Cambria"/>
+              </w:rPr>
+              <w:t>---</w:t>
+            </w:r>
+          </w:p>
+          <w:p>
+            <w:pPr>
+              <w:spacing w:before="240" w:after="240"/>
+              <w:cnfStyle w:val="000000010000" w:firstRow="0" w:lastRow="0" w:firstColumn="0" w:lastColumn="0" w:oddVBand="0" w:evenVBand="0" w:oddHBand="0" w:evenHBand="1" w:firstRowFirstColumn="0" w:firstRowLastColumn="0" w:lastRowFirstColumn="0" w:lastRowLastColumn="0"/>
+              <w:rPr>
+                <w:rFonts w:ascii="Cambria" w:eastAsia="Cambria" w:hAnsi="Cambria" w:cs="Cambria"/>
+              </w:rPr>
+            </w:pPr>
+          </w:p>
+          <w:p>
+            <w:pPr>
+              <w:spacing w:before="240" w:after="240"/>
+              <w:cnfStyle w:val="000000010000" w:firstRow="0" w:lastRow="0" w:firstColumn="0" w:lastColumn="0" w:oddVBand="0" w:evenVBand="0" w:oddHBand="0" w:evenHBand="1" w:firstRowFirstColumn="0" w:firstRowLastColumn="0" w:lastRowFirstColumn="0" w:lastRowLastColumn="0"/>
+              <w:rPr>
+                <w:rFonts w:ascii="Cambria" w:eastAsia="Cambria" w:hAnsi="Cambria" w:cs="Cambria"/>
+              </w:rPr>
+            </w:pPr>
+            <w:r>
+              <w:rPr>
+                <w:rFonts w:ascii="Cambria" w:eastAsia="Cambria" w:hAnsi="Cambria" w:cs="Cambria"/>
+              </w:rPr>
+              <w:t>### BUG-06 — Xóa sản phẩm khỏi giỏ không có bước xác nhận</w:t>
+            </w:r>
+          </w:p>
+          <w:p>
+            <w:pPr>
+              <w:spacing w:before="240" w:after="240"/>
+              <w:cnfStyle w:val="000000010000" w:firstRow="0" w:lastRow="0" w:firstColumn="0" w:lastColumn="0" w:oddVBand="0" w:evenVBand="0" w:oddHBand="0" w:evenHBand="1" w:firstRowFirstColumn="0" w:firstRowLastColumn="0" w:lastRowFirstColumn="0" w:lastRowLastColumn="0"/>
+              <w:rPr>
+                <w:rFonts w:ascii="Cambria" w:eastAsia="Cambria" w:hAnsi="Cambria" w:cs="Cambria"/>
+              </w:rPr>
+            </w:pPr>
+          </w:p>
+          <w:p>
+            <w:pPr>
+              <w:spacing w:before="240" w:after="240"/>
+              <w:cnfStyle w:val="000000010000" w:firstRow="0" w:lastRow="0" w:firstColumn="0" w:lastColumn="0" w:oddVBand="0" w:evenVBand="0" w:oddHBand="0" w:evenHBand="1" w:firstRowFirstColumn="0" w:firstRowLastColumn="0" w:lastRowFirstColumn="0" w:lastRowLastColumn="0"/>
+              <w:rPr>
+                <w:rFonts w:ascii="Cambria" w:eastAsia="Cambria" w:hAnsi="Cambria" w:cs="Cambria"/>
+              </w:rPr>
+            </w:pPr>
+            <w:r>
+              <w:rPr>
+                <w:rFonts w:ascii="Cambria" w:eastAsia="Cambria" w:hAnsi="Cambria" w:cs="Cambria"/>
+              </w:rPr>
+              <w:t>- **Test phát hiện:** `CART-D08`, `CART-D09`, `CART-B09`, `CART-B10`.</w:t>
+            </w:r>
+          </w:p>
+          <w:p>
+            <w:pPr>
+              <w:spacing w:before="240" w:after="240"/>
+              <w:cnfStyle w:val="000000010000" w:firstRow="0" w:lastRow="0" w:firstColumn="0" w:lastColumn="0" w:oddVBand="0" w:evenVBand="0" w:oddHBand="0" w:evenHBand="1" w:firstRowFirstColumn="0" w:firstRowLastColumn="0" w:lastRowFirstColumn="0" w:lastRowLastColumn="0"/>
+              <w:rPr>
+                <w:rFonts w:ascii="Cambria" w:eastAsia="Cambria" w:hAnsi="Cambria" w:cs="Cambria"/>
+              </w:rPr>
+            </w:pPr>
+            <w:r>
+              <w:rPr>
+                <w:rFonts w:ascii="Cambria" w:eastAsia="Cambria" w:hAnsi="Cambria" w:cs="Cambria"/>
+              </w:rPr>
+              <w:t>- **Feature / kênh:** FR-07 Giỏ hàng / Web UI.</w:t>
+            </w:r>
+          </w:p>
+          <w:p>
+            <w:pPr>
+              <w:spacing w:before="240" w:after="240"/>
+              <w:cnfStyle w:val="000000010000" w:firstRow="0" w:lastRow="0" w:firstColumn="0" w:lastColumn="0" w:oddVBand="0" w:evenVBand="0" w:oddHBand="0" w:evenHBand="1" w:firstRowFirstColumn="0" w:firstRowLastColumn="0" w:lastRowFirstColumn="0" w:lastRowLastColumn="0"/>
+              <w:rPr>
+                <w:rFonts w:ascii="Cambria" w:eastAsia="Cambria" w:hAnsi="Cambria" w:cs="Cambria"/>
+              </w:rPr>
+            </w:pPr>
+            <w:r>
+              <w:rPr>
+                <w:rFonts w:ascii="Cambria" w:eastAsia="Cambria" w:hAnsi="Cambria" w:cs="Cambria"/>
+              </w:rPr>
+              <w:t>- **Môi trường:** EShop local, trang `/cart`, Chromium headless.</w:t>
+            </w:r>
+          </w:p>
+          <w:p>
+            <w:pPr>
+              <w:spacing w:before="240" w:after="240"/>
+              <w:cnfStyle w:val="000000010000" w:firstRow="0" w:lastRow="0" w:firstColumn="0" w:lastColumn="0" w:oddVBand="0" w:evenVBand="0" w:oddHBand="0" w:evenHBand="1" w:firstRowFirstColumn="0" w:firstRowLastColumn="0" w:lastRowFirstColumn="0" w:lastRowLastColumn="0"/>
+              <w:rPr>
+                <w:rFonts w:ascii="Cambria" w:eastAsia="Cambria" w:hAnsi="Cambria" w:cs="Cambria"/>
+              </w:rPr>
+            </w:pPr>
+            <w:r>
+              <w:rPr>
+                <w:rFonts w:ascii="Cambria" w:eastAsia="Cambria" w:hAnsi="Cambria" w:cs="Cambria"/>
+              </w:rPr>
+              <w:t>- **Severity:** Cao (theo Issue #6).</w:t>
+            </w:r>
+          </w:p>
+          <w:p>
+            <w:pPr>
+              <w:spacing w:before="240" w:after="240"/>
+              <w:cnfStyle w:val="000000010000" w:firstRow="0" w:lastRow="0" w:firstColumn="0" w:lastColumn="0" w:oddVBand="0" w:evenVBand="0" w:oddHBand="0" w:evenHBand="1" w:firstRowFirstColumn="0" w:firstRowLastColumn="0" w:lastRowFirstColumn="0" w:lastRowLastColumn="0"/>
+              <w:rPr>
+                <w:rFonts w:ascii="Cambria" w:eastAsia="Cambria" w:hAnsi="Cambria" w:cs="Cambria"/>
+              </w:rPr>
+            </w:pPr>
+            <w:r>
+              <w:rPr>
+                <w:rFonts w:ascii="Cambria" w:eastAsia="Cambria" w:hAnsi="Cambria" w:cs="Cambria"/>
+              </w:rPr>
+              <w:t>- **Priority đề xuất:** P2 — bấm nhầm sẽ xóa item ngay, không có cách hủy thao tác.</w:t>
+            </w:r>
+          </w:p>
+          <w:p>
+            <w:pPr>
+              <w:spacing w:before="240" w:after="240"/>
+              <w:cnfStyle w:val="000000010000" w:firstRow="0" w:lastRow="0" w:firstColumn="0" w:lastColumn="0" w:oddVBand="0" w:evenVBand="0" w:oddHBand="0" w:evenHBand="1" w:firstRowFirstColumn="0" w:firstRowLastColumn="0" w:lastRowFirstColumn="0" w:lastRowLastColumn="0"/>
+              <w:rPr>
+                <w:rFonts w:ascii="Cambria" w:eastAsia="Cambria" w:hAnsi="Cambria" w:cs="Cambria"/>
+                <w:lang w:val="vi-VN"/>
+              </w:rPr>
+            </w:pPr>
+            <w:r>
+              <w:rPr>
+                <w:rFonts w:ascii="Cambria" w:eastAsia="Cambria" w:hAnsi="Cambria" w:cs="Cambria"/>
+              </w:rPr>
+              <w:t>- **GitHub Issue:** [#6](https://github.com/PhuLe2712/hw2-domain-testing/issues/6).</w:t>
+            </w:r>
+          </w:p>
+          <w:p>
+            <w:pPr>
+              <w:spacing w:before="240" w:after="240"/>
+              <w:cnfStyle w:val="000000010000" w:firstRow="0" w:lastRow="0" w:firstColumn="0" w:lastColumn="0" w:oddVBand="0" w:evenVBand="0" w:oddHBand="0" w:evenHBand="1" w:firstRowFirstColumn="0" w:firstRowLastColumn="0" w:lastRowFirstColumn="0" w:lastRowLastColumn="0"/>
+              <w:rPr>
+                <w:rFonts w:ascii="Cambria" w:eastAsia="Cambria" w:hAnsi="Cambria" w:cs="Cambria"/>
+                <w:lang w:val="vi-VN"/>
+              </w:rPr>
+            </w:pPr>
+            <w:r>
+              <w:rPr>
+                <w:rFonts w:ascii="Cambria" w:eastAsia="Cambria" w:hAnsi="Cambria" w:cs="Cambria"/>
+                <w:lang w:val="vi-VN"/>
+              </w:rPr>
+              <w:lastRenderedPageBreak/>
+              <w:t>**Mô tả:** Nút `Xóa` loại sản phẩm khỏi giỏ ngay lập tức, không hiển thị hộp thoại xác nhận.</w:t>
+            </w:r>
+          </w:p>
+          <w:p>
+            <w:pPr>
+              <w:spacing w:before="240" w:after="240"/>
+              <w:cnfStyle w:val="000000010000" w:firstRow="0" w:lastRow="0" w:firstColumn="0" w:lastColumn="0" w:oddVBand="0" w:evenVBand="0" w:oddHBand="0" w:evenHBand="1" w:firstRowFirstColumn="0" w:firstRowLastColumn="0" w:lastRowFirstColumn="0" w:lastRowLastColumn="0"/>
+              <w:rPr>
+                <w:rFonts w:ascii="Cambria" w:eastAsia="Cambria" w:hAnsi="Cambria" w:cs="Cambria"/>
+                <w:lang w:val="vi-VN"/>
+              </w:rPr>
+            </w:pPr>
+            <w:r>
+              <w:rPr>
+                <w:rFonts w:ascii="Cambria" w:eastAsia="Cambria" w:hAnsi="Cambria" w:cs="Cambria"/>
+              </w:rPr>
+              <w:t>#### Bước tái hiện</w:t>
+            </w:r>
+          </w:p>
+          <w:p>
+            <w:pPr>
+              <w:spacing w:before="240" w:after="240"/>
+              <w:cnfStyle w:val="000000010000" w:firstRow="0" w:lastRow="0" w:firstColumn="0" w:lastColumn="0" w:oddVBand="0" w:evenVBand="0" w:oddHBand="0" w:evenHBand="1" w:firstRowFirstColumn="0" w:firstRowLastColumn="0" w:lastRowFirstColumn="0" w:lastRowLastColumn="0"/>
+              <w:rPr>
+                <w:rFonts w:ascii="Cambria" w:eastAsia="Cambria" w:hAnsi="Cambria" w:cs="Cambria"/>
+                <w:lang w:val="vi-VN"/>
+              </w:rPr>
+            </w:pPr>
+            <w:r>
+              <w:rPr>
+                <w:rFonts w:ascii="Cambria" w:eastAsia="Cambria" w:hAnsi="Cambria" w:cs="Cambria"/>
+                <w:lang w:val="vi-VN"/>
+              </w:rPr>
+              <w:t>1. Thêm một sản phẩm vào giỏ.</w:t>
+            </w:r>
+          </w:p>
+          <w:p>
+            <w:pPr>
+              <w:spacing w:before="240" w:after="240"/>
+              <w:cnfStyle w:val="000000010000" w:firstRow="0" w:lastRow="0" w:firstColumn="0" w:lastColumn="0" w:oddVBand="0" w:evenVBand="0" w:oddHBand="0" w:evenHBand="1" w:firstRowFirstColumn="0" w:firstRowLastColumn="0" w:lastRowFirstColumn="0" w:lastRowLastColumn="0"/>
+              <w:rPr>
+                <w:rFonts w:ascii="Cambria" w:eastAsia="Cambria" w:hAnsi="Cambria" w:cs="Cambria"/>
+              </w:rPr>
+            </w:pPr>
+            <w:r>
+              <w:rPr>
+                <w:rFonts w:ascii="Cambria" w:eastAsia="Cambria" w:hAnsi="Cambria" w:cs="Cambria"/>
+              </w:rPr>
+              <w:t>2. Mở `/cart` và ghi nhận sản phẩm đang có trong giỏ.</w:t>
+            </w:r>
+          </w:p>
+          <w:p>
+            <w:pPr>
+              <w:spacing w:before="240" w:after="240"/>
+              <w:cnfStyle w:val="000000010000" w:firstRow="0" w:lastRow="0" w:firstColumn="0" w:lastColumn="0" w:oddVBand="0" w:evenVBand="0" w:oddHBand="0" w:evenHBand="1" w:firstRowFirstColumn="0" w:firstRowLastColumn="0" w:lastRowFirstColumn="0" w:lastRowLastColumn="0"/>
+              <w:rPr>
+                <w:rFonts w:ascii="Cambria" w:eastAsia="Cambria" w:hAnsi="Cambria" w:cs="Cambria"/>
+              </w:rPr>
+            </w:pPr>
+            <w:r>
+              <w:rPr>
+                <w:rFonts w:ascii="Cambria" w:eastAsia="Cambria" w:hAnsi="Cambria" w:cs="Cambria"/>
+              </w:rPr>
+              <w:t>3. Bấm `Xóa` ở dòng sản phẩm.</w:t>
+            </w:r>
+          </w:p>
+          <w:p>
+            <w:pPr>
+              <w:spacing w:before="240" w:after="240"/>
+              <w:cnfStyle w:val="000000010000" w:firstRow="0" w:lastRow="0" w:firstColumn="0" w:lastColumn="0" w:oddVBand="0" w:evenVBand="0" w:oddHBand="0" w:evenHBand="1" w:firstRowFirstColumn="0" w:firstRowLastColumn="0" w:lastRowFirstColumn="0" w:lastRowLastColumn="0"/>
+              <w:rPr>
+                <w:rFonts w:ascii="Cambria" w:eastAsia="Cambria" w:hAnsi="Cambria" w:cs="Cambria"/>
+                <w:lang w:val="vi-VN"/>
+              </w:rPr>
+            </w:pPr>
+            <w:r>
+              <w:rPr>
+                <w:rFonts w:ascii="Cambria" w:eastAsia="Cambria" w:hAnsi="Cambria" w:cs="Cambria"/>
+              </w:rPr>
+              <w:t>4. Quan sát xem có hộp thoại xác nhận/hủy hay sản phẩm biến mất ngay.</w:t>
+            </w:r>
+          </w:p>
+          <w:p>
+            <w:pPr>
+              <w:spacing w:before="240" w:after="240"/>
+              <w:cnfStyle w:val="000000010000" w:firstRow="0" w:lastRow="0" w:firstColumn="0" w:lastColumn="0" w:oddVBand="0" w:evenVBand="0" w:oddHBand="0" w:evenHBand="1" w:firstRowFirstColumn="0" w:firstRowLastColumn="0" w:lastRowFirstColumn="0" w:lastRowLastColumn="0"/>
+              <w:rPr>
+                <w:rFonts w:ascii="Cambria" w:eastAsia="Cambria" w:hAnsi="Cambria" w:cs="Cambria"/>
+                <w:lang w:val="vi-VN"/>
+              </w:rPr>
+            </w:pPr>
+            <w:r>
+              <w:rPr>
+                <w:rFonts w:ascii="Cambria" w:eastAsia="Cambria" w:hAnsi="Cambria" w:cs="Cambria"/>
+              </w:rPr>
+              <w:t xml:space="preserve">#### Kết quả mong đợi </w:t>
+            </w:r>
+          </w:p>
+          <w:p>
+            <w:pPr>
+              <w:spacing w:before="240" w:after="240"/>
+              <w:cnfStyle w:val="000000010000" w:firstRow="0" w:lastRow="0" w:firstColumn="0" w:lastColumn="0" w:oddVBand="0" w:evenVBand="0" w:oddHBand="0" w:evenHBand="1" w:firstRowFirstColumn="0" w:firstRowLastColumn="0" w:lastRowFirstColumn="0" w:lastRowLastColumn="0"/>
+              <w:rPr>
+                <w:rFonts w:ascii="Cambria" w:eastAsia="Cambria" w:hAnsi="Cambria" w:cs="Cambria"/>
+                <w:lang w:val="vi-VN"/>
+              </w:rPr>
+            </w:pPr>
+            <w:r>
+              <w:rPr>
+                <w:rFonts w:ascii="Cambria" w:eastAsia="Cambria" w:hAnsi="Cambria" w:cs="Cambria"/>
+              </w:rPr>
+              <w:t>Hiện dialog xác nhận. Chọn hủy thì giữ nguyên sản phẩm; chỉ xóa sau khi người dùng xác nhận.</w:t>
+            </w:r>
+          </w:p>
+          <w:p>
+            <w:pPr>
+              <w:spacing w:before="240" w:after="240"/>
+              <w:cnfStyle w:val="000000010000" w:firstRow="0" w:lastRow="0" w:firstColumn="0" w:lastColumn="0" w:oddVBand="0" w:evenVBand="0" w:oddHBand="0" w:evenHBand="1" w:firstRowFirstColumn="0" w:firstRowLastColumn="0" w:lastRowFirstColumn="0" w:lastRowLastColumn="0"/>
+              <w:rPr>
+                <w:rFonts w:ascii="Cambria" w:eastAsia="Cambria" w:hAnsi="Cambria" w:cs="Cambria"/>
+                <w:lang w:val="vi-VN"/>
+              </w:rPr>
+            </w:pPr>
+            <w:r>
+              <w:rPr>
+                <w:rFonts w:ascii="Cambria" w:eastAsia="Cambria" w:hAnsi="Cambria" w:cs="Cambria"/>
+              </w:rPr>
+              <w:t>#### Kết quả thực tế</w:t>
+            </w:r>
+          </w:p>
+          <w:p>
+            <w:pPr>
+              <w:spacing w:before="240" w:after="240"/>
+              <w:cnfStyle w:val="000000010000" w:firstRow="0" w:lastRow="0" w:firstColumn="0" w:lastColumn="0" w:oddVBand="0" w:evenVBand="0" w:oddHBand="0" w:evenHBand="1" w:firstRowFirstColumn="0" w:firstRowLastColumn="0" w:lastRowFirstColumn="0" w:lastRowLastColumn="0"/>
+              <w:rPr>
+                <w:rFonts w:ascii="Cambria" w:eastAsia="Cambria" w:hAnsi="Cambria" w:cs="Cambria"/>
+                <w:lang w:val="vi-VN"/>
+              </w:rPr>
+            </w:pPr>
+            <w:r>
+              <w:rPr>
+                <w:rFonts w:ascii="Cambria" w:eastAsia="Cambria" w:hAnsi="Cambria" w:cs="Cambria"/>
+                <w:lang w:val="vi-VN"/>
+              </w:rPr>
+              <w:t>Sản phẩm bị xóa ngay sau khi bấm `Xóa`; không có dialog hoặc thao tác hủy.</w:t>
+            </w:r>
+          </w:p>
+          <w:p>
+            <w:pPr>
+              <w:spacing w:before="240" w:after="240"/>
+              <w:cnfStyle w:val="000000010000" w:firstRow="0" w:lastRow="0" w:firstColumn="0" w:lastColumn="0" w:oddVBand="0" w:evenVBand="0" w:oddHBand="0" w:evenHBand="1" w:firstRowFirstColumn="0" w:firstRowLastColumn="0" w:lastRowFirstColumn="0" w:lastRowLastColumn="0"/>
+              <w:rPr>
+                <w:rFonts w:ascii="Cambria" w:eastAsia="Cambria" w:hAnsi="Cambria" w:cs="Cambria"/>
+                <w:lang w:val="vi-VN"/>
+              </w:rPr>
+            </w:pPr>
+            <w:r>
+              <w:rPr>
+                <w:rFonts w:ascii="Cambria" w:eastAsia="Cambria" w:hAnsi="Cambria" w:cs="Cambria"/>
+              </w:rPr>
+              <w:t>#### Bằng chứng</w:t>
+            </w:r>
+          </w:p>
+          <w:p>
+            <w:pPr>
+              <w:spacing w:before="240" w:after="240"/>
+              <w:cnfStyle w:val="000000010000" w:firstRow="0" w:lastRow="0" w:firstColumn="0" w:lastColumn="0" w:oddVBand="0" w:evenVBand="0" w:oddHBand="0" w:evenHBand="1" w:firstRowFirstColumn="0" w:firstRowLastColumn="0" w:lastRowFirstColumn="0" w:lastRowLastColumn="0"/>
+              <w:rPr>
+                <w:rFonts w:ascii="Cambria" w:eastAsia="Cambria" w:hAnsi="Cambria" w:cs="Cambria"/>
+                <w:lang w:val="vi-VN"/>
+              </w:rPr>
+            </w:pPr>
+            <w:r>
+              <w:rPr>
+                <w:rFonts w:ascii="Cambria" w:eastAsia="Cambria" w:hAnsi="Cambria" w:cs="Cambria"/>
+              </w:rPr>
+              <w:t>Issue #6 hiện có 2 ảnh.</w:t>
+            </w:r>
+          </w:p>
+          <w:p>
+            <w:pPr>
+              <w:spacing w:before="240" w:after="240"/>
+              <w:cnfStyle w:val="000000010000" w:firstRow="0" w:lastRow="0" w:firstColumn="0" w:lastColumn="0" w:oddVBand="0" w:evenVBand="0" w:oddHBand="0" w:evenHBand="1" w:firstRowFirstColumn="0" w:firstRowLastColumn="0" w:lastRowFirstColumn="0" w:lastRowLastColumn="0"/>
+              <w:rPr>
+                <w:rFonts w:ascii="Cambria" w:eastAsia="Cambria" w:hAnsi="Cambria" w:cs="Cambria"/>
+                <w:lang w:val="vi-VN"/>
+              </w:rPr>
+            </w:pPr>
+            <w:r>
+              <w:rPr>
+                <w:rFonts w:ascii="Cambria" w:eastAsia="Cambria" w:hAnsi="Cambria" w:cs="Cambria"/>
+              </w:rPr>
+              <w:t>---</w:t>
+            </w:r>
+          </w:p>
+          <w:p>
+            <w:pPr>
+              <w:spacing w:before="240" w:after="240"/>
+              <w:cnfStyle w:val="000000010000" w:firstRow="0" w:lastRow="0" w:firstColumn="0" w:lastColumn="0" w:oddVBand="0" w:evenVBand="0" w:oddHBand="0" w:evenHBand="1" w:firstRowFirstColumn="0" w:firstRowLastColumn="0" w:lastRowFirstColumn="0" w:lastRowLastColumn="0"/>
+              <w:rPr>
+                <w:rFonts w:ascii="Cambria" w:eastAsia="Cambria" w:hAnsi="Cambria" w:cs="Cambria"/>
+                <w:lang w:val="vi-VN"/>
+              </w:rPr>
+            </w:pPr>
+            <w:r>
+              <w:rPr>
+                <w:rFonts w:ascii="Cambria" w:eastAsia="Cambria" w:hAnsi="Cambria" w:cs="Cambria"/>
+                <w:lang w:val="vi-VN"/>
+              </w:rPr>
+              <w:t>### BUG-07 — Nhãn tổng tiền trong giỏ không đúng yêu cầu</w:t>
+            </w:r>
+          </w:p>
+          <w:p>
+            <w:pPr>
+              <w:spacing w:before="240" w:after="240"/>
+              <w:cnfStyle w:val="000000010000" w:firstRow="0" w:lastRow="0" w:firstColumn="0" w:lastColumn="0" w:oddVBand="0" w:evenVBand="0" w:oddHBand="0" w:evenHBand="1" w:firstRowFirstColumn="0" w:firstRowLastColumn="0" w:lastRowFirstColumn="0" w:lastRowLastColumn="0"/>
+              <w:rPr>
+                <w:rFonts w:ascii="Cambria" w:eastAsia="Cambria" w:hAnsi="Cambria" w:cs="Cambria"/>
+              </w:rPr>
+            </w:pPr>
+            <w:r>
+              <w:rPr>
+                <w:rFonts w:ascii="Cambria" w:eastAsia="Cambria" w:hAnsi="Cambria" w:cs="Cambria"/>
+              </w:rPr>
+              <w:t>- **Test phát hiện:** `CART-D12`.</w:t>
+            </w:r>
+          </w:p>
+          <w:p>
+            <w:pPr>
+              <w:spacing w:before="240" w:after="240"/>
+              <w:cnfStyle w:val="000000010000" w:firstRow="0" w:lastRow="0" w:firstColumn="0" w:lastColumn="0" w:oddVBand="0" w:evenVBand="0" w:oddHBand="0" w:evenHBand="1" w:firstRowFirstColumn="0" w:firstRowLastColumn="0" w:lastRowFirstColumn="0" w:lastRowLastColumn="0"/>
+              <w:rPr>
+                <w:rFonts w:ascii="Cambria" w:eastAsia="Cambria" w:hAnsi="Cambria" w:cs="Cambria"/>
+              </w:rPr>
+            </w:pPr>
+            <w:r>
+              <w:rPr>
+                <w:rFonts w:ascii="Cambria" w:eastAsia="Cambria" w:hAnsi="Cambria" w:cs="Cambria"/>
+              </w:rPr>
+              <w:t>- **Feature / kênh:** FR-07 Giỏ hàng / Web UI.</w:t>
+            </w:r>
+          </w:p>
+          <w:p>
+            <w:pPr>
+              <w:spacing w:before="240" w:after="240"/>
+              <w:cnfStyle w:val="000000010000" w:firstRow="0" w:lastRow="0" w:firstColumn="0" w:lastColumn="0" w:oddVBand="0" w:evenVBand="0" w:oddHBand="0" w:evenHBand="1" w:firstRowFirstColumn="0" w:firstRowLastColumn="0" w:lastRowFirstColumn="0" w:lastRowLastColumn="0"/>
+              <w:rPr>
+                <w:rFonts w:ascii="Cambria" w:eastAsia="Cambria" w:hAnsi="Cambria" w:cs="Cambria"/>
+              </w:rPr>
+            </w:pPr>
+            <w:r>
+              <w:rPr>
+                <w:rFonts w:ascii="Cambria" w:eastAsia="Cambria" w:hAnsi="Cambria" w:cs="Cambria"/>
+              </w:rPr>
+              <w:t>- **Môi trường:** EShop local, trang `/cart`, Chromium headless.</w:t>
+            </w:r>
+          </w:p>
+          <w:p>
+            <w:pPr>
+              <w:spacing w:before="240" w:after="240"/>
+              <w:cnfStyle w:val="000000010000" w:firstRow="0" w:lastRow="0" w:firstColumn="0" w:lastColumn="0" w:oddVBand="0" w:evenVBand="0" w:oddHBand="0" w:evenHBand="1" w:firstRowFirstColumn="0" w:firstRowLastColumn="0" w:lastRowFirstColumn="0" w:lastRowLastColumn="0"/>
+              <w:rPr>
+                <w:rFonts w:ascii="Cambria" w:eastAsia="Cambria" w:hAnsi="Cambria" w:cs="Cambria"/>
+              </w:rPr>
+            </w:pPr>
+            <w:r>
+              <w:rPr>
+                <w:rFonts w:ascii="Cambria" w:eastAsia="Cambria" w:hAnsi="Cambria" w:cs="Cambria"/>
+              </w:rPr>
+              <w:t>- **Severity:** Thấp (theo Issue #7).</w:t>
+            </w:r>
+          </w:p>
+          <w:p>
+            <w:pPr>
+              <w:spacing w:before="240" w:after="240"/>
+              <w:cnfStyle w:val="000000010000" w:firstRow="0" w:lastRow="0" w:firstColumn="0" w:lastColumn="0" w:oddVBand="0" w:evenVBand="0" w:oddHBand="0" w:evenHBand="1" w:firstRowFirstColumn="0" w:firstRowLastColumn="0" w:lastRowFirstColumn="0" w:lastRowLastColumn="0"/>
+              <w:rPr>
+                <w:rFonts w:ascii="Cambria" w:eastAsia="Cambria" w:hAnsi="Cambria" w:cs="Cambria"/>
+              </w:rPr>
+            </w:pPr>
+            <w:r>
+              <w:rPr>
+                <w:rFonts w:ascii="Cambria" w:eastAsia="Cambria" w:hAnsi="Cambria" w:cs="Cambria"/>
+              </w:rPr>
+              <w:t>- **Priority đề xuất:** P3 — sai nhãn nhưng không làm sai phép tính tiền.</w:t>
+            </w:r>
+          </w:p>
+          <w:p>
+            <w:pPr>
+              <w:spacing w:before="240" w:after="240"/>
+              <w:cnfStyle w:val="000000010000" w:firstRow="0" w:lastRow="0" w:firstColumn="0" w:lastColumn="0" w:oddVBand="0" w:evenVBand="0" w:oddHBand="0" w:evenHBand="1" w:firstRowFirstColumn="0" w:firstRowLastColumn="0" w:lastRowFirstColumn="0" w:lastRowLastColumn="0"/>
+              <w:rPr>
+                <w:rFonts w:ascii="Cambria" w:eastAsia="Cambria" w:hAnsi="Cambria" w:cs="Cambria"/>
+                <w:lang w:val="vi-VN"/>
+              </w:rPr>
+            </w:pPr>
+            <w:r>
+              <w:rPr>
+                <w:rFonts w:ascii="Cambria" w:eastAsia="Cambria" w:hAnsi="Cambria" w:cs="Cambria"/>
+              </w:rPr>
+              <w:t>- **GitHub Issue:** [#7](https://github.com/PhuLe2712/h</w:t>
+            </w:r>
+            <w:r>
+              <w:rPr>
+                <w:rFonts w:ascii="Cambria" w:eastAsia="Cambria" w:hAnsi="Cambria" w:cs="Cambria"/>
+              </w:rPr>
+              <w:lastRenderedPageBreak/>
+              <w:t>w2-domain-testing/issues/7).</w:t>
+            </w:r>
+          </w:p>
+          <w:p>
+            <w:pPr>
+              <w:spacing w:before="240" w:after="240"/>
+              <w:cnfStyle w:val="000000010000" w:firstRow="0" w:lastRow="0" w:firstColumn="0" w:lastColumn="0" w:oddVBand="0" w:evenVBand="0" w:oddHBand="0" w:evenHBand="1" w:firstRowFirstColumn="0" w:firstRowLastColumn="0" w:lastRowFirstColumn="0" w:lastRowLastColumn="0"/>
+              <w:rPr>
+                <w:rFonts w:ascii="Cambria" w:eastAsia="Cambria" w:hAnsi="Cambria" w:cs="Cambria"/>
+                <w:lang w:val="vi-VN"/>
+              </w:rPr>
+            </w:pPr>
+            <w:r>
+              <w:rPr>
+                <w:rFonts w:ascii="Cambria" w:eastAsia="Cambria" w:hAnsi="Cambria" w:cs="Cambria"/>
+                <w:lang w:val="vi-VN"/>
+              </w:rPr>
+              <w:t>**Mô tả:** Cụm từ mô tả tổng tiền ở cuối trang giỏ không khớp yêu cầu trong SRS.</w:t>
+            </w:r>
+          </w:p>
+          <w:p>
+            <w:pPr>
+              <w:spacing w:before="240" w:after="240"/>
+              <w:cnfStyle w:val="000000010000" w:firstRow="0" w:lastRow="0" w:firstColumn="0" w:lastColumn="0" w:oddVBand="0" w:evenVBand="0" w:oddHBand="0" w:evenHBand="1" w:firstRowFirstColumn="0" w:firstRowLastColumn="0" w:lastRowFirstColumn="0" w:lastRowLastColumn="0"/>
+              <w:rPr>
+                <w:rFonts w:ascii="Cambria" w:eastAsia="Cambria" w:hAnsi="Cambria" w:cs="Cambria"/>
+                <w:lang w:val="vi-VN"/>
+              </w:rPr>
+            </w:pPr>
+            <w:r>
+              <w:rPr>
+                <w:rFonts w:ascii="Cambria" w:eastAsia="Cambria" w:hAnsi="Cambria" w:cs="Cambria"/>
+              </w:rPr>
+              <w:t>#### Bước tái hiện</w:t>
+            </w:r>
+          </w:p>
+          <w:p>
+            <w:pPr>
+              <w:spacing w:before="240" w:after="240"/>
+              <w:cnfStyle w:val="000000010000" w:firstRow="0" w:lastRow="0" w:firstColumn="0" w:lastColumn="0" w:oddVBand="0" w:evenVBand="0" w:oddHBand="0" w:evenHBand="1" w:firstRowFirstColumn="0" w:firstRowLastColumn="0" w:lastRowFirstColumn="0" w:lastRowLastColumn="0"/>
+              <w:rPr>
+                <w:rFonts w:ascii="Cambria" w:eastAsia="Cambria" w:hAnsi="Cambria" w:cs="Cambria"/>
+                <w:lang w:val="vi-VN"/>
+              </w:rPr>
+            </w:pPr>
+            <w:r>
+              <w:rPr>
+                <w:rFonts w:ascii="Cambria" w:eastAsia="Cambria" w:hAnsi="Cambria" w:cs="Cambria"/>
+                <w:lang w:val="vi-VN"/>
+              </w:rPr>
+              <w:t>1. Thêm một sản phẩm bất kỳ vào giỏ.</w:t>
+            </w:r>
+          </w:p>
+          <w:p>
+            <w:pPr>
+              <w:spacing w:before="240" w:after="240"/>
+              <w:cnfStyle w:val="000000010000" w:firstRow="0" w:lastRow="0" w:firstColumn="0" w:lastColumn="0" w:oddVBand="0" w:evenVBand="0" w:oddHBand="0" w:evenHBand="1" w:firstRowFirstColumn="0" w:firstRowLastColumn="0" w:lastRowFirstColumn="0" w:lastRowLastColumn="0"/>
+              <w:rPr>
+                <w:rFonts w:ascii="Cambria" w:eastAsia="Cambria" w:hAnsi="Cambria" w:cs="Cambria"/>
+              </w:rPr>
+            </w:pPr>
+            <w:r>
+              <w:rPr>
+                <w:rFonts w:ascii="Cambria" w:eastAsia="Cambria" w:hAnsi="Cambria" w:cs="Cambria"/>
+              </w:rPr>
+              <w:t>2. Mở `/cart`.</w:t>
+            </w:r>
+          </w:p>
+          <w:p>
+            <w:pPr>
+              <w:spacing w:before="240" w:after="240"/>
+              <w:cnfStyle w:val="000000010000" w:firstRow="0" w:lastRow="0" w:firstColumn="0" w:lastColumn="0" w:oddVBand="0" w:evenVBand="0" w:oddHBand="0" w:evenHBand="1" w:firstRowFirstColumn="0" w:firstRowLastColumn="0" w:lastRowFirstColumn="0" w:lastRowLastColumn="0"/>
+              <w:rPr>
+                <w:rFonts w:ascii="Cambria" w:eastAsia="Cambria" w:hAnsi="Cambria" w:cs="Cambria"/>
+                <w:lang w:val="vi-VN"/>
+              </w:rPr>
+            </w:pPr>
+            <w:r>
+              <w:rPr>
+                <w:rFonts w:ascii="Cambria" w:eastAsia="Cambria" w:hAnsi="Cambria" w:cs="Cambria"/>
+              </w:rPr>
+              <w:t>3. Quan sát nhãn bên cạnh tổng tiền cuối trang.</w:t>
+            </w:r>
+          </w:p>
+          <w:p>
+            <w:pPr>
+              <w:spacing w:before="240" w:after="240"/>
+              <w:cnfStyle w:val="000000010000" w:firstRow="0" w:lastRow="0" w:firstColumn="0" w:lastColumn="0" w:oddVBand="0" w:evenVBand="0" w:oddHBand="0" w:evenHBand="1" w:firstRowFirstColumn="0" w:firstRowLastColumn="0" w:lastRowFirstColumn="0" w:lastRowLastColumn="0"/>
+              <w:rPr>
+                <w:rFonts w:ascii="Cambria" w:eastAsia="Cambria" w:hAnsi="Cambria" w:cs="Cambria"/>
+              </w:rPr>
+            </w:pPr>
+            <w:r>
+              <w:rPr>
+                <w:rFonts w:ascii="Cambria" w:eastAsia="Cambria" w:hAnsi="Cambria" w:cs="Cambria"/>
+              </w:rPr>
+              <w:t xml:space="preserve">#### Kết quả mong đợi </w:t>
+            </w:r>
+          </w:p>
+          <w:p>
+            <w:pPr>
+              <w:spacing w:before="240" w:after="240"/>
+              <w:cnfStyle w:val="000000010000" w:firstRow="0" w:lastRow="0" w:firstColumn="0" w:lastColumn="0" w:oddVBand="0" w:evenVBand="0" w:oddHBand="0" w:evenHBand="1" w:firstRowFirstColumn="0" w:firstRowLastColumn="0" w:lastRowFirstColumn="0" w:lastRowLastColumn="0"/>
+              <w:rPr>
+                <w:rFonts w:ascii="Cambria" w:eastAsia="Cambria" w:hAnsi="Cambria" w:cs="Cambria"/>
+              </w:rPr>
+            </w:pPr>
+          </w:p>
+          <w:p>
+            <w:pPr>
+              <w:spacing w:before="240" w:after="240"/>
+              <w:cnfStyle w:val="000000010000" w:firstRow="0" w:lastRow="0" w:firstColumn="0" w:lastColumn="0" w:oddVBand="0" w:evenVBand="0" w:oddHBand="0" w:evenHBand="1" w:firstRowFirstColumn="0" w:firstRowLastColumn="0" w:lastRowFirstColumn="0" w:lastRowLastColumn="0"/>
+              <w:rPr>
+                <w:rFonts w:ascii="Cambria" w:eastAsia="Cambria" w:hAnsi="Cambria" w:cs="Cambria"/>
+                <w:lang w:val="vi-VN"/>
+              </w:rPr>
+            </w:pPr>
+            <w:r>
+              <w:rPr>
+                <w:rFonts w:ascii="Cambria" w:eastAsia="Cambria" w:hAnsi="Cambria" w:cs="Cambria"/>
+              </w:rPr>
+              <w:t>Nhãn hiển thị `Tổng cộng`.</w:t>
+            </w:r>
+          </w:p>
+          <w:p>
+            <w:pPr>
+              <w:spacing w:before="240" w:after="240"/>
+              <w:cnfStyle w:val="000000010000" w:firstRow="0" w:lastRow="0" w:firstColumn="0" w:lastColumn="0" w:oddVBand="0" w:evenVBand="0" w:oddHBand="0" w:evenHBand="1" w:firstRowFirstColumn="0" w:firstRowLastColumn="0" w:lastRowFirstColumn="0" w:lastRowLastColumn="0"/>
+              <w:rPr>
+                <w:rFonts w:ascii="Cambria" w:eastAsia="Cambria" w:hAnsi="Cambria" w:cs="Cambria"/>
+                <w:lang w:val="vi-VN"/>
+              </w:rPr>
+            </w:pPr>
+            <w:r>
+              <w:rPr>
+                <w:rFonts w:ascii="Cambria" w:eastAsia="Cambria" w:hAnsi="Cambria" w:cs="Cambria"/>
+              </w:rPr>
+              <w:t>#### Kết quả thực tế</w:t>
+            </w:r>
+          </w:p>
+          <w:p>
+            <w:pPr>
+              <w:spacing w:before="240" w:after="240"/>
+              <w:cnfStyle w:val="000000010000" w:firstRow="0" w:lastRow="0" w:firstColumn="0" w:lastColumn="0" w:oddVBand="0" w:evenVBand="0" w:oddHBand="0" w:evenHBand="1" w:firstRowFirstColumn="0" w:firstRowLastColumn="0" w:lastRowFirstColumn="0" w:lastRowLastColumn="0"/>
+              <w:rPr>
+                <w:rFonts w:ascii="Cambria" w:eastAsia="Cambria" w:hAnsi="Cambria" w:cs="Cambria"/>
+                <w:lang w:val="vi-VN"/>
+              </w:rPr>
+            </w:pPr>
+            <w:r>
+              <w:rPr>
+                <w:rFonts w:ascii="Cambria" w:eastAsia="Cambria" w:hAnsi="Cambria" w:cs="Cambria"/>
+                <w:lang w:val="vi-VN"/>
+              </w:rPr>
+              <w:t>UI hiển thị `Tổng tạm tính`.</w:t>
+            </w:r>
+          </w:p>
+          <w:p>
+            <w:pPr>
+              <w:spacing w:before="240" w:after="240"/>
+              <w:cnfStyle w:val="000000010000" w:firstRow="0" w:lastRow="0" w:firstColumn="0" w:lastColumn="0" w:oddVBand="0" w:evenVBand="0" w:oddHBand="0" w:evenHBand="1" w:firstRowFirstColumn="0" w:firstRowLastColumn="0" w:lastRowFirstColumn="0" w:lastRowLastColumn="0"/>
+              <w:rPr>
+                <w:rFonts w:ascii="Cambria" w:eastAsia="Cambria" w:hAnsi="Cambria" w:cs="Cambria"/>
+                <w:lang w:val="vi-VN"/>
+              </w:rPr>
+            </w:pPr>
+            <w:r>
+              <w:rPr>
+                <w:rFonts w:ascii="Cambria" w:eastAsia="Cambria" w:hAnsi="Cambria" w:cs="Cambria"/>
+              </w:rPr>
+              <w:t>#### Bằng chứng</w:t>
+            </w:r>
+          </w:p>
+          <w:p>
+            <w:pPr>
+              <w:spacing w:before="240" w:after="240"/>
+              <w:cnfStyle w:val="000000010000" w:firstRow="0" w:lastRow="0" w:firstColumn="0" w:lastColumn="0" w:oddVBand="0" w:evenVBand="0" w:oddHBand="0" w:evenHBand="1" w:firstRowFirstColumn="0" w:firstRowLastColumn="0" w:lastRowFirstColumn="0" w:lastRowLastColumn="0"/>
+              <w:rPr>
+                <w:rFonts w:ascii="Cambria" w:eastAsia="Cambria" w:hAnsi="Cambria" w:cs="Cambria"/>
+                <w:lang w:val="vi-VN"/>
+              </w:rPr>
+            </w:pPr>
+            <w:r>
+              <w:rPr>
+                <w:rFonts w:ascii="Cambria" w:eastAsia="Cambria" w:hAnsi="Cambria" w:cs="Cambria"/>
+              </w:rPr>
+              <w:t>Ảnh giỏ hàng trong Issue #7.</w:t>
+            </w:r>
+          </w:p>
+          <w:p>
+            <w:pPr>
+              <w:spacing w:before="240" w:after="240"/>
+              <w:cnfStyle w:val="000000010000" w:firstRow="0" w:lastRow="0" w:firstColumn="0" w:lastColumn="0" w:oddVBand="0" w:evenVBand="0" w:oddHBand="0" w:evenHBand="1" w:firstRowFirstColumn="0" w:firstRowLastColumn="0" w:lastRowFirstColumn="0" w:lastRowLastColumn="0"/>
+              <w:rPr>
+                <w:rFonts w:ascii="Cambria" w:eastAsia="Cambria" w:hAnsi="Cambria" w:cs="Cambria"/>
+                <w:lang w:val="vi-VN"/>
+              </w:rPr>
+            </w:pPr>
+            <w:r>
+              <w:rPr>
+                <w:rFonts w:ascii="Cambria" w:eastAsia="Cambria" w:hAnsi="Cambria" w:cs="Cambria"/>
+              </w:rPr>
+              <w:t>---</w:t>
+            </w:r>
+          </w:p>
+          <w:p>
+            <w:pPr>
+              <w:spacing w:before="240" w:after="240"/>
+              <w:cnfStyle w:val="000000010000" w:firstRow="0" w:lastRow="0" w:firstColumn="0" w:lastColumn="0" w:oddVBand="0" w:evenVBand="0" w:oddHBand="0" w:evenHBand="1" w:firstRowFirstColumn="0" w:firstRowLastColumn="0" w:lastRowFirstColumn="0" w:lastRowLastColumn="0"/>
+              <w:rPr>
+                <w:rFonts w:ascii="Cambria" w:eastAsia="Cambria" w:hAnsi="Cambria" w:cs="Cambria"/>
+                <w:lang w:val="vi-VN"/>
+              </w:rPr>
+            </w:pPr>
+            <w:r>
+              <w:rPr>
+                <w:rFonts w:ascii="Cambria" w:eastAsia="Cambria" w:hAnsi="Cambria" w:cs="Cambria"/>
+                <w:lang w:val="vi-VN"/>
+              </w:rPr>
+              <w:t>### BUG-08 — User thường truy cập API admin và API thay đổi dữ liệu</w:t>
+            </w:r>
+          </w:p>
+          <w:p>
+            <w:pPr>
+              <w:spacing w:before="240" w:after="240"/>
+              <w:cnfStyle w:val="000000010000" w:firstRow="0" w:lastRow="0" w:firstColumn="0" w:lastColumn="0" w:oddVBand="0" w:evenVBand="0" w:oddHBand="0" w:evenHBand="1" w:firstRowFirstColumn="0" w:firstRowLastColumn="0" w:lastRowFirstColumn="0" w:lastRowLastColumn="0"/>
+              <w:rPr>
+                <w:rFonts w:ascii="Cambria" w:eastAsia="Cambria" w:hAnsi="Cambria" w:cs="Cambria"/>
+              </w:rPr>
+            </w:pPr>
+            <w:r>
+              <w:rPr>
+                <w:rFonts w:ascii="Cambria" w:eastAsia="Cambria" w:hAnsi="Cambria" w:cs="Cambria"/>
+              </w:rPr>
+              <w:t>- **Test phát hiện:** `ACL-D04`–`ACL-D09`, `ACL-B06`, `ACL-B07`.</w:t>
+            </w:r>
+          </w:p>
+          <w:p>
+            <w:pPr>
+              <w:spacing w:before="240" w:after="240"/>
+              <w:cnfStyle w:val="000000010000" w:firstRow="0" w:lastRow="0" w:firstColumn="0" w:lastColumn="0" w:oddVBand="0" w:evenVBand="0" w:oddHBand="0" w:evenHBand="1" w:firstRowFirstColumn="0" w:firstRowLastColumn="0" w:lastRowFirstColumn="0" w:lastRowLastColumn="0"/>
+              <w:rPr>
+                <w:rFonts w:ascii="Cambria" w:eastAsia="Cambria" w:hAnsi="Cambria" w:cs="Cambria"/>
+              </w:rPr>
+            </w:pPr>
+            <w:r>
+              <w:rPr>
+                <w:rFonts w:ascii="Cambria" w:eastAsia="Cambria" w:hAnsi="Cambria" w:cs="Cambria"/>
+              </w:rPr>
+              <w:t>- **Feature / kênh:** FR-12 Kiểm soát truy cập / API.</w:t>
+            </w:r>
+          </w:p>
+          <w:p>
+            <w:pPr>
+              <w:spacing w:before="240" w:after="240"/>
+              <w:cnfStyle w:val="000000010000" w:firstRow="0" w:lastRow="0" w:firstColumn="0" w:lastColumn="0" w:oddVBand="0" w:evenVBand="0" w:oddHBand="0" w:evenHBand="1" w:firstRowFirstColumn="0" w:firstRowLastColumn="0" w:lastRowFirstColumn="0" w:lastRowLastColumn="0"/>
+              <w:rPr>
+                <w:rFonts w:ascii="Cambria" w:eastAsia="Cambria" w:hAnsi="Cambria" w:cs="Cambria"/>
+              </w:rPr>
+            </w:pPr>
+            <w:r>
+              <w:rPr>
+                <w:rFonts w:ascii="Cambria" w:eastAsia="Cambria" w:hAnsi="Cambria" w:cs="Cambria"/>
+              </w:rPr>
+              <w:t>- **Môi trường:** Backend `http://localhost:3000`, Postman, JWT user thường, database SQLite test. Token chỉ dùng trong máy local; không ghi token thật vào báo cáo.</w:t>
+            </w:r>
+          </w:p>
+          <w:p>
+            <w:pPr>
+              <w:spacing w:before="240" w:after="240"/>
+              <w:cnfStyle w:val="000000010000" w:firstRow="0" w:lastRow="0" w:firstColumn="0" w:lastColumn="0" w:oddVBand="0" w:evenVBand="0" w:oddHBand="0" w:evenHBand="1" w:firstRowFirstColumn="0" w:firstRowLastColumn="0" w:lastRowFirstColumn="0" w:lastRowLastColumn="0"/>
+              <w:rPr>
+                <w:rFonts w:ascii="Cambria" w:eastAsia="Cambria" w:hAnsi="Cambria" w:cs="Cambria"/>
+              </w:rPr>
+            </w:pPr>
+            <w:r>
+              <w:rPr>
+                <w:rFonts w:ascii="Cambria" w:eastAsia="Cambria" w:hAnsi="Cambria" w:cs="Cambria"/>
+              </w:rPr>
+              <w:t>- **Severity:** Nghiêm trọng (theo Issue #8).</w:t>
+            </w:r>
+          </w:p>
+          <w:p>
+            <w:pPr>
+              <w:spacing w:before="240" w:after="240"/>
+              <w:cnfStyle w:val="000000010000" w:firstRow="0" w:lastRow="0" w:firstColumn="0" w:lastColumn="0" w:oddVBand="0" w:evenVBand="0" w:oddHBand="0" w:evenHBand="1" w:firstRowFirstColumn="0" w:firstRowLastColumn="0" w:lastRowFirstColumn="0" w:lastRowLastColumn="0"/>
+              <w:rPr>
+                <w:rFonts w:ascii="Cambria" w:eastAsia="Cambria" w:hAnsi="Cambria" w:cs="Cambria"/>
+              </w:rPr>
+            </w:pPr>
+            <w:r>
+              <w:rPr>
+                <w:rFonts w:ascii="Cambria" w:eastAsia="Cambria" w:hAnsi="Cambria" w:cs="Cambria"/>
+              </w:rPr>
+              <w:t xml:space="preserve">- **Priority đề xuất:** P1 — lộ dữ liệu người dùng và cho phép thay đổi/xóa dữ </w:t>
+            </w:r>
+            <w:r>
+              <w:rPr>
+                <w:rFonts w:ascii="Cambria" w:eastAsia="Cambria" w:hAnsi="Cambria" w:cs="Cambria"/>
+              </w:rPr>
+              <w:lastRenderedPageBreak/>
+              <w:t>liệu mà không có vai trò admin.</w:t>
+            </w:r>
+          </w:p>
+          <w:p>
+            <w:pPr>
+              <w:spacing w:before="240" w:after="240"/>
+              <w:cnfStyle w:val="000000010000" w:firstRow="0" w:lastRow="0" w:firstColumn="0" w:lastColumn="0" w:oddVBand="0" w:evenVBand="0" w:oddHBand="0" w:evenHBand="1" w:firstRowFirstColumn="0" w:firstRowLastColumn="0" w:lastRowFirstColumn="0" w:lastRowLastColumn="0"/>
+              <w:rPr>
+                <w:rFonts w:ascii="Cambria" w:eastAsia="Cambria" w:hAnsi="Cambria" w:cs="Cambria"/>
+                <w:lang w:val="vi-VN"/>
+              </w:rPr>
+            </w:pPr>
+            <w:r>
+              <w:rPr>
+                <w:rFonts w:ascii="Cambria" w:eastAsia="Cambria" w:hAnsi="Cambria" w:cs="Cambria"/>
+              </w:rPr>
+              <w:t>- **GitHub Issue:** [#8](https://github.com/PhuLe2712/hw2-domain-testing/issues/8).</w:t>
+            </w:r>
+          </w:p>
+          <w:p>
+            <w:pPr>
+              <w:spacing w:before="240" w:after="240"/>
+              <w:cnfStyle w:val="000000010000" w:firstRow="0" w:lastRow="0" w:firstColumn="0" w:lastColumn="0" w:oddVBand="0" w:evenVBand="0" w:oddHBand="0" w:evenHBand="1" w:firstRowFirstColumn="0" w:firstRowLastColumn="0" w:lastRowFirstColumn="0" w:lastRowLastColumn="0"/>
+              <w:rPr>
+                <w:rFonts w:ascii="Cambria" w:eastAsia="Cambria" w:hAnsi="Cambria" w:cs="Cambria"/>
+                <w:lang w:val="vi-VN"/>
+              </w:rPr>
+            </w:pPr>
+            <w:r>
+              <w:rPr>
+                <w:rFonts w:ascii="Cambria" w:eastAsia="Cambria" w:hAnsi="Cambria" w:cs="Cambria"/>
+                <w:lang w:val="vi-VN"/>
+              </w:rPr>
+              <w:t xml:space="preserve">**Mô tả:** Các endpoint đặc quyền cho phép user thường thực hiện thao tác quản trị: một số route chỉ xác thực JWT nhưng không kiểm tra role admin; các route product được probe trong bộ test không có lớp bảo vệ phù hợp. </w:t>
+            </w:r>
+            <w:r>
+              <w:rPr>
+                <w:rFonts w:ascii="Cambria" w:eastAsia="Cambria" w:hAnsi="Cambria" w:cs="Cambria"/>
+              </w:rPr>
+              <w:t>Issue chính cùng các bình luận ghi nhận user thường có thể đọc danh sách user, đổi trạng thái đơn, xóa user, tạo/xóa sản phẩm, tạo danh mục và tạo coupon.</w:t>
+            </w:r>
+          </w:p>
+          <w:p>
+            <w:pPr>
+              <w:spacing w:before="240" w:after="240"/>
+              <w:cnfStyle w:val="000000010000" w:firstRow="0" w:lastRow="0" w:firstColumn="0" w:lastColumn="0" w:oddVBand="0" w:evenVBand="0" w:oddHBand="0" w:evenHBand="1" w:firstRowFirstColumn="0" w:firstRowLastColumn="0" w:lastRowFirstColumn="0" w:lastRowLastColumn="0"/>
+              <w:rPr>
+                <w:rFonts w:ascii="Cambria" w:eastAsia="Cambria" w:hAnsi="Cambria" w:cs="Cambria"/>
+                <w:lang w:val="vi-VN"/>
+              </w:rPr>
+            </w:pPr>
+            <w:r>
+              <w:rPr>
+                <w:rFonts w:ascii="Cambria" w:eastAsia="Cambria" w:hAnsi="Cambria" w:cs="Cambria"/>
+              </w:rPr>
+              <w:t>#### Bước tái hiện</w:t>
+            </w:r>
+          </w:p>
+          <w:p>
+            <w:pPr>
+              <w:spacing w:before="240" w:after="240"/>
+              <w:cnfStyle w:val="000000010000" w:firstRow="0" w:lastRow="0" w:firstColumn="0" w:lastColumn="0" w:oddVBand="0" w:evenVBand="0" w:oddHBand="0" w:evenHBand="1" w:firstRowFirstColumn="0" w:firstRowLastColumn="0" w:lastRowFirstColumn="0" w:lastRowLastColumn="0"/>
+              <w:rPr>
+                <w:rFonts w:ascii="Cambria" w:eastAsia="Cambria" w:hAnsi="Cambria" w:cs="Cambria"/>
+              </w:rPr>
+            </w:pPr>
+            <w:r>
+              <w:rPr>
+                <w:rFonts w:ascii="Cambria" w:eastAsia="Cambria" w:hAnsi="Cambria" w:cs="Cambria"/>
+              </w:rPr>
+              <w:t>1. Đăng nhập tài khoản user test qua `POST http://localhost:3000/api/login`; sao chép token từ response.</w:t>
+            </w:r>
+          </w:p>
+          <w:p>
+            <w:pPr>
+              <w:spacing w:before="240" w:after="240"/>
+              <w:cnfStyle w:val="000000010000" w:firstRow="0" w:lastRow="0" w:firstColumn="0" w:lastColumn="0" w:oddVBand="0" w:evenVBand="0" w:oddHBand="0" w:evenHBand="1" w:firstRowFirstColumn="0" w:firstRowLastColumn="0" w:lastRowFirstColumn="0" w:lastRowLastColumn="0"/>
+              <w:rPr>
+                <w:rFonts w:ascii="Cambria" w:eastAsia="Cambria" w:hAnsi="Cambria" w:cs="Cambria"/>
+              </w:rPr>
+            </w:pPr>
+            <w:r>
+              <w:rPr>
+                <w:rFonts w:ascii="Cambria" w:eastAsia="Cambria" w:hAnsi="Cambria" w:cs="Cambria"/>
+              </w:rPr>
+              <w:t xml:space="preserve">2. Tạo request `GET http://localhost:3000/api/admin/users`, chọn Authorization </w:t>
+            </w:r>
+            <w:r>
+              <w:rPr>
+                <w:rFonts w:ascii="Cambria" w:eastAsia="Cambria" w:hAnsi="Cambria" w:cs="Cambria" w:hint="eastAsia"/>
+              </w:rPr>
+              <w:t>→</w:t>
+            </w:r>
+            <w:r>
+              <w:rPr>
+                <w:rFonts w:ascii="Cambria" w:eastAsia="Cambria" w:hAnsi="Cambria" w:cs="Cambria"/>
+              </w:rPr>
+              <w:t xml:space="preserve"> Bearer Token và gắn token user.</w:t>
+            </w:r>
+          </w:p>
+          <w:p>
+            <w:pPr>
+              <w:spacing w:before="240" w:after="240"/>
+              <w:cnfStyle w:val="000000010000" w:firstRow="0" w:lastRow="0" w:firstColumn="0" w:lastColumn="0" w:oddVBand="0" w:evenVBand="0" w:oddHBand="0" w:evenHBand="1" w:firstRowFirstColumn="0" w:firstRowLastColumn="0" w:lastRowFirstColumn="0" w:lastRowLastColumn="0"/>
+              <w:rPr>
+                <w:rFonts w:ascii="Cambria" w:eastAsia="Cambria" w:hAnsi="Cambria" w:cs="Cambria"/>
+              </w:rPr>
+            </w:pPr>
+            <w:r>
+              <w:rPr>
+                <w:rFonts w:ascii="Cambria" w:eastAsia="Cambria" w:hAnsi="Cambria" w:cs="Cambria"/>
+              </w:rPr>
+              <w:t>3. Gửi các request đặc quyền bằng chính token user, mỗi thao tác trên DB test:</w:t>
+            </w:r>
+          </w:p>
+          <w:p>
+            <w:pPr>
+              <w:spacing w:before="240" w:after="240"/>
+              <w:cnfStyle w:val="000000010000" w:firstRow="0" w:lastRow="0" w:firstColumn="0" w:lastColumn="0" w:oddVBand="0" w:evenVBand="0" w:oddHBand="0" w:evenHBand="1" w:firstRowFirstColumn="0" w:firstRowLastColumn="0" w:lastRowFirstColumn="0" w:lastRowLastColumn="0"/>
+              <w:rPr>
+                <w:rFonts w:ascii="Cambria" w:eastAsia="Cambria" w:hAnsi="Cambria" w:cs="Cambria"/>
+              </w:rPr>
+            </w:pPr>
+            <w:r>
+              <w:rPr>
+                <w:rFonts w:ascii="Cambria" w:eastAsia="Cambria" w:hAnsi="Cambria" w:cs="Cambria"/>
+              </w:rPr>
+              <w:t xml:space="preserve">   - `PUT /api/admin/orders/{id}/status` với body `{"status":"confirmed"}`.</w:t>
+            </w:r>
+          </w:p>
+          <w:p>
+            <w:pPr>
+              <w:spacing w:before="240" w:after="240"/>
+              <w:cnfStyle w:val="000000010000" w:firstRow="0" w:lastRow="0" w:firstColumn="0" w:lastColumn="0" w:oddVBand="0" w:evenVBand="0" w:oddHBand="0" w:evenHBand="1" w:firstRowFirstColumn="0" w:firstRowLastColumn="0" w:lastRowFirstColumn="0" w:lastRowLastColumn="0"/>
+              <w:rPr>
+                <w:rFonts w:ascii="Cambria" w:eastAsia="Cambria" w:hAnsi="Cambria" w:cs="Cambria"/>
+              </w:rPr>
+            </w:pPr>
+            <w:r>
+              <w:rPr>
+                <w:rFonts w:ascii="Cambria" w:eastAsia="Cambria" w:hAnsi="Cambria" w:cs="Cambria"/>
+              </w:rPr>
+              <w:t xml:space="preserve">   - `DELETE /api/admin/users/{id-test}`.</w:t>
+            </w:r>
+          </w:p>
+          <w:p>
+            <w:pPr>
+              <w:spacing w:before="240" w:after="240"/>
+              <w:cnfStyle w:val="000000010000" w:firstRow="0" w:lastRow="0" w:firstColumn="0" w:lastColumn="0" w:oddVBand="0" w:evenVBand="0" w:oddHBand="0" w:evenHBand="1" w:firstRowFirstColumn="0" w:firstRowLastColumn="0" w:lastRowFirstColumn="0" w:lastRowLastColumn="0"/>
+              <w:rPr>
+                <w:rFonts w:ascii="Cambria" w:eastAsia="Cambria" w:hAnsi="Cambria" w:cs="Cambria"/>
+              </w:rPr>
+            </w:pPr>
+            <w:r>
+              <w:rPr>
+                <w:rFonts w:ascii="Cambria" w:eastAsia="Cambria" w:hAnsi="Cambria" w:cs="Cambria"/>
+              </w:rPr>
+              <w:t xml:space="preserve">   - `POST /api/products`, sau đó kiểm tra và xóa sản phẩm test.</w:t>
+            </w:r>
+          </w:p>
+          <w:p>
+            <w:pPr>
+              <w:spacing w:before="240" w:after="240"/>
+              <w:cnfStyle w:val="000000010000" w:firstRow="0" w:lastRow="0" w:firstColumn="0" w:lastColumn="0" w:oddVBand="0" w:evenVBand="0" w:oddHBand="0" w:evenHBand="1" w:firstRowFirstColumn="0" w:firstRowLastColumn="0" w:lastRowFirstColumn="0" w:lastRowLastColumn="0"/>
+              <w:rPr>
+                <w:rFonts w:ascii="Cambria" w:eastAsia="Cambria" w:hAnsi="Cambria" w:cs="Cambria"/>
+              </w:rPr>
+            </w:pPr>
+            <w:r>
+              <w:rPr>
+                <w:rFonts w:ascii="Cambria" w:eastAsia="Cambria" w:hAnsi="Cambria" w:cs="Cambria"/>
+              </w:rPr>
+              <w:t xml:space="preserve">   - `POST /api/categories` với body `{"name":"ACL test category"}`.</w:t>
+            </w:r>
+          </w:p>
+          <w:p>
+            <w:pPr>
+              <w:spacing w:before="240" w:after="240"/>
+              <w:cnfStyle w:val="000000010000" w:firstRow="0" w:lastRow="0" w:firstColumn="0" w:lastColumn="0" w:oddVBand="0" w:evenVBand="0" w:oddHBand="0" w:evenHBand="1" w:firstRowFirstColumn="0" w:firstRowLastColumn="0" w:lastRowFirstColumn="0" w:lastRowLastColumn="0"/>
+              <w:rPr>
+                <w:rFonts w:ascii="Cambria" w:eastAsia="Cambria" w:hAnsi="Cambria" w:cs="Cambria"/>
+              </w:rPr>
+            </w:pPr>
+            <w:r>
+              <w:rPr>
+                <w:rFonts w:ascii="Cambria" w:eastAsia="Cambria" w:hAnsi="Cambria" w:cs="Cambria"/>
+              </w:rPr>
+              <w:t xml:space="preserve">   - `POST /api/admin/coupons` với dữ liệu coupon test.</w:t>
+            </w:r>
+          </w:p>
+          <w:p>
+            <w:pPr>
+              <w:spacing w:before="240" w:after="240"/>
+              <w:cnfStyle w:val="000000010000" w:firstRow="0" w:lastRow="0" w:firstColumn="0" w:lastColumn="0" w:oddVBand="0" w:evenVBand="0" w:oddHBand="0" w:evenHBand="1" w:firstRowFirstColumn="0" w:firstRowLastColumn="0" w:lastRowFirstColumn="0" w:lastRowLastColumn="0"/>
+              <w:rPr>
+                <w:rFonts w:ascii="Cambria" w:eastAsia="Cambria" w:hAnsi="Cambria" w:cs="Cambria"/>
+                <w:lang w:val="vi-VN"/>
+              </w:rPr>
+            </w:pPr>
+            <w:r>
+              <w:rPr>
+                <w:rFonts w:ascii="Cambria" w:eastAsia="Cambria" w:hAnsi="Cambria" w:cs="Cambria"/>
+              </w:rPr>
+              <w:t>4. So sánh response và trạng thái dữ liệu trước/sau. Không đưa token vào ảnh công khai.</w:t>
+            </w:r>
+          </w:p>
+          <w:p>
+            <w:pPr>
+              <w:spacing w:before="240" w:after="240"/>
+              <w:cnfStyle w:val="000000010000" w:firstRow="0" w:lastRow="0" w:firstColumn="0" w:lastColumn="0" w:oddVBand="0" w:evenVBand="0" w:oddHBand="0" w:evenHBand="1" w:firstRowFirstColumn="0" w:firstRowLastColumn="0" w:lastRowFirstColumn="0" w:lastRowLastColumn="0"/>
+              <w:rPr>
+                <w:rFonts w:ascii="Cambria" w:eastAsia="Cambria" w:hAnsi="Cambria" w:cs="Cambria"/>
+                <w:lang w:val="vi-VN"/>
+              </w:rPr>
+            </w:pPr>
+            <w:r>
+              <w:rPr>
+                <w:rFonts w:ascii="Cambria" w:eastAsia="Cambria" w:hAnsi="Cambria" w:cs="Cambria"/>
+              </w:rPr>
+              <w:lastRenderedPageBreak/>
+              <w:t xml:space="preserve">#### Kết quả mong đợi </w:t>
+            </w:r>
+          </w:p>
+          <w:p>
+            <w:pPr>
+              <w:spacing w:before="240" w:after="240"/>
+              <w:cnfStyle w:val="000000010000" w:firstRow="0" w:lastRow="0" w:firstColumn="0" w:lastColumn="0" w:oddVBand="0" w:evenVBand="0" w:oddHBand="0" w:evenHBand="1" w:firstRowFirstColumn="0" w:firstRowLastColumn="0" w:lastRowFirstColumn="0" w:lastRowLastColumn="0"/>
+              <w:rPr>
+                <w:rFonts w:ascii="Cambria" w:eastAsia="Cambria" w:hAnsi="Cambria" w:cs="Cambria"/>
+                <w:lang w:val="vi-VN"/>
+              </w:rPr>
+            </w:pPr>
+            <w:r>
+              <w:rPr>
+                <w:rFonts w:ascii="Cambria" w:eastAsia="Cambria" w:hAnsi="Cambria" w:cs="Cambria"/>
+              </w:rPr>
+              <w:t>API đặc quyền chỉ cho phép token hợp lệ có `role = admin`. Với token user, server trả 401/403 và không đọc/thêm/sửa/xóa dữ liệu.</w:t>
+            </w:r>
+          </w:p>
+          <w:p>
+            <w:pPr>
+              <w:spacing w:before="240" w:after="240"/>
+              <w:cnfStyle w:val="000000010000" w:firstRow="0" w:lastRow="0" w:firstColumn="0" w:lastColumn="0" w:oddVBand="0" w:evenVBand="0" w:oddHBand="0" w:evenHBand="1" w:firstRowFirstColumn="0" w:firstRowLastColumn="0" w:lastRowFirstColumn="0" w:lastRowLastColumn="0"/>
+              <w:rPr>
+                <w:rFonts w:ascii="Cambria" w:eastAsia="Cambria" w:hAnsi="Cambria" w:cs="Cambria"/>
+                <w:lang w:val="vi-VN"/>
+              </w:rPr>
+            </w:pPr>
+            <w:r>
+              <w:rPr>
+                <w:rFonts w:ascii="Cambria" w:eastAsia="Cambria" w:hAnsi="Cambria" w:cs="Cambria"/>
+              </w:rPr>
+              <w:t>#### Kết quả thực tế</w:t>
+            </w:r>
+          </w:p>
+          <w:p>
+            <w:pPr>
+              <w:spacing w:before="240" w:after="240"/>
+              <w:cnfStyle w:val="000000010000" w:firstRow="0" w:lastRow="0" w:firstColumn="0" w:lastColumn="0" w:oddVBand="0" w:evenVBand="0" w:oddHBand="0" w:evenHBand="1" w:firstRowFirstColumn="0" w:firstRowLastColumn="0" w:lastRowFirstColumn="0" w:lastRowLastColumn="0"/>
+              <w:rPr>
+                <w:rFonts w:ascii="Cambria" w:eastAsia="Cambria" w:hAnsi="Cambria" w:cs="Cambria"/>
+                <w:lang w:val="vi-VN"/>
+              </w:rPr>
+            </w:pPr>
+            <w:r>
+              <w:rPr>
+                <w:rFonts w:ascii="Cambria" w:eastAsia="Cambria" w:hAnsi="Cambria" w:cs="Cambria"/>
+                <w:lang w:val="vi-VN"/>
+              </w:rPr>
+              <w:t xml:space="preserve">Các probe đã ghi HTTP 200 với token user: trả danh sách user; cập nhật trạng thái đơn; xóa user; tạo/xóa product; tạo category và coupon. </w:t>
+            </w:r>
+            <w:r>
+              <w:rPr>
+                <w:rFonts w:ascii="Cambria" w:eastAsia="Cambria" w:hAnsi="Cambria" w:cs="Cambria"/>
+              </w:rPr>
+              <w:t>Dữ liệu test bị thay đổi tương ứng.</w:t>
+            </w:r>
+          </w:p>
+          <w:p>
+            <w:pPr>
+              <w:spacing w:before="240" w:after="240"/>
+              <w:cnfStyle w:val="000000010000" w:firstRow="0" w:lastRow="0" w:firstColumn="0" w:lastColumn="0" w:oddVBand="0" w:evenVBand="0" w:oddHBand="0" w:evenHBand="1" w:firstRowFirstColumn="0" w:firstRowLastColumn="0" w:lastRowFirstColumn="0" w:lastRowLastColumn="0"/>
+              <w:rPr>
+                <w:rFonts w:ascii="Cambria" w:eastAsia="Cambria" w:hAnsi="Cambria" w:cs="Cambria"/>
+                <w:lang w:val="vi-VN"/>
+              </w:rPr>
+            </w:pPr>
+            <w:r>
+              <w:rPr>
+                <w:rFonts w:ascii="Cambria" w:eastAsia="Cambria" w:hAnsi="Cambria" w:cs="Cambria"/>
+              </w:rPr>
+              <w:t>#### Bằng chứng</w:t>
+            </w:r>
+          </w:p>
+          <w:p>
+            <w:pPr>
+              <w:spacing w:before="240" w:after="240"/>
+              <w:cnfStyle w:val="000000010000" w:firstRow="0" w:lastRow="0" w:firstColumn="0" w:lastColumn="0" w:oddVBand="0" w:evenVBand="0" w:oddHBand="0" w:evenHBand="1" w:firstRowFirstColumn="0" w:firstRowLastColumn="0" w:lastRowFirstColumn="0" w:lastRowLastColumn="0"/>
+              <w:rPr>
+                <w:rFonts w:ascii="Cambria" w:eastAsia="Cambria" w:hAnsi="Cambria" w:cs="Cambria"/>
+                <w:lang w:val="vi-VN"/>
+              </w:rPr>
+            </w:pPr>
+            <w:r>
+              <w:rPr>
+                <w:rFonts w:ascii="Cambria" w:eastAsia="Cambria" w:hAnsi="Cambria" w:cs="Cambria"/>
+              </w:rPr>
+              <w:t>Issue #8 có nhiều ảnh trong nội dung/bình luận cho ACL-D04–D09 và B06–B07. Rà lại từng ảnh trước khi nộp để che Authorization/JWT, email và thông tin cá nhân nếu xuất hiện.</w:t>
+            </w:r>
+          </w:p>
+          <w:p>
+            <w:pPr>
+              <w:spacing w:before="240" w:after="240"/>
+              <w:cnfStyle w:val="000000010000" w:firstRow="0" w:lastRow="0" w:firstColumn="0" w:lastColumn="0" w:oddVBand="0" w:evenVBand="0" w:oddHBand="0" w:evenHBand="1" w:firstRowFirstColumn="0" w:firstRowLastColumn="0" w:lastRowFirstColumn="0" w:lastRowLastColumn="0"/>
+              <w:rPr>
+                <w:rFonts w:ascii="Cambria" w:eastAsia="Cambria" w:hAnsi="Cambria" w:cs="Cambria"/>
+                <w:lang w:val="vi-VN"/>
+              </w:rPr>
+            </w:pPr>
+            <w:r>
+              <w:rPr>
+                <w:rFonts w:ascii="Cambria" w:eastAsia="Cambria" w:hAnsi="Cambria" w:cs="Cambria"/>
+              </w:rPr>
+              <w:t>---</w:t>
+            </w:r>
+          </w:p>
+          <w:p>
+            <w:pPr>
+              <w:spacing w:before="240" w:after="240"/>
+              <w:cnfStyle w:val="000000010000" w:firstRow="0" w:lastRow="0" w:firstColumn="0" w:lastColumn="0" w:oddVBand="0" w:evenVBand="0" w:oddHBand="0" w:evenHBand="1" w:firstRowFirstColumn="0" w:firstRowLastColumn="0" w:lastRowFirstColumn="0" w:lastRowLastColumn="0"/>
+              <w:rPr>
+                <w:rFonts w:ascii="Cambria" w:eastAsia="Cambria" w:hAnsi="Cambria" w:cs="Cambria"/>
+                <w:lang w:val="vi-VN"/>
+              </w:rPr>
+            </w:pPr>
+            <w:r>
+              <w:rPr>
+                <w:rFonts w:ascii="Cambria" w:eastAsia="Cambria" w:hAnsi="Cambria" w:cs="Cambria"/>
+                <w:lang w:val="vi-VN"/>
+              </w:rPr>
+              <w:t>### BUG-09 — User thường tự nâng quyền qua API cập nhật hồ sơ</w:t>
+            </w:r>
+          </w:p>
+          <w:p>
+            <w:pPr>
+              <w:spacing w:before="240" w:after="240"/>
+              <w:cnfStyle w:val="000000010000" w:firstRow="0" w:lastRow="0" w:firstColumn="0" w:lastColumn="0" w:oddVBand="0" w:evenVBand="0" w:oddHBand="0" w:evenHBand="1" w:firstRowFirstColumn="0" w:firstRowLastColumn="0" w:lastRowFirstColumn="0" w:lastRowLastColumn="0"/>
+              <w:rPr>
+                <w:rFonts w:ascii="Cambria" w:eastAsia="Cambria" w:hAnsi="Cambria" w:cs="Cambria"/>
+              </w:rPr>
+            </w:pPr>
+            <w:r>
+              <w:rPr>
+                <w:rFonts w:ascii="Cambria" w:eastAsia="Cambria" w:hAnsi="Cambria" w:cs="Cambria"/>
+              </w:rPr>
+              <w:t>- **Test phát hiện:** `ACL-B10`.</w:t>
+            </w:r>
+          </w:p>
+          <w:p>
+            <w:pPr>
+              <w:spacing w:before="240" w:after="240"/>
+              <w:cnfStyle w:val="000000010000" w:firstRow="0" w:lastRow="0" w:firstColumn="0" w:lastColumn="0" w:oddVBand="0" w:evenVBand="0" w:oddHBand="0" w:evenHBand="1" w:firstRowFirstColumn="0" w:firstRowLastColumn="0" w:lastRowFirstColumn="0" w:lastRowLastColumn="0"/>
+              <w:rPr>
+                <w:rFonts w:ascii="Cambria" w:eastAsia="Cambria" w:hAnsi="Cambria" w:cs="Cambria"/>
+              </w:rPr>
+            </w:pPr>
+            <w:r>
+              <w:rPr>
+                <w:rFonts w:ascii="Cambria" w:eastAsia="Cambria" w:hAnsi="Cambria" w:cs="Cambria"/>
+              </w:rPr>
+              <w:t>- **Feature / kênh:** FR-12 Kiểm soát truy cập / API.</w:t>
+            </w:r>
+          </w:p>
+          <w:p>
+            <w:pPr>
+              <w:spacing w:before="240" w:after="240"/>
+              <w:cnfStyle w:val="000000010000" w:firstRow="0" w:lastRow="0" w:firstColumn="0" w:lastColumn="0" w:oddVBand="0" w:evenVBand="0" w:oddHBand="0" w:evenHBand="1" w:firstRowFirstColumn="0" w:firstRowLastColumn="0" w:lastRowFirstColumn="0" w:lastRowLastColumn="0"/>
+              <w:rPr>
+                <w:rFonts w:ascii="Cambria" w:eastAsia="Cambria" w:hAnsi="Cambria" w:cs="Cambria"/>
+              </w:rPr>
+            </w:pPr>
+            <w:r>
+              <w:rPr>
+                <w:rFonts w:ascii="Cambria" w:eastAsia="Cambria" w:hAnsi="Cambria" w:cs="Cambria"/>
+              </w:rPr>
+              <w:t>- **Môi trường:** Backend local `http://localhost:3000`, Postman, tài khoản user test và DB SQLite test.</w:t>
+            </w:r>
+          </w:p>
+          <w:p>
+            <w:pPr>
+              <w:spacing w:before="240" w:after="240"/>
+              <w:cnfStyle w:val="000000010000" w:firstRow="0" w:lastRow="0" w:firstColumn="0" w:lastColumn="0" w:oddVBand="0" w:evenVBand="0" w:oddHBand="0" w:evenHBand="1" w:firstRowFirstColumn="0" w:firstRowLastColumn="0" w:lastRowFirstColumn="0" w:lastRowLastColumn="0"/>
+              <w:rPr>
+                <w:rFonts w:ascii="Cambria" w:eastAsia="Cambria" w:hAnsi="Cambria" w:cs="Cambria"/>
+              </w:rPr>
+            </w:pPr>
+            <w:r>
+              <w:rPr>
+                <w:rFonts w:ascii="Cambria" w:eastAsia="Cambria" w:hAnsi="Cambria" w:cs="Cambria"/>
+              </w:rPr>
+              <w:t>- **Severity:** Nghiêm trọng (theo Issue #9).</w:t>
+            </w:r>
+          </w:p>
+          <w:p>
+            <w:pPr>
+              <w:spacing w:before="240" w:after="240"/>
+              <w:cnfStyle w:val="000000010000" w:firstRow="0" w:lastRow="0" w:firstColumn="0" w:lastColumn="0" w:oddVBand="0" w:evenVBand="0" w:oddHBand="0" w:evenHBand="1" w:firstRowFirstColumn="0" w:firstRowLastColumn="0" w:lastRowFirstColumn="0" w:lastRowLastColumn="0"/>
+              <w:rPr>
+                <w:rFonts w:ascii="Cambria" w:eastAsia="Cambria" w:hAnsi="Cambria" w:cs="Cambria"/>
+              </w:rPr>
+            </w:pPr>
+            <w:r>
+              <w:rPr>
+                <w:rFonts w:ascii="Cambria" w:eastAsia="Cambria" w:hAnsi="Cambria" w:cs="Cambria"/>
+              </w:rPr>
+              <w:t>- **Priority đề xuất:** P1 — user có thể tự cấp role admin rồi gọi API đặc quyền.</w:t>
+            </w:r>
+          </w:p>
+          <w:p>
+            <w:pPr>
+              <w:spacing w:before="240" w:after="240"/>
+              <w:cnfStyle w:val="000000010000" w:firstRow="0" w:lastRow="0" w:firstColumn="0" w:lastColumn="0" w:oddVBand="0" w:evenVBand="0" w:oddHBand="0" w:evenHBand="1" w:firstRowFirstColumn="0" w:firstRowLastColumn="0" w:lastRowFirstColumn="0" w:lastRowLastColumn="0"/>
+              <w:rPr>
+                <w:rFonts w:ascii="Cambria" w:eastAsia="Cambria" w:hAnsi="Cambria" w:cs="Cambria"/>
+                <w:lang w:val="vi-VN"/>
+              </w:rPr>
+            </w:pPr>
+            <w:r>
+              <w:rPr>
+                <w:rFonts w:ascii="Cambria" w:eastAsia="Cambria" w:hAnsi="Cambria" w:cs="Cambria"/>
+              </w:rPr>
+              <w:t>- **GitHub Issue:** [#9](https://github.com/PhuLe2712/hw2-domain-testing/issues/9).</w:t>
+            </w:r>
+          </w:p>
+          <w:p>
+            <w:pPr>
+              <w:spacing w:before="240" w:after="240"/>
+              <w:cnfStyle w:val="000000010000" w:firstRow="0" w:lastRow="0" w:firstColumn="0" w:lastColumn="0" w:oddVBand="0" w:evenVBand="0" w:oddHBand="0" w:evenHBand="1" w:firstRowFirstColumn="0" w:firstRowLastColumn="0" w:lastRowFirstColumn="0" w:lastRowLastColumn="0"/>
+              <w:rPr>
+                <w:rFonts w:ascii="Cambria" w:eastAsia="Cambria" w:hAnsi="Cambria" w:cs="Cambria"/>
+                <w:lang w:val="vi-VN"/>
+              </w:rPr>
+            </w:pPr>
+            <w:r>
+              <w:rPr>
+                <w:rFonts w:ascii="Cambria" w:eastAsia="Cambria" w:hAnsi="Cambria" w:cs="Cambria"/>
+              </w:rPr>
+              <w:t>**Mô tả:** `PUT /api/users/me` nhận `role` từ request body và ghi giá trị đó vào hồ sơ user đang xác thực.</w:t>
+            </w:r>
+          </w:p>
+          <w:p>
+            <w:pPr>
+              <w:spacing w:before="240" w:after="240"/>
+              <w:cnfStyle w:val="000000010000" w:firstRow="0" w:lastRow="0" w:firstColumn="0" w:lastColumn="0" w:oddVBand="0" w:evenVBand="0" w:oddHBand="0" w:evenHBand="1" w:firstRowFirstColumn="0" w:firstRowLastColumn="0" w:lastRowFirstColumn="0" w:lastRowLastColumn="0"/>
+              <w:rPr>
+                <w:rFonts w:ascii="Cambria" w:eastAsia="Cambria" w:hAnsi="Cambria" w:cs="Cambria"/>
+                <w:lang w:val="vi-VN"/>
+              </w:rPr>
+            </w:pPr>
+            <w:r>
+              <w:rPr>
+                <w:rFonts w:ascii="Cambria" w:eastAsia="Cambria" w:hAnsi="Cambria" w:cs="Cambria"/>
+              </w:rPr>
+              <w:lastRenderedPageBreak/>
+              <w:t>#### Bước tái hiện</w:t>
+            </w:r>
+          </w:p>
+          <w:p>
+            <w:pPr>
+              <w:spacing w:before="240" w:after="240"/>
+              <w:cnfStyle w:val="000000010000" w:firstRow="0" w:lastRow="0" w:firstColumn="0" w:lastColumn="0" w:oddVBand="0" w:evenVBand="0" w:oddHBand="0" w:evenHBand="1" w:firstRowFirstColumn="0" w:firstRowLastColumn="0" w:lastRowFirstColumn="0" w:lastRowLastColumn="0"/>
+              <w:rPr>
+                <w:rFonts w:ascii="Cambria" w:eastAsia="Cambria" w:hAnsi="Cambria" w:cs="Cambria"/>
+                <w:lang w:val="vi-VN"/>
+              </w:rPr>
+            </w:pPr>
+            <w:r>
+              <w:rPr>
+                <w:rFonts w:ascii="Cambria" w:eastAsia="Cambria" w:hAnsi="Cambria" w:cs="Cambria"/>
+                <w:lang w:val="vi-VN"/>
+              </w:rPr>
+              <w:t>1. Đăng nhập user thường và dùng token của chính user đó.</w:t>
+            </w:r>
+          </w:p>
+          <w:p>
+            <w:pPr>
+              <w:spacing w:before="240" w:after="240"/>
+              <w:cnfStyle w:val="000000010000" w:firstRow="0" w:lastRow="0" w:firstColumn="0" w:lastColumn="0" w:oddVBand="0" w:evenVBand="0" w:oddHBand="0" w:evenHBand="1" w:firstRowFirstColumn="0" w:firstRowLastColumn="0" w:lastRowFirstColumn="0" w:lastRowLastColumn="0"/>
+              <w:rPr>
+                <w:rFonts w:ascii="Cambria" w:eastAsia="Cambria" w:hAnsi="Cambria" w:cs="Cambria"/>
+              </w:rPr>
+            </w:pPr>
+            <w:r>
+              <w:rPr>
+                <w:rFonts w:ascii="Cambria" w:eastAsia="Cambria" w:hAnsi="Cambria" w:cs="Cambria"/>
+              </w:rPr>
+              <w:t>2. Ghi nhận role ban đầu bằng `GET /api/users/me`.</w:t>
+            </w:r>
+          </w:p>
+          <w:p>
+            <w:pPr>
+              <w:spacing w:before="240" w:after="240"/>
+              <w:cnfStyle w:val="000000010000" w:firstRow="0" w:lastRow="0" w:firstColumn="0" w:lastColumn="0" w:oddVBand="0" w:evenVBand="0" w:oddHBand="0" w:evenHBand="1" w:firstRowFirstColumn="0" w:firstRowLastColumn="0" w:lastRowFirstColumn="0" w:lastRowLastColumn="0"/>
+              <w:rPr>
+                <w:rFonts w:ascii="Cambria" w:eastAsia="Cambria" w:hAnsi="Cambria" w:cs="Cambria"/>
+                <w:lang w:val="vi-VN"/>
+              </w:rPr>
+            </w:pPr>
+            <w:r>
+              <w:rPr>
+                <w:rFonts w:ascii="Cambria" w:eastAsia="Cambria" w:hAnsi="Cambria" w:cs="Cambria"/>
+              </w:rPr>
+              <w:t>3. Gửi `PUT http://localhost:3000/api/users/me` với Authorization Bearer token user và body:</w:t>
+            </w:r>
+          </w:p>
+          <w:p>
+            <w:pPr>
+              <w:spacing w:before="240" w:after="240"/>
+              <w:cnfStyle w:val="000000010000" w:firstRow="0" w:lastRow="0" w:firstColumn="0" w:lastColumn="0" w:oddVBand="0" w:evenVBand="0" w:oddHBand="0" w:evenHBand="1" w:firstRowFirstColumn="0" w:firstRowLastColumn="0" w:lastRowFirstColumn="0" w:lastRowLastColumn="0"/>
+              <w:rPr>
+                <w:rFonts w:ascii="Cambria" w:eastAsia="Cambria" w:hAnsi="Cambria" w:cs="Cambria"/>
+              </w:rPr>
+            </w:pPr>
+            <w:r>
+              <w:rPr>
+                <w:rFonts w:ascii="Cambria" w:eastAsia="Cambria" w:hAnsi="Cambria" w:cs="Cambria"/>
+              </w:rPr>
+              <w:t>```json</w:t>
+            </w:r>
+          </w:p>
+          <w:p>
+            <w:pPr>
+              <w:spacing w:before="240" w:after="240"/>
+              <w:cnfStyle w:val="000000010000" w:firstRow="0" w:lastRow="0" w:firstColumn="0" w:lastColumn="0" w:oddVBand="0" w:evenVBand="0" w:oddHBand="0" w:evenHBand="1" w:firstRowFirstColumn="0" w:firstRowLastColumn="0" w:lastRowFirstColumn="0" w:lastRowLastColumn="0"/>
+              <w:rPr>
+                <w:rFonts w:ascii="Cambria" w:eastAsia="Cambria" w:hAnsi="Cambria" w:cs="Cambria"/>
+              </w:rPr>
+            </w:pPr>
+            <w:r>
+              <w:rPr>
+                <w:rFonts w:ascii="Cambria" w:eastAsia="Cambria" w:hAnsi="Cambria" w:cs="Cambria"/>
+              </w:rPr>
+              <w:t>{</w:t>
+            </w:r>
+          </w:p>
+          <w:p>
+            <w:pPr>
+              <w:spacing w:before="240" w:after="240"/>
+              <w:cnfStyle w:val="000000010000" w:firstRow="0" w:lastRow="0" w:firstColumn="0" w:lastColumn="0" w:oddVBand="0" w:evenVBand="0" w:oddHBand="0" w:evenHBand="1" w:firstRowFirstColumn="0" w:firstRowLastColumn="0" w:lastRowFirstColumn="0" w:lastRowLastColumn="0"/>
+              <w:rPr>
+                <w:rFonts w:ascii="Cambria" w:eastAsia="Cambria" w:hAnsi="Cambria" w:cs="Cambria"/>
+              </w:rPr>
+            </w:pPr>
+            <w:r>
+              <w:rPr>
+                <w:rFonts w:ascii="Cambria" w:eastAsia="Cambria" w:hAnsi="Cambria" w:cs="Cambria"/>
+              </w:rPr>
+              <w:t xml:space="preserve">  "name": "Test User",</w:t>
+            </w:r>
+          </w:p>
+          <w:p>
+            <w:pPr>
+              <w:spacing w:before="240" w:after="240"/>
+              <w:cnfStyle w:val="000000010000" w:firstRow="0" w:lastRow="0" w:firstColumn="0" w:lastColumn="0" w:oddVBand="0" w:evenVBand="0" w:oddHBand="0" w:evenHBand="1" w:firstRowFirstColumn="0" w:firstRowLastColumn="0" w:lastRowFirstColumn="0" w:lastRowLastColumn="0"/>
+              <w:rPr>
+                <w:rFonts w:ascii="Cambria" w:eastAsia="Cambria" w:hAnsi="Cambria" w:cs="Cambria"/>
+              </w:rPr>
+            </w:pPr>
+            <w:r>
+              <w:rPr>
+                <w:rFonts w:ascii="Cambria" w:eastAsia="Cambria" w:hAnsi="Cambria" w:cs="Cambria"/>
+              </w:rPr>
+              <w:t xml:space="preserve">  "shipping_address": "test-only",</w:t>
+            </w:r>
+          </w:p>
+          <w:p>
+            <w:pPr>
+              <w:spacing w:before="240" w:after="240"/>
+              <w:cnfStyle w:val="000000010000" w:firstRow="0" w:lastRow="0" w:firstColumn="0" w:lastColumn="0" w:oddVBand="0" w:evenVBand="0" w:oddHBand="0" w:evenHBand="1" w:firstRowFirstColumn="0" w:firstRowLastColumn="0" w:lastRowFirstColumn="0" w:lastRowLastColumn="0"/>
+              <w:rPr>
+                <w:rFonts w:ascii="Cambria" w:eastAsia="Cambria" w:hAnsi="Cambria" w:cs="Cambria"/>
+              </w:rPr>
+            </w:pPr>
+            <w:r>
+              <w:rPr>
+                <w:rFonts w:ascii="Cambria" w:eastAsia="Cambria" w:hAnsi="Cambria" w:cs="Cambria"/>
+              </w:rPr>
+              <w:t xml:space="preserve">  "phone": "0900000000",</w:t>
+            </w:r>
+          </w:p>
+          <w:p>
+            <w:pPr>
+              <w:spacing w:before="240" w:after="240"/>
+              <w:cnfStyle w:val="000000010000" w:firstRow="0" w:lastRow="0" w:firstColumn="0" w:lastColumn="0" w:oddVBand="0" w:evenVBand="0" w:oddHBand="0" w:evenHBand="1" w:firstRowFirstColumn="0" w:firstRowLastColumn="0" w:lastRowFirstColumn="0" w:lastRowLastColumn="0"/>
+              <w:rPr>
+                <w:rFonts w:ascii="Cambria" w:eastAsia="Cambria" w:hAnsi="Cambria" w:cs="Cambria"/>
+              </w:rPr>
+            </w:pPr>
+            <w:r>
+              <w:rPr>
+                <w:rFonts w:ascii="Cambria" w:eastAsia="Cambria" w:hAnsi="Cambria" w:cs="Cambria"/>
+              </w:rPr>
+              <w:t xml:space="preserve">  "role": "admin"</w:t>
+            </w:r>
+          </w:p>
+          <w:p>
+            <w:pPr>
+              <w:spacing w:before="240" w:after="240"/>
+              <w:cnfStyle w:val="000000010000" w:firstRow="0" w:lastRow="0" w:firstColumn="0" w:lastColumn="0" w:oddVBand="0" w:evenVBand="0" w:oddHBand="0" w:evenHBand="1" w:firstRowFirstColumn="0" w:firstRowLastColumn="0" w:lastRowFirstColumn="0" w:lastRowLastColumn="0"/>
+              <w:rPr>
+                <w:rFonts w:ascii="Cambria" w:eastAsia="Cambria" w:hAnsi="Cambria" w:cs="Cambria"/>
+              </w:rPr>
+            </w:pPr>
+            <w:r>
+              <w:rPr>
+                <w:rFonts w:ascii="Cambria" w:eastAsia="Cambria" w:hAnsi="Cambria" w:cs="Cambria"/>
+              </w:rPr>
+              <w:t>}</w:t>
+            </w:r>
+          </w:p>
+          <w:p>
+            <w:pPr>
+              <w:spacing w:before="240" w:after="240"/>
+              <w:cnfStyle w:val="000000010000" w:firstRow="0" w:lastRow="0" w:firstColumn="0" w:lastColumn="0" w:oddVBand="0" w:evenVBand="0" w:oddHBand="0" w:evenHBand="1" w:firstRowFirstColumn="0" w:firstRowLastColumn="0" w:lastRowFirstColumn="0" w:lastRowLastColumn="0"/>
+              <w:rPr>
+                <w:rFonts w:ascii="Cambria" w:eastAsia="Cambria" w:hAnsi="Cambria" w:cs="Cambria"/>
+                <w:lang w:val="vi-VN"/>
+              </w:rPr>
+            </w:pPr>
+            <w:r>
+              <w:rPr>
+                <w:rFonts w:ascii="Cambria" w:eastAsia="Cambria" w:hAnsi="Cambria" w:cs="Cambria"/>
+              </w:rPr>
+              <w:t>```</w:t>
+            </w:r>
+          </w:p>
+          <w:p>
+            <w:pPr>
+              <w:spacing w:before="240" w:after="240"/>
+              <w:cnfStyle w:val="000000010000" w:firstRow="0" w:lastRow="0" w:firstColumn="0" w:lastColumn="0" w:oddVBand="0" w:evenVBand="0" w:oddHBand="0" w:evenHBand="1" w:firstRowFirstColumn="0" w:firstRowLastColumn="0" w:lastRowFirstColumn="0" w:lastRowLastColumn="0"/>
+              <w:rPr>
+                <w:rFonts w:ascii="Cambria" w:eastAsia="Cambria" w:hAnsi="Cambria" w:cs="Cambria"/>
+                <w:lang w:val="vi-VN"/>
+              </w:rPr>
+            </w:pPr>
+            <w:r>
+              <w:rPr>
+                <w:rFonts w:ascii="Cambria" w:eastAsia="Cambria" w:hAnsi="Cambria" w:cs="Cambria"/>
+                <w:lang w:val="vi-VN"/>
+              </w:rPr>
+              <w:t>4. Gọi lại `GET /api/users/me` và kiểm tra role; không thử trên tài khoản/dữ liệu thật.</w:t>
+            </w:r>
+          </w:p>
+          <w:p>
+            <w:pPr>
+              <w:spacing w:before="240" w:after="240"/>
+              <w:cnfStyle w:val="000000010000" w:firstRow="0" w:lastRow="0" w:firstColumn="0" w:lastColumn="0" w:oddVBand="0" w:evenVBand="0" w:oddHBand="0" w:evenHBand="1" w:firstRowFirstColumn="0" w:firstRowLastColumn="0" w:lastRowFirstColumn="0" w:lastRowLastColumn="0"/>
+              <w:rPr>
+                <w:rFonts w:ascii="Cambria" w:eastAsia="Cambria" w:hAnsi="Cambria" w:cs="Cambria"/>
+                <w:lang w:val="vi-VN"/>
+              </w:rPr>
+            </w:pPr>
+            <w:r>
+              <w:rPr>
+                <w:rFonts w:ascii="Cambria" w:eastAsia="Cambria" w:hAnsi="Cambria" w:cs="Cambria"/>
+              </w:rPr>
+              <w:t xml:space="preserve">#### Kết quả mong đợi </w:t>
+            </w:r>
+          </w:p>
+          <w:p>
+            <w:pPr>
+              <w:spacing w:before="240" w:after="240"/>
+              <w:cnfStyle w:val="000000010000" w:firstRow="0" w:lastRow="0" w:firstColumn="0" w:lastColumn="0" w:oddVBand="0" w:evenVBand="0" w:oddHBand="0" w:evenHBand="1" w:firstRowFirstColumn="0" w:firstRowLastColumn="0" w:lastRowFirstColumn="0" w:lastRowLastColumn="0"/>
+              <w:rPr>
+                <w:rFonts w:ascii="Cambria" w:eastAsia="Cambria" w:hAnsi="Cambria" w:cs="Cambria"/>
+                <w:lang w:val="vi-VN"/>
+              </w:rPr>
+            </w:pPr>
+            <w:r>
+              <w:rPr>
+                <w:rFonts w:ascii="Cambria" w:eastAsia="Cambria" w:hAnsi="Cambria" w:cs="Cambria"/>
+                <w:lang w:val="vi-VN"/>
+              </w:rPr>
+              <w:t>Server bỏ qua hoặc từ chối trường `role` do client gửi; role của user vẫn là `user` và tài khoản không được cấp quyền admin.</w:t>
+            </w:r>
+          </w:p>
+          <w:p>
+            <w:pPr>
+              <w:spacing w:before="240" w:after="240"/>
+              <w:cnfStyle w:val="000000010000" w:firstRow="0" w:lastRow="0" w:firstColumn="0" w:lastColumn="0" w:oddVBand="0" w:evenVBand="0" w:oddHBand="0" w:evenHBand="1" w:firstRowFirstColumn="0" w:firstRowLastColumn="0" w:lastRowFirstColumn="0" w:lastRowLastColumn="0"/>
+              <w:rPr>
+                <w:rFonts w:ascii="Cambria" w:eastAsia="Cambria" w:hAnsi="Cambria" w:cs="Cambria"/>
+                <w:lang w:val="vi-VN"/>
+              </w:rPr>
+            </w:pPr>
+            <w:r>
+              <w:rPr>
+                <w:rFonts w:ascii="Cambria" w:eastAsia="Cambria" w:hAnsi="Cambria" w:cs="Cambria"/>
+              </w:rPr>
+              <w:t>#### Kết quả thực tế</w:t>
+            </w:r>
+          </w:p>
+          <w:p>
+            <w:pPr>
+              <w:spacing w:before="240" w:after="240"/>
+              <w:cnfStyle w:val="000000010000" w:firstRow="0" w:lastRow="0" w:firstColumn="0" w:lastColumn="0" w:oddVBand="0" w:evenVBand="0" w:oddHBand="0" w:evenHBand="1" w:firstRowFirstColumn="0" w:firstRowLastColumn="0" w:lastRowFirstColumn="0" w:lastRowLastColumn="0"/>
+              <w:rPr>
+                <w:rFonts w:ascii="Cambria" w:eastAsia="Cambria" w:hAnsi="Cambria" w:cs="Cambria"/>
+                <w:lang w:val="vi-VN"/>
+              </w:rPr>
+            </w:pPr>
+            <w:r>
+              <w:rPr>
+                <w:rFonts w:ascii="Cambria" w:eastAsia="Cambria" w:hAnsi="Cambria" w:cs="Cambria"/>
+              </w:rPr>
+              <w:t>Probe ghi nhận `HTTP 200`; role trong DB đổi thành `admin`. User sau đó có thể thử gọi API admin.</w:t>
+            </w:r>
+          </w:p>
+          <w:p>
+            <w:pPr>
+              <w:spacing w:before="240" w:after="240"/>
+              <w:cnfStyle w:val="000000010000" w:firstRow="0" w:lastRow="0" w:firstColumn="0" w:lastColumn="0" w:oddVBand="0" w:evenVBand="0" w:oddHBand="0" w:evenHBand="1" w:firstRowFirstColumn="0" w:firstRowLastColumn="0" w:lastRowFirstColumn="0" w:lastRowLastColumn="0"/>
+              <w:rPr>
+                <w:rFonts w:ascii="Cambria" w:eastAsia="Cambria" w:hAnsi="Cambria" w:cs="Cambria"/>
+                <w:lang w:val="vi-VN"/>
+              </w:rPr>
+            </w:pPr>
+            <w:r>
+              <w:rPr>
+                <w:rFonts w:ascii="Cambria" w:eastAsia="Cambria" w:hAnsi="Cambria" w:cs="Cambria"/>
+              </w:rPr>
+              <w:t>#### Bằng chứng</w:t>
+            </w:r>
+          </w:p>
+          <w:p>
+            <w:pPr>
+              <w:spacing w:before="240" w:after="240"/>
+              <w:cnfStyle w:val="000000010000" w:firstRow="0" w:lastRow="0" w:firstColumn="0" w:lastColumn="0" w:oddVBand="0" w:evenVBand="0" w:oddHBand="0" w:evenHBand="1" w:firstRowFirstColumn="0" w:firstRowLastColumn="0" w:lastRowFirstColumn="0" w:lastRowLastColumn="0"/>
+              <w:rPr>
+                <w:rFonts w:ascii="Cambria" w:eastAsia="Cambria" w:hAnsi="Cambria" w:cs="Cambria"/>
+                <w:lang w:val="vi-VN"/>
+              </w:rPr>
+            </w:pPr>
+            <w:r>
+              <w:rPr>
+                <w:rFonts w:ascii="Cambria" w:eastAsia="Cambria" w:hAnsi="Cambria" w:cs="Cambria"/>
+              </w:rPr>
+              <w:t xml:space="preserve">Issue #9 có 2 ảnh. Body hiện đang ghi nhầm `BUG-10` thay vì `BUG-09` ở dòng tiêu đề; phần nhãn **Bằng chứng cần </w:t>
+            </w:r>
+            <w:r>
+              <w:rPr>
+                <w:rFonts w:ascii="Cambria" w:eastAsia="Cambria" w:hAnsi="Cambria" w:cs="Cambria"/>
+              </w:rPr>
+              <w:lastRenderedPageBreak/>
+              <w:t>đính kèm** cũng thiếu dấu đóng Markdown.</w:t>
+            </w:r>
+          </w:p>
+          <w:p>
+            <w:pPr>
+              <w:spacing w:before="240" w:after="240"/>
+              <w:cnfStyle w:val="000000010000" w:firstRow="0" w:lastRow="0" w:firstColumn="0" w:lastColumn="0" w:oddVBand="0" w:evenVBand="0" w:oddHBand="0" w:evenHBand="1" w:firstRowFirstColumn="0" w:firstRowLastColumn="0" w:lastRowFirstColumn="0" w:lastRowLastColumn="0"/>
+              <w:rPr>
+                <w:rFonts w:ascii="Cambria" w:eastAsia="Cambria" w:hAnsi="Cambria" w:cs="Cambria"/>
+              </w:rPr>
+            </w:pPr>
+            <w:r>
+              <w:rPr>
+                <w:rFonts w:ascii="Cambria" w:eastAsia="Cambria" w:hAnsi="Cambria" w:cs="Cambria"/>
+              </w:rPr>
+              <w:t>---</w:t>
+            </w:r>
+          </w:p>
+          <w:p>
+            <w:pPr>
+              <w:spacing w:before="240" w:after="240"/>
+              <w:cnfStyle w:val="000000010000" w:firstRow="0" w:lastRow="0" w:firstColumn="0" w:lastColumn="0" w:oddVBand="0" w:evenVBand="0" w:oddHBand="0" w:evenHBand="1" w:firstRowFirstColumn="0" w:firstRowLastColumn="0" w:lastRowFirstColumn="0" w:lastRowLastColumn="0"/>
+              <w:rPr>
+                <w:rFonts w:ascii="Cambria" w:eastAsia="Cambria" w:hAnsi="Cambria" w:cs="Cambria"/>
+              </w:rPr>
+            </w:pPr>
+          </w:p>
+          <w:p>
+            <w:pPr>
+              <w:spacing w:before="240" w:after="240"/>
+              <w:cnfStyle w:val="000000010000" w:firstRow="0" w:lastRow="0" w:firstColumn="0" w:lastColumn="0" w:oddVBand="0" w:evenVBand="0" w:oddHBand="0" w:evenHBand="1" w:firstRowFirstColumn="0" w:firstRowLastColumn="0" w:lastRowFirstColumn="0" w:lastRowLastColumn="0"/>
+              <w:rPr>
+                <w:rFonts w:ascii="Cambria" w:eastAsia="Cambria" w:hAnsi="Cambria" w:cs="Cambria"/>
+                <w:lang w:val="vi-VN"/>
+              </w:rPr>
+            </w:pPr>
+            <w:r>
+              <w:rPr>
+                <w:rFonts w:ascii="Cambria" w:eastAsia="Cambria" w:hAnsi="Cambria" w:cs="Cambria"/>
+              </w:rPr>
+              <w:t>### BUG-10 — Chi tiết sản phẩm mobile không hiển thị danh mục</w:t>
+            </w:r>
+          </w:p>
+          <w:p>
+            <w:pPr>
+              <w:spacing w:before="240" w:after="240"/>
+              <w:cnfStyle w:val="000000010000" w:firstRow="0" w:lastRow="0" w:firstColumn="0" w:lastColumn="0" w:oddVBand="0" w:evenVBand="0" w:oddHBand="0" w:evenHBand="1" w:firstRowFirstColumn="0" w:firstRowLastColumn="0" w:lastRowFirstColumn="0" w:lastRowLastColumn="0"/>
+              <w:rPr>
+                <w:rFonts w:ascii="Cambria" w:eastAsia="Cambria" w:hAnsi="Cambria" w:cs="Cambria"/>
+              </w:rPr>
+            </w:pPr>
+            <w:r>
+              <w:rPr>
+                <w:rFonts w:ascii="Cambria" w:eastAsia="Cambria" w:hAnsi="Cambria" w:cs="Cambria"/>
+              </w:rPr>
+              <w:t>- **Test phát hiện:** `MOB-D02`.</w:t>
+            </w:r>
+          </w:p>
+          <w:p>
+            <w:pPr>
+              <w:spacing w:before="240" w:after="240"/>
+              <w:cnfStyle w:val="000000010000" w:firstRow="0" w:lastRow="0" w:firstColumn="0" w:lastColumn="0" w:oddVBand="0" w:evenVBand="0" w:oddHBand="0" w:evenHBand="1" w:firstRowFirstColumn="0" w:firstRowLastColumn="0" w:lastRowFirstColumn="0" w:lastRowLastColumn="0"/>
+              <w:rPr>
+                <w:rFonts w:ascii="Cambria" w:eastAsia="Cambria" w:hAnsi="Cambria" w:cs="Cambria"/>
+              </w:rPr>
+            </w:pPr>
+            <w:r>
+              <w:rPr>
+                <w:rFonts w:ascii="Cambria" w:eastAsia="Cambria" w:hAnsi="Cambria" w:cs="Cambria"/>
+              </w:rPr>
+              <w:t>- **Feature / kênh:** Pool D · FR-06 Chi tiết sản phẩm mobile / compatibility harness.</w:t>
+            </w:r>
+          </w:p>
+          <w:p>
+            <w:pPr>
+              <w:spacing w:before="240" w:after="240"/>
+              <w:cnfStyle w:val="000000010000" w:firstRow="0" w:lastRow="0" w:firstColumn="0" w:lastColumn="0" w:oddVBand="0" w:evenVBand="0" w:oddHBand="0" w:evenHBand="1" w:firstRowFirstColumn="0" w:firstRowLastColumn="0" w:lastRowFirstColumn="0" w:lastRowLastColumn="0"/>
+              <w:rPr>
+                <w:rFonts w:ascii="Cambria" w:eastAsia="Cambria" w:hAnsi="Cambria" w:cs="Cambria"/>
+              </w:rPr>
+            </w:pPr>
+            <w:r>
+              <w:rPr>
+                <w:rFonts w:ascii="Cambria" w:eastAsia="Cambria" w:hAnsi="Cambria" w:cs="Cambria"/>
+              </w:rPr>
+              <w:t>- **Môi trường:** Chromium compatibility harness chạy `frontend-mobile/App.js` cùng adapter React Native giả; chưa xác minh native Android/iOS.</w:t>
+            </w:r>
+          </w:p>
+          <w:p>
+            <w:pPr>
+              <w:spacing w:before="240" w:after="240"/>
+              <w:cnfStyle w:val="000000010000" w:firstRow="0" w:lastRow="0" w:firstColumn="0" w:lastColumn="0" w:oddVBand="0" w:evenVBand="0" w:oddHBand="0" w:evenHBand="1" w:firstRowFirstColumn="0" w:firstRowLastColumn="0" w:lastRowFirstColumn="0" w:lastRowLastColumn="0"/>
+              <w:rPr>
+                <w:rFonts w:ascii="Cambria" w:eastAsia="Cambria" w:hAnsi="Cambria" w:cs="Cambria"/>
+              </w:rPr>
+            </w:pPr>
+            <w:r>
+              <w:rPr>
+                <w:rFonts w:ascii="Cambria" w:eastAsia="Cambria" w:hAnsi="Cambria" w:cs="Cambria"/>
+              </w:rPr>
+              <w:t>- **Severity:** Cao (theo Issue #10).</w:t>
+            </w:r>
+          </w:p>
+          <w:p>
+            <w:pPr>
+              <w:spacing w:before="240" w:after="240"/>
+              <w:cnfStyle w:val="000000010000" w:firstRow="0" w:lastRow="0" w:firstColumn="0" w:lastColumn="0" w:oddVBand="0" w:evenVBand="0" w:oddHBand="0" w:evenHBand="1" w:firstRowFirstColumn="0" w:firstRowLastColumn="0" w:lastRowFirstColumn="0" w:lastRowLastColumn="0"/>
+              <w:rPr>
+                <w:rFonts w:ascii="Cambria" w:eastAsia="Cambria" w:hAnsi="Cambria" w:cs="Cambria"/>
+              </w:rPr>
+            </w:pPr>
+            <w:r>
+              <w:rPr>
+                <w:rFonts w:ascii="Cambria" w:eastAsia="Cambria" w:hAnsi="Cambria" w:cs="Cambria"/>
+              </w:rPr>
+              <w:t>- **Priority đề xuất:** P2 — thiếu một trường thông tin trên màn hình chi tiết sản phẩm.</w:t>
+            </w:r>
+          </w:p>
+          <w:p>
+            <w:pPr>
+              <w:spacing w:before="240" w:after="240"/>
+              <w:cnfStyle w:val="000000010000" w:firstRow="0" w:lastRow="0" w:firstColumn="0" w:lastColumn="0" w:oddVBand="0" w:evenVBand="0" w:oddHBand="0" w:evenHBand="1" w:firstRowFirstColumn="0" w:firstRowLastColumn="0" w:lastRowFirstColumn="0" w:lastRowLastColumn="0"/>
+              <w:rPr>
+                <w:rFonts w:ascii="Cambria" w:eastAsia="Cambria" w:hAnsi="Cambria" w:cs="Cambria"/>
+                <w:lang w:val="vi-VN"/>
+              </w:rPr>
+            </w:pPr>
+            <w:r>
+              <w:rPr>
+                <w:rFonts w:ascii="Cambria" w:eastAsia="Cambria" w:hAnsi="Cambria" w:cs="Cambria"/>
+              </w:rPr>
+              <w:t>- **GitHub Issue:** [#10](https://github.com/PhuLe2712/hw2-domain-testing/issues/10).</w:t>
+            </w:r>
+          </w:p>
+          <w:p>
+            <w:pPr>
+              <w:spacing w:before="240" w:after="240"/>
+              <w:cnfStyle w:val="000000010000" w:firstRow="0" w:lastRow="0" w:firstColumn="0" w:lastColumn="0" w:oddVBand="0" w:evenVBand="0" w:oddHBand="0" w:evenHBand="1" w:firstRowFirstColumn="0" w:firstRowLastColumn="0" w:lastRowFirstColumn="0" w:lastRowLastColumn="0"/>
+              <w:rPr>
+                <w:rFonts w:ascii="Cambria" w:eastAsia="Cambria" w:hAnsi="Cambria" w:cs="Cambria"/>
+                <w:lang w:val="vi-VN"/>
+              </w:rPr>
+            </w:pPr>
+            <w:r>
+              <w:rPr>
+                <w:rFonts w:ascii="Cambria" w:eastAsia="Cambria" w:hAnsi="Cambria" w:cs="Cambria"/>
+                <w:lang w:val="vi-VN"/>
+              </w:rPr>
+              <w:t>**Mô tả:** Khi mở sản phẩm có `category_id` đã biết, màn hình chi tiết không hiển thị tên danh mục.</w:t>
+            </w:r>
+          </w:p>
+          <w:p>
+            <w:pPr>
+              <w:spacing w:before="240" w:after="240"/>
+              <w:cnfStyle w:val="000000010000" w:firstRow="0" w:lastRow="0" w:firstColumn="0" w:lastColumn="0" w:oddVBand="0" w:evenVBand="0" w:oddHBand="0" w:evenHBand="1" w:firstRowFirstColumn="0" w:firstRowLastColumn="0" w:lastRowFirstColumn="0" w:lastRowLastColumn="0"/>
+              <w:rPr>
+                <w:rFonts w:ascii="Cambria" w:eastAsia="Cambria" w:hAnsi="Cambria" w:cs="Cambria"/>
+                <w:lang w:val="vi-VN"/>
+              </w:rPr>
+            </w:pPr>
+            <w:r>
+              <w:rPr>
+                <w:rFonts w:ascii="Cambria" w:eastAsia="Cambria" w:hAnsi="Cambria" w:cs="Cambria"/>
+              </w:rPr>
+              <w:t>#### Bước tái hiện</w:t>
+            </w:r>
+          </w:p>
+          <w:p>
+            <w:pPr>
+              <w:spacing w:before="240" w:after="240"/>
+              <w:cnfStyle w:val="000000010000" w:firstRow="0" w:lastRow="0" w:firstColumn="0" w:lastColumn="0" w:oddVBand="0" w:evenVBand="0" w:oddHBand="0" w:evenHBand="1" w:firstRowFirstColumn="0" w:firstRowLastColumn="0" w:lastRowFirstColumn="0" w:lastRowLastColumn="0"/>
+              <w:rPr>
+                <w:rFonts w:ascii="Cambria" w:eastAsia="Cambria" w:hAnsi="Cambria" w:cs="Cambria"/>
+              </w:rPr>
+            </w:pPr>
+            <w:r>
+              <w:rPr>
+                <w:rFonts w:ascii="Cambria" w:eastAsia="Cambria" w:hAnsi="Cambria" w:cs="Cambria"/>
+              </w:rPr>
+              <w:t>1. Chạy compatibility harness cho app mobile.</w:t>
+            </w:r>
+          </w:p>
+          <w:p>
+            <w:pPr>
+              <w:spacing w:before="240" w:after="240"/>
+              <w:cnfStyle w:val="000000010000" w:firstRow="0" w:lastRow="0" w:firstColumn="0" w:lastColumn="0" w:oddVBand="0" w:evenVBand="0" w:oddHBand="0" w:evenHBand="1" w:firstRowFirstColumn="0" w:firstRowLastColumn="0" w:lastRowFirstColumn="0" w:lastRowLastColumn="0"/>
+              <w:rPr>
+                <w:rFonts w:ascii="Cambria" w:eastAsia="Cambria" w:hAnsi="Cambria" w:cs="Cambria"/>
+              </w:rPr>
+            </w:pPr>
+            <w:r>
+              <w:rPr>
+                <w:rFonts w:ascii="Cambria" w:eastAsia="Cambria" w:hAnsi="Cambria" w:cs="Cambria"/>
+              </w:rPr>
+              <w:t>2. Chọn sản phẩm có danh mục đã biết trong dữ liệu test.</w:t>
+            </w:r>
+          </w:p>
+          <w:p>
+            <w:pPr>
+              <w:spacing w:before="240" w:after="240"/>
+              <w:cnfStyle w:val="000000010000" w:firstRow="0" w:lastRow="0" w:firstColumn="0" w:lastColumn="0" w:oddVBand="0" w:evenVBand="0" w:oddHBand="0" w:evenHBand="1" w:firstRowFirstColumn="0" w:firstRowLastColumn="0" w:lastRowFirstColumn="0" w:lastRowLastColumn="0"/>
+              <w:rPr>
+                <w:rFonts w:ascii="Cambria" w:eastAsia="Cambria" w:hAnsi="Cambria" w:cs="Cambria"/>
+              </w:rPr>
+            </w:pPr>
+            <w:r>
+              <w:rPr>
+                <w:rFonts w:ascii="Cambria" w:eastAsia="Cambria" w:hAnsi="Cambria" w:cs="Cambria"/>
+              </w:rPr>
+              <w:t>3. Mở màn hình chi tiết sản phẩm.</w:t>
+            </w:r>
+          </w:p>
+          <w:p>
+            <w:pPr>
+              <w:spacing w:before="240" w:after="240"/>
+              <w:cnfStyle w:val="000000010000" w:firstRow="0" w:lastRow="0" w:firstColumn="0" w:lastColumn="0" w:oddVBand="0" w:evenVBand="0" w:oddHBand="0" w:evenHBand="1" w:firstRowFirstColumn="0" w:firstRowLastColumn="0" w:lastRowFirstColumn="0" w:lastRowLastColumn="0"/>
+              <w:rPr>
+                <w:rFonts w:ascii="Cambria" w:eastAsia="Cambria" w:hAnsi="Cambria" w:cs="Cambria"/>
+                <w:lang w:val="vi-VN"/>
+              </w:rPr>
+            </w:pPr>
+            <w:r>
+              <w:rPr>
+                <w:rFonts w:ascii="Cambria" w:eastAsia="Cambria" w:hAnsi="Cambria" w:cs="Cambria"/>
+              </w:rPr>
+              <w:t>4. Kiểm tra khu vực thông tin sản phẩm có tên danh mục hay không.</w:t>
+            </w:r>
+          </w:p>
+          <w:p>
+            <w:pPr>
+              <w:spacing w:before="240" w:after="240"/>
+              <w:cnfStyle w:val="000000010000" w:firstRow="0" w:lastRow="0" w:firstColumn="0" w:lastColumn="0" w:oddVBand="0" w:evenVBand="0" w:oddHBand="0" w:evenHBand="1" w:firstRowFirstColumn="0" w:firstRowLastColumn="0" w:lastRowFirstColumn="0" w:lastRowLastColumn="0"/>
+              <w:rPr>
+                <w:rFonts w:ascii="Cambria" w:eastAsia="Cambria" w:hAnsi="Cambria" w:cs="Cambria"/>
+                <w:lang w:val="vi-VN"/>
+              </w:rPr>
+            </w:pPr>
+            <w:r>
+              <w:rPr>
+                <w:rFonts w:ascii="Cambria" w:eastAsia="Cambria" w:hAnsi="Cambria" w:cs="Cambria"/>
+              </w:rPr>
+              <w:t xml:space="preserve">#### Kết quả mong đợi </w:t>
+            </w:r>
+          </w:p>
+          <w:p>
+            <w:pPr>
+              <w:spacing w:before="240" w:after="240"/>
+              <w:cnfStyle w:val="000000010000" w:firstRow="0" w:lastRow="0" w:firstColumn="0" w:lastColumn="0" w:oddVBand="0" w:evenVBand="0" w:oddHBand="0" w:evenHBand="1" w:firstRowFirstColumn="0" w:firstRowLastColumn="0" w:lastRowFirstColumn="0" w:lastRowLastColumn="0"/>
+              <w:rPr>
+                <w:rFonts w:ascii="Cambria" w:eastAsia="Cambria" w:hAnsi="Cambria" w:cs="Cambria"/>
+                <w:lang w:val="vi-VN"/>
+              </w:rPr>
+            </w:pPr>
+            <w:r>
+              <w:rPr>
+                <w:rFonts w:ascii="Cambria" w:eastAsia="Cambria" w:hAnsi="Cambria" w:cs="Cambria"/>
+                <w:lang w:val="vi-VN"/>
+              </w:rPr>
+              <w:lastRenderedPageBreak/>
+              <w:t>Chi tiết hiển thị danh mục cùng các thông tin sản phẩm theo yêu cầu.</w:t>
+            </w:r>
+          </w:p>
+          <w:p>
+            <w:pPr>
+              <w:spacing w:before="240" w:after="240"/>
+              <w:cnfStyle w:val="000000010000" w:firstRow="0" w:lastRow="0" w:firstColumn="0" w:lastColumn="0" w:oddVBand="0" w:evenVBand="0" w:oddHBand="0" w:evenHBand="1" w:firstRowFirstColumn="0" w:firstRowLastColumn="0" w:lastRowFirstColumn="0" w:lastRowLastColumn="0"/>
+              <w:rPr>
+                <w:rFonts w:ascii="Cambria" w:eastAsia="Cambria" w:hAnsi="Cambria" w:cs="Cambria"/>
+                <w:lang w:val="vi-VN"/>
+              </w:rPr>
+            </w:pPr>
+            <w:r>
+              <w:rPr>
+                <w:rFonts w:ascii="Cambria" w:eastAsia="Cambria" w:hAnsi="Cambria" w:cs="Cambria"/>
+              </w:rPr>
+              <w:t>#### Kết quả thực tế</w:t>
+            </w:r>
+          </w:p>
+          <w:p>
+            <w:pPr>
+              <w:spacing w:before="240" w:after="240"/>
+              <w:cnfStyle w:val="000000010000" w:firstRow="0" w:lastRow="0" w:firstColumn="0" w:lastColumn="0" w:oddVBand="0" w:evenVBand="0" w:oddHBand="0" w:evenHBand="1" w:firstRowFirstColumn="0" w:firstRowLastColumn="0" w:lastRowFirstColumn="0" w:lastRowLastColumn="0"/>
+              <w:rPr>
+                <w:rFonts w:ascii="Cambria" w:eastAsia="Cambria" w:hAnsi="Cambria" w:cs="Cambria"/>
+                <w:lang w:val="vi-VN"/>
+              </w:rPr>
+            </w:pPr>
+            <w:r>
+              <w:rPr>
+                <w:rFonts w:ascii="Cambria" w:eastAsia="Cambria" w:hAnsi="Cambria" w:cs="Cambria"/>
+              </w:rPr>
+              <w:t>Harness không render tên danh mục. Đây là kết quả harness, chưa phải xác minh trên Expo Go/điện thoại native.</w:t>
+            </w:r>
+          </w:p>
+          <w:p>
+            <w:pPr>
+              <w:spacing w:before="240" w:after="240"/>
+              <w:cnfStyle w:val="000000010000" w:firstRow="0" w:lastRow="0" w:firstColumn="0" w:lastColumn="0" w:oddVBand="0" w:evenVBand="0" w:oddHBand="0" w:evenHBand="1" w:firstRowFirstColumn="0" w:firstRowLastColumn="0" w:lastRowFirstColumn="0" w:lastRowLastColumn="0"/>
+              <w:rPr>
+                <w:rFonts w:ascii="Cambria" w:eastAsia="Cambria" w:hAnsi="Cambria" w:cs="Cambria"/>
+                <w:lang w:val="vi-VN"/>
+              </w:rPr>
+            </w:pPr>
+            <w:r>
+              <w:rPr>
+                <w:rFonts w:ascii="Cambria" w:eastAsia="Cambria" w:hAnsi="Cambria" w:cs="Cambria"/>
+              </w:rPr>
+              <w:t>#### Bằng chứng</w:t>
+            </w:r>
+          </w:p>
+          <w:p>
+            <w:pPr>
+              <w:spacing w:before="240" w:after="240"/>
+              <w:cnfStyle w:val="000000010000" w:firstRow="0" w:lastRow="0" w:firstColumn="0" w:lastColumn="0" w:oddVBand="0" w:evenVBand="0" w:oddHBand="0" w:evenHBand="1" w:firstRowFirstColumn="0" w:firstRowLastColumn="0" w:lastRowFirstColumn="0" w:lastRowLastColumn="0"/>
+              <w:rPr>
+                <w:rFonts w:ascii="Cambria" w:eastAsia="Cambria" w:hAnsi="Cambria" w:cs="Cambria"/>
+                <w:lang w:val="vi-VN"/>
+              </w:rPr>
+            </w:pPr>
+            <w:r>
+              <w:rPr>
+                <w:rFonts w:ascii="Cambria" w:eastAsia="Cambria" w:hAnsi="Cambria" w:cs="Cambria"/>
+              </w:rPr>
+              <w:t>Ảnh trong [GitHub Issue #10](https://github.com/PhuLe2712/hw2-domain-testing/issues/10); ảnh local hiện có trong báo cáo là `evidence/MDET-thieu-danh-muc-compat-harness.png`.</w:t>
+            </w:r>
+          </w:p>
+          <w:p>
+            <w:pPr>
+              <w:spacing w:before="240" w:after="240"/>
+              <w:cnfStyle w:val="000000010000" w:firstRow="0" w:lastRow="0" w:firstColumn="0" w:lastColumn="0" w:oddVBand="0" w:evenVBand="0" w:oddHBand="0" w:evenHBand="1" w:firstRowFirstColumn="0" w:firstRowLastColumn="0" w:lastRowFirstColumn="0" w:lastRowLastColumn="0"/>
+              <w:rPr>
+                <w:rFonts w:ascii="Cambria" w:eastAsia="Cambria" w:hAnsi="Cambria" w:cs="Cambria"/>
+                <w:lang w:val="vi-VN"/>
+              </w:rPr>
+            </w:pPr>
+            <w:r>
+              <w:rPr>
+                <w:rFonts w:ascii="Cambria" w:eastAsia="Cambria" w:hAnsi="Cambria" w:cs="Cambria"/>
+              </w:rPr>
+              <w:t>---</w:t>
+            </w:r>
+          </w:p>
+          <w:p>
+            <w:pPr>
+              <w:spacing w:before="240" w:after="240"/>
+              <w:cnfStyle w:val="000000010000" w:firstRow="0" w:lastRow="0" w:firstColumn="0" w:lastColumn="0" w:oddVBand="0" w:evenVBand="0" w:oddHBand="0" w:evenHBand="1" w:firstRowFirstColumn="0" w:firstRowLastColumn="0" w:lastRowFirstColumn="0" w:lastRowLastColumn="0"/>
+              <w:rPr>
+                <w:rFonts w:ascii="Cambria" w:eastAsia="Cambria" w:hAnsi="Cambria" w:cs="Cambria"/>
+                <w:lang w:val="vi-VN"/>
+              </w:rPr>
+            </w:pPr>
+            <w:r>
+              <w:rPr>
+                <w:rFonts w:ascii="Cambria" w:eastAsia="Cambria" w:hAnsi="Cambria" w:cs="Cambria"/>
+                <w:lang w:val="vi-VN"/>
+              </w:rPr>
+              <w:t>### BUG-11 — Sản phẩm thiếu ảnh không có ảnh thay thế hoặc trạng thái báo lỗi</w:t>
+            </w:r>
+          </w:p>
+          <w:p>
+            <w:pPr>
+              <w:spacing w:before="240" w:after="240"/>
+              <w:cnfStyle w:val="000000010000" w:firstRow="0" w:lastRow="0" w:firstColumn="0" w:lastColumn="0" w:oddVBand="0" w:evenVBand="0" w:oddHBand="0" w:evenHBand="1" w:firstRowFirstColumn="0" w:firstRowLastColumn="0" w:lastRowFirstColumn="0" w:lastRowLastColumn="0"/>
+              <w:rPr>
+                <w:rFonts w:ascii="Cambria" w:eastAsia="Cambria" w:hAnsi="Cambria" w:cs="Cambria"/>
+                <w:lang w:val="vi-VN"/>
+              </w:rPr>
+            </w:pPr>
+            <w:r>
+              <w:rPr>
+                <w:rFonts w:ascii="Cambria" w:eastAsia="Cambria" w:hAnsi="Cambria" w:cs="Cambria"/>
+                <w:lang w:val="vi-VN"/>
+              </w:rPr>
+              <w:t>- **Test phát hiện:** `MOB-D03` (test case báo cáo mở chi tiết sản phẩm; các bước trong Issue #11 lại mô tả sản phẩm ở trang chủ — cần thống nhất trước khi nộp).</w:t>
+            </w:r>
+          </w:p>
+          <w:p>
+            <w:pPr>
+              <w:spacing w:before="240" w:after="240"/>
+              <w:cnfStyle w:val="000000010000" w:firstRow="0" w:lastRow="0" w:firstColumn="0" w:lastColumn="0" w:oddVBand="0" w:evenVBand="0" w:oddHBand="0" w:evenHBand="1" w:firstRowFirstColumn="0" w:firstRowLastColumn="0" w:lastRowFirstColumn="0" w:lastRowLastColumn="0"/>
+              <w:rPr>
+                <w:rFonts w:ascii="Cambria" w:eastAsia="Cambria" w:hAnsi="Cambria" w:cs="Cambria"/>
+              </w:rPr>
+            </w:pPr>
+            <w:r>
+              <w:rPr>
+                <w:rFonts w:ascii="Cambria" w:eastAsia="Cambria" w:hAnsi="Cambria" w:cs="Cambria"/>
+              </w:rPr>
+              <w:t>- **Feature / kênh:** Pool D · FR-06 mobile / compatibility harness.</w:t>
+            </w:r>
+          </w:p>
+          <w:p>
+            <w:pPr>
+              <w:spacing w:before="240" w:after="240"/>
+              <w:cnfStyle w:val="000000010000" w:firstRow="0" w:lastRow="0" w:firstColumn="0" w:lastColumn="0" w:oddVBand="0" w:evenVBand="0" w:oddHBand="0" w:evenHBand="1" w:firstRowFirstColumn="0" w:firstRowLastColumn="0" w:lastRowFirstColumn="0" w:lastRowLastColumn="0"/>
+              <w:rPr>
+                <w:rFonts w:ascii="Cambria" w:eastAsia="Cambria" w:hAnsi="Cambria" w:cs="Cambria"/>
+              </w:rPr>
+            </w:pPr>
+            <w:r>
+              <w:rPr>
+                <w:rFonts w:ascii="Cambria" w:eastAsia="Cambria" w:hAnsi="Cambria" w:cs="Cambria"/>
+              </w:rPr>
+              <w:t>- **Môi trường:** Chromium compatibility harness; chưa xác minh native Android/iOS.</w:t>
+            </w:r>
+          </w:p>
+          <w:p>
+            <w:pPr>
+              <w:spacing w:before="240" w:after="240"/>
+              <w:cnfStyle w:val="000000010000" w:firstRow="0" w:lastRow="0" w:firstColumn="0" w:lastColumn="0" w:oddVBand="0" w:evenVBand="0" w:oddHBand="0" w:evenHBand="1" w:firstRowFirstColumn="0" w:firstRowLastColumn="0" w:lastRowFirstColumn="0" w:lastRowLastColumn="0"/>
+              <w:rPr>
+                <w:rFonts w:ascii="Cambria" w:eastAsia="Cambria" w:hAnsi="Cambria" w:cs="Cambria"/>
+              </w:rPr>
+            </w:pPr>
+            <w:r>
+              <w:rPr>
+                <w:rFonts w:ascii="Cambria" w:eastAsia="Cambria" w:hAnsi="Cambria" w:cs="Cambria"/>
+              </w:rPr>
+              <w:t>- **Severity:** Cao (theo Issue #11).</w:t>
+            </w:r>
+          </w:p>
+          <w:p>
+            <w:pPr>
+              <w:spacing w:before="240" w:after="240"/>
+              <w:cnfStyle w:val="000000010000" w:firstRow="0" w:lastRow="0" w:firstColumn="0" w:lastColumn="0" w:oddVBand="0" w:evenVBand="0" w:oddHBand="0" w:evenHBand="1" w:firstRowFirstColumn="0" w:firstRowLastColumn="0" w:lastRowFirstColumn="0" w:lastRowLastColumn="0"/>
+              <w:rPr>
+                <w:rFonts w:ascii="Cambria" w:eastAsia="Cambria" w:hAnsi="Cambria" w:cs="Cambria"/>
+              </w:rPr>
+            </w:pPr>
+            <w:r>
+              <w:rPr>
+                <w:rFonts w:ascii="Cambria" w:eastAsia="Cambria" w:hAnsi="Cambria" w:cs="Cambria"/>
+              </w:rPr>
+              <w:t>- **Priority đề xuất:** P2 — người dùng không thấy nội dung ảnh thay thế khi sản phẩm thiếu ảnh.</w:t>
+            </w:r>
+          </w:p>
+          <w:p>
+            <w:pPr>
+              <w:spacing w:before="240" w:after="240"/>
+              <w:cnfStyle w:val="000000010000" w:firstRow="0" w:lastRow="0" w:firstColumn="0" w:lastColumn="0" w:oddVBand="0" w:evenVBand="0" w:oddHBand="0" w:evenHBand="1" w:firstRowFirstColumn="0" w:firstRowLastColumn="0" w:lastRowFirstColumn="0" w:lastRowLastColumn="0"/>
+              <w:rPr>
+                <w:rFonts w:ascii="Cambria" w:eastAsia="Cambria" w:hAnsi="Cambria" w:cs="Cambria"/>
+                <w:lang w:val="vi-VN"/>
+              </w:rPr>
+            </w:pPr>
+            <w:r>
+              <w:rPr>
+                <w:rFonts w:ascii="Cambria" w:eastAsia="Cambria" w:hAnsi="Cambria" w:cs="Cambria"/>
+              </w:rPr>
+              <w:t>- **GitHub Issue:** [#11](https://github.com/PhuLe2712/hw2-domain-testing/issues/11).</w:t>
+            </w:r>
+          </w:p>
+          <w:p>
+            <w:pPr>
+              <w:spacing w:before="240" w:after="240"/>
+              <w:cnfStyle w:val="000000010000" w:firstRow="0" w:lastRow="0" w:firstColumn="0" w:lastColumn="0" w:oddVBand="0" w:evenVBand="0" w:oddHBand="0" w:evenHBand="1" w:firstRowFirstColumn="0" w:firstRowLastColumn="0" w:lastRowFirstColumn="0" w:lastRowLastColumn="0"/>
+              <w:rPr>
+                <w:rFonts w:ascii="Cambria" w:eastAsia="Cambria" w:hAnsi="Cambria" w:cs="Cambria"/>
+                <w:lang w:val="vi-VN"/>
+              </w:rPr>
+            </w:pPr>
+            <w:r>
+              <w:rPr>
+                <w:rFonts w:ascii="Cambria" w:eastAsia="Cambria" w:hAnsi="Cambria" w:cs="Cambria"/>
+                <w:lang w:val="vi-VN"/>
+              </w:rPr>
+              <w:t xml:space="preserve">**Mô tả:** Khi dữ liệu sản phẩm không có URL ảnh hoặc ảnh lỗi, giao diện không hiện ảnh thay thế hay trạng thái </w:t>
+            </w:r>
+            <w:r>
+              <w:rPr>
+                <w:rFonts w:ascii="Cambria" w:eastAsia="Cambria" w:hAnsi="Cambria" w:cs="Cambria"/>
+                <w:lang w:val="vi-VN"/>
+              </w:rPr>
+              <w:lastRenderedPageBreak/>
+              <w:t>báo lỗi.</w:t>
+            </w:r>
+          </w:p>
+          <w:p>
+            <w:pPr>
+              <w:spacing w:before="240" w:after="240"/>
+              <w:cnfStyle w:val="000000010000" w:firstRow="0" w:lastRow="0" w:firstColumn="0" w:lastColumn="0" w:oddVBand="0" w:evenVBand="0" w:oddHBand="0" w:evenHBand="1" w:firstRowFirstColumn="0" w:firstRowLastColumn="0" w:lastRowFirstColumn="0" w:lastRowLastColumn="0"/>
+              <w:rPr>
+                <w:rFonts w:ascii="Cambria" w:eastAsia="Cambria" w:hAnsi="Cambria" w:cs="Cambria"/>
+                <w:lang w:val="vi-VN"/>
+              </w:rPr>
+            </w:pPr>
+            <w:r>
+              <w:rPr>
+                <w:rFonts w:ascii="Cambria" w:eastAsia="Cambria" w:hAnsi="Cambria" w:cs="Cambria"/>
+              </w:rPr>
+              <w:t>#### Bước tái hiện</w:t>
+            </w:r>
+          </w:p>
+          <w:p>
+            <w:pPr>
+              <w:spacing w:before="240" w:after="240"/>
+              <w:cnfStyle w:val="000000010000" w:firstRow="0" w:lastRow="0" w:firstColumn="0" w:lastColumn="0" w:oddVBand="0" w:evenVBand="0" w:oddHBand="0" w:evenHBand="1" w:firstRowFirstColumn="0" w:firstRowLastColumn="0" w:lastRowFirstColumn="0" w:lastRowLastColumn="0"/>
+              <w:rPr>
+                <w:rFonts w:ascii="Cambria" w:eastAsia="Cambria" w:hAnsi="Cambria" w:cs="Cambria"/>
+                <w:lang w:val="vi-VN"/>
+              </w:rPr>
+            </w:pPr>
+            <w:r>
+              <w:rPr>
+                <w:rFonts w:ascii="Cambria" w:eastAsia="Cambria" w:hAnsi="Cambria" w:cs="Cambria"/>
+                <w:lang w:val="vi-VN"/>
+              </w:rPr>
+              <w:t>1. Trong harness, dùng dữ liệu sản phẩm có URL ảnh rỗng hoặc không tải được.</w:t>
+            </w:r>
+          </w:p>
+          <w:p>
+            <w:pPr>
+              <w:spacing w:before="240" w:after="240"/>
+              <w:cnfStyle w:val="000000010000" w:firstRow="0" w:lastRow="0" w:firstColumn="0" w:lastColumn="0" w:oddVBand="0" w:evenVBand="0" w:oddHBand="0" w:evenHBand="1" w:firstRowFirstColumn="0" w:firstRowLastColumn="0" w:lastRowFirstColumn="0" w:lastRowLastColumn="0"/>
+              <w:rPr>
+                <w:rFonts w:ascii="Cambria" w:eastAsia="Cambria" w:hAnsi="Cambria" w:cs="Cambria"/>
+              </w:rPr>
+            </w:pPr>
+            <w:r>
+              <w:rPr>
+                <w:rFonts w:ascii="Cambria" w:eastAsia="Cambria" w:hAnsi="Cambria" w:cs="Cambria"/>
+              </w:rPr>
+              <w:t>2. Mở khu vực giao diện được nêu trong issue (hiện issue ghi trang chủ; test case `MOB-D03` ghi màn hình chi tiết).</w:t>
+            </w:r>
+          </w:p>
+          <w:p>
+            <w:pPr>
+              <w:spacing w:before="240" w:after="240"/>
+              <w:cnfStyle w:val="000000010000" w:firstRow="0" w:lastRow="0" w:firstColumn="0" w:lastColumn="0" w:oddVBand="0" w:evenVBand="0" w:oddHBand="0" w:evenHBand="1" w:firstRowFirstColumn="0" w:firstRowLastColumn="0" w:lastRowFirstColumn="0" w:lastRowLastColumn="0"/>
+              <w:rPr>
+                <w:rFonts w:ascii="Cambria" w:eastAsia="Cambria" w:hAnsi="Cambria" w:cs="Cambria"/>
+                <w:lang w:val="vi-VN"/>
+              </w:rPr>
+            </w:pPr>
+            <w:r>
+              <w:rPr>
+                <w:rFonts w:ascii="Cambria" w:eastAsia="Cambria" w:hAnsi="Cambria" w:cs="Cambria"/>
+              </w:rPr>
+              <w:t>3. Quan sát vùng ảnh.</w:t>
+            </w:r>
+          </w:p>
+          <w:p>
+            <w:pPr>
+              <w:spacing w:before="240" w:after="240"/>
+              <w:cnfStyle w:val="000000010000" w:firstRow="0" w:lastRow="0" w:firstColumn="0" w:lastColumn="0" w:oddVBand="0" w:evenVBand="0" w:oddHBand="0" w:evenHBand="1" w:firstRowFirstColumn="0" w:firstRowLastColumn="0" w:lastRowFirstColumn="0" w:lastRowLastColumn="0"/>
+              <w:rPr>
+                <w:rFonts w:ascii="Cambria" w:eastAsia="Cambria" w:hAnsi="Cambria" w:cs="Cambria"/>
+                <w:lang w:val="vi-VN"/>
+              </w:rPr>
+            </w:pPr>
+            <w:r>
+              <w:rPr>
+                <w:rFonts w:ascii="Cambria" w:eastAsia="Cambria" w:hAnsi="Cambria" w:cs="Cambria"/>
+              </w:rPr>
+              <w:t xml:space="preserve">#### Kết quả mong đợi </w:t>
+            </w:r>
+          </w:p>
+          <w:p>
+            <w:pPr>
+              <w:spacing w:before="240" w:after="240"/>
+              <w:cnfStyle w:val="000000010000" w:firstRow="0" w:lastRow="0" w:firstColumn="0" w:lastColumn="0" w:oddVBand="0" w:evenVBand="0" w:oddHBand="0" w:evenHBand="1" w:firstRowFirstColumn="0" w:firstRowLastColumn="0" w:lastRowFirstColumn="0" w:lastRowLastColumn="0"/>
+              <w:rPr>
+                <w:rFonts w:ascii="Cambria" w:eastAsia="Cambria" w:hAnsi="Cambria" w:cs="Cambria"/>
+                <w:lang w:val="vi-VN"/>
+              </w:rPr>
+            </w:pPr>
+            <w:r>
+              <w:rPr>
+                <w:rFonts w:ascii="Cambria" w:eastAsia="Cambria" w:hAnsi="Cambria" w:cs="Cambria"/>
+                <w:lang w:val="vi-VN"/>
+              </w:rPr>
+              <w:t>Hiện ảnh mặc định hoặc một trạng thái lỗi ảnh rõ ràng, không để vùng ảnh trống mà không giải thích.</w:t>
+            </w:r>
+          </w:p>
+          <w:p>
+            <w:pPr>
+              <w:spacing w:before="240" w:after="240"/>
+              <w:cnfStyle w:val="000000010000" w:firstRow="0" w:lastRow="0" w:firstColumn="0" w:lastColumn="0" w:oddVBand="0" w:evenVBand="0" w:oddHBand="0" w:evenHBand="1" w:firstRowFirstColumn="0" w:firstRowLastColumn="0" w:lastRowFirstColumn="0" w:lastRowLastColumn="0"/>
+              <w:rPr>
+                <w:rFonts w:ascii="Cambria" w:eastAsia="Cambria" w:hAnsi="Cambria" w:cs="Cambria"/>
+                <w:lang w:val="vi-VN"/>
+              </w:rPr>
+            </w:pPr>
+          </w:p>
+          <w:p>
+            <w:pPr>
+              <w:spacing w:before="240" w:after="240"/>
+              <w:cnfStyle w:val="000000010000" w:firstRow="0" w:lastRow="0" w:firstColumn="0" w:lastColumn="0" w:oddVBand="0" w:evenVBand="0" w:oddHBand="0" w:evenHBand="1" w:firstRowFirstColumn="0" w:firstRowLastColumn="0" w:lastRowFirstColumn="0" w:lastRowLastColumn="0"/>
+              <w:rPr>
+                <w:rFonts w:ascii="Cambria" w:eastAsia="Cambria" w:hAnsi="Cambria" w:cs="Cambria"/>
+                <w:lang w:val="vi-VN"/>
+              </w:rPr>
+            </w:pPr>
+            <w:r>
+              <w:rPr>
+                <w:rFonts w:ascii="Cambria" w:eastAsia="Cambria" w:hAnsi="Cambria" w:cs="Cambria"/>
+              </w:rPr>
+              <w:t>README.md, FR-06 yêu cầu hiển thị ảnh lớn nhưng không nêu rõ hành vi fallback; cần xác nhận tiêu chí fallback với đặc tả/nhóm trước khi coi đây là yêu cầu SRS.</w:t>
+            </w:r>
+          </w:p>
+          <w:p>
+            <w:pPr>
+              <w:spacing w:before="240" w:after="240"/>
+              <w:cnfStyle w:val="000000010000" w:firstRow="0" w:lastRow="0" w:firstColumn="0" w:lastColumn="0" w:oddVBand="0" w:evenVBand="0" w:oddHBand="0" w:evenHBand="1" w:firstRowFirstColumn="0" w:firstRowLastColumn="0" w:lastRowFirstColumn="0" w:lastRowLastColumn="0"/>
+              <w:rPr>
+                <w:rFonts w:ascii="Cambria" w:eastAsia="Cambria" w:hAnsi="Cambria" w:cs="Cambria"/>
+                <w:lang w:val="vi-VN"/>
+              </w:rPr>
+            </w:pPr>
+            <w:r>
+              <w:rPr>
+                <w:rFonts w:ascii="Cambria" w:eastAsia="Cambria" w:hAnsi="Cambria" w:cs="Cambria"/>
+              </w:rPr>
+              <w:t>#### Kết quả thực tế</w:t>
+            </w:r>
+          </w:p>
+          <w:p>
+            <w:pPr>
+              <w:spacing w:before="240" w:after="240"/>
+              <w:cnfStyle w:val="000000010000" w:firstRow="0" w:lastRow="0" w:firstColumn="0" w:lastColumn="0" w:oddVBand="0" w:evenVBand="0" w:oddHBand="0" w:evenHBand="1" w:firstRowFirstColumn="0" w:firstRowLastColumn="0" w:lastRowFirstColumn="0" w:lastRowLastColumn="0"/>
+              <w:rPr>
+                <w:rFonts w:ascii="Cambria" w:eastAsia="Cambria" w:hAnsi="Cambria" w:cs="Cambria"/>
+                <w:lang w:val="vi-VN"/>
+              </w:rPr>
+            </w:pPr>
+            <w:r>
+              <w:rPr>
+                <w:rFonts w:ascii="Cambria" w:eastAsia="Cambria" w:hAnsi="Cambria" w:cs="Cambria"/>
+              </w:rPr>
+              <w:t>Harness ghi nhận không có ảnh thay thế. Phạm vi giữa test case và bước tái hiện ở Issue #11 chưa trùng nhau hoàn toàn; cần chạy lại thống nhất trên cùng màn hình trước khi khẳng định traceability.</w:t>
+            </w:r>
+          </w:p>
+          <w:p>
+            <w:pPr>
+              <w:spacing w:before="240" w:after="240"/>
+              <w:cnfStyle w:val="000000010000" w:firstRow="0" w:lastRow="0" w:firstColumn="0" w:lastColumn="0" w:oddVBand="0" w:evenVBand="0" w:oddHBand="0" w:evenHBand="1" w:firstRowFirstColumn="0" w:firstRowLastColumn="0" w:lastRowFirstColumn="0" w:lastRowLastColumn="0"/>
+              <w:rPr>
+                <w:rFonts w:ascii="Cambria" w:eastAsia="Cambria" w:hAnsi="Cambria" w:cs="Cambria"/>
+                <w:lang w:val="vi-VN"/>
+              </w:rPr>
+            </w:pPr>
+            <w:r>
+              <w:rPr>
+                <w:rFonts w:ascii="Cambria" w:eastAsia="Cambria" w:hAnsi="Cambria" w:cs="Cambria"/>
+              </w:rPr>
+              <w:t>#### Bằng chứng</w:t>
+            </w:r>
+          </w:p>
+          <w:p>
+            <w:pPr>
+              <w:spacing w:before="240" w:after="240"/>
+              <w:cnfStyle w:val="000000010000" w:firstRow="0" w:lastRow="0" w:firstColumn="0" w:lastColumn="0" w:oddVBand="0" w:evenVBand="0" w:oddHBand="0" w:evenHBand="1" w:firstRowFirstColumn="0" w:firstRowLastColumn="0" w:lastRowFirstColumn="0" w:lastRowLastColumn="0"/>
+              <w:rPr>
+                <w:rFonts w:ascii="Cambria" w:eastAsia="Cambria" w:hAnsi="Cambria" w:cs="Cambria"/>
+                <w:lang w:val="vi-VN"/>
+              </w:rPr>
+            </w:pPr>
+            <w:r>
+              <w:rPr>
+                <w:rFonts w:ascii="Cambria" w:eastAsia="Cambria" w:hAnsi="Cambria" w:cs="Cambria"/>
+              </w:rPr>
+              <w:t>Ảnh hiện đính kèm trong [GitHub Issue #11](https://github.com/PhuLe2712/hw2-domain-testing/issues/11).</w:t>
+            </w:r>
+          </w:p>
+          <w:p>
+            <w:pPr>
+              <w:spacing w:before="240" w:after="240"/>
+              <w:cnfStyle w:val="000000010000" w:firstRow="0" w:lastRow="0" w:firstColumn="0" w:lastColumn="0" w:oddVBand="0" w:evenVBand="0" w:oddHBand="0" w:evenHBand="1" w:firstRowFirstColumn="0" w:firstRowLastColumn="0" w:lastRowFirstColumn="0" w:lastRowLastColumn="0"/>
+              <w:rPr>
+                <w:rFonts w:ascii="Cambria" w:eastAsia="Cambria" w:hAnsi="Cambria" w:cs="Cambria"/>
+                <w:lang w:val="vi-VN"/>
+              </w:rPr>
+            </w:pPr>
+            <w:r>
+              <w:rPr>
+                <w:rFonts w:ascii="Cambria" w:eastAsia="Cambria" w:hAnsi="Cambria" w:cs="Cambria"/>
+              </w:rPr>
+              <w:t>---</w:t>
+            </w:r>
+          </w:p>
+          <w:p>
+            <w:pPr>
+              <w:spacing w:before="240" w:after="240"/>
+              <w:cnfStyle w:val="000000010000" w:firstRow="0" w:lastRow="0" w:firstColumn="0" w:lastColumn="0" w:oddVBand="0" w:evenVBand="0" w:oddHBand="0" w:evenHBand="1" w:firstRowFirstColumn="0" w:firstRowLastColumn="0" w:lastRowFirstColumn="0" w:lastRowLastColumn="0"/>
+              <w:rPr>
+                <w:rFonts w:ascii="Cambria" w:eastAsia="Cambria" w:hAnsi="Cambria" w:cs="Cambria"/>
+                <w:lang w:val="vi-VN"/>
+              </w:rPr>
+            </w:pPr>
+            <w:r>
+              <w:rPr>
+                <w:rFonts w:ascii="Cambria" w:eastAsia="Cambria" w:hAnsi="Cambria" w:cs="Cambria"/>
+                <w:lang w:val="vi-VN"/>
+              </w:rPr>
+              <w:t>### BUG-12 — Quantity mobile không hợp lệ bị âm thầm đổi thành 1</w:t>
+            </w:r>
+          </w:p>
+          <w:p>
+            <w:pPr>
+              <w:spacing w:before="240" w:after="240"/>
+              <w:cnfStyle w:val="000000010000" w:firstRow="0" w:lastRow="0" w:firstColumn="0" w:lastColumn="0" w:oddVBand="0" w:evenVBand="0" w:oddHBand="0" w:evenHBand="1" w:firstRowFirstColumn="0" w:firstRowLastColumn="0" w:lastRowFirstColumn="0" w:lastRowLastColumn="0"/>
+              <w:rPr>
+                <w:rFonts w:ascii="Cambria" w:eastAsia="Cambria" w:hAnsi="Cambria" w:cs="Cambria"/>
+              </w:rPr>
+            </w:pPr>
+            <w:r>
+              <w:rPr>
+                <w:rFonts w:ascii="Cambria" w:eastAsia="Cambria" w:hAnsi="Cambria" w:cs="Cambria"/>
+              </w:rPr>
+              <w:t>- **Test phát hiện:** `MOB-B01`, `MOB-B04`, `MOB-B05`, `MOB-B06`.</w:t>
+            </w:r>
+          </w:p>
+          <w:p>
+            <w:pPr>
+              <w:spacing w:before="240" w:after="240"/>
+              <w:cnfStyle w:val="000000010000" w:firstRow="0" w:lastRow="0" w:firstColumn="0" w:lastColumn="0" w:oddVBand="0" w:evenVBand="0" w:oddHBand="0" w:evenHBand="1" w:firstRowFirstColumn="0" w:firstRowLastColumn="0" w:lastRowFirstColumn="0" w:lastRowLastColumn="0"/>
+              <w:rPr>
+                <w:rFonts w:ascii="Cambria" w:eastAsia="Cambria" w:hAnsi="Cambria" w:cs="Cambria"/>
+              </w:rPr>
+            </w:pPr>
+            <w:r>
+              <w:rPr>
+                <w:rFonts w:ascii="Cambria" w:eastAsia="Cambria" w:hAnsi="Cambria" w:cs="Cambria"/>
+              </w:rPr>
+              <w:t xml:space="preserve">- **Feature / kênh:** Pool D · FR-06 </w:t>
+            </w:r>
+            <w:r>
+              <w:rPr>
+                <w:rFonts w:ascii="Cambria" w:eastAsia="Cambria" w:hAnsi="Cambria" w:cs="Cambria"/>
+              </w:rPr>
+              <w:lastRenderedPageBreak/>
+              <w:t>mobile / compatibility harness.</w:t>
+            </w:r>
+          </w:p>
+          <w:p>
+            <w:pPr>
+              <w:spacing w:before="240" w:after="240"/>
+              <w:cnfStyle w:val="000000010000" w:firstRow="0" w:lastRow="0" w:firstColumn="0" w:lastColumn="0" w:oddVBand="0" w:evenVBand="0" w:oddHBand="0" w:evenHBand="1" w:firstRowFirstColumn="0" w:firstRowLastColumn="0" w:lastRowFirstColumn="0" w:lastRowLastColumn="0"/>
+              <w:rPr>
+                <w:rFonts w:ascii="Cambria" w:eastAsia="Cambria" w:hAnsi="Cambria" w:cs="Cambria"/>
+              </w:rPr>
+            </w:pPr>
+            <w:r>
+              <w:rPr>
+                <w:rFonts w:ascii="Cambria" w:eastAsia="Cambria" w:hAnsi="Cambria" w:cs="Cambria"/>
+              </w:rPr>
+              <w:t>- **Môi trường:** Chromium compatibility harness chạy component `App.js` với adapter React Native giả; chưa xác minh native Android/iOS. Trường quantity native chỉ nhận số nên không dùng thử nhập chữ làm bằng chứng native.</w:t>
+            </w:r>
+          </w:p>
+          <w:p>
+            <w:pPr>
+              <w:spacing w:before="240" w:after="240"/>
+              <w:cnfStyle w:val="000000010000" w:firstRow="0" w:lastRow="0" w:firstColumn="0" w:lastColumn="0" w:oddVBand="0" w:evenVBand="0" w:oddHBand="0" w:evenHBand="1" w:firstRowFirstColumn="0" w:firstRowLastColumn="0" w:lastRowFirstColumn="0" w:lastRowLastColumn="0"/>
+              <w:rPr>
+                <w:rFonts w:ascii="Cambria" w:eastAsia="Cambria" w:hAnsi="Cambria" w:cs="Cambria"/>
+              </w:rPr>
+            </w:pPr>
+            <w:r>
+              <w:rPr>
+                <w:rFonts w:ascii="Cambria" w:eastAsia="Cambria" w:hAnsi="Cambria" w:cs="Cambria"/>
+              </w:rPr>
+              <w:t>- **Severity:** Cao (theo Issue #12).</w:t>
+            </w:r>
+          </w:p>
+          <w:p>
+            <w:pPr>
+              <w:spacing w:before="240" w:after="240"/>
+              <w:cnfStyle w:val="000000010000" w:firstRow="0" w:lastRow="0" w:firstColumn="0" w:lastColumn="0" w:oddVBand="0" w:evenVBand="0" w:oddHBand="0" w:evenHBand="1" w:firstRowFirstColumn="0" w:firstRowLastColumn="0" w:lastRowFirstColumn="0" w:lastRowLastColumn="0"/>
+              <w:rPr>
+                <w:rFonts w:ascii="Cambria" w:eastAsia="Cambria" w:hAnsi="Cambria" w:cs="Cambria"/>
+              </w:rPr>
+            </w:pPr>
+            <w:r>
+              <w:rPr>
+                <w:rFonts w:ascii="Cambria" w:eastAsia="Cambria" w:hAnsi="Cambria" w:cs="Cambria"/>
+              </w:rPr>
+              <w:t>- **Priority đề xuất:** P2 — người dùng không nhận biết dữ liệu nhập sai nhưng quantity khác với giá trị đã nhập.</w:t>
+            </w:r>
+          </w:p>
+          <w:p>
+            <w:pPr>
+              <w:spacing w:before="240" w:after="240"/>
+              <w:cnfStyle w:val="000000010000" w:firstRow="0" w:lastRow="0" w:firstColumn="0" w:lastColumn="0" w:oddVBand="0" w:evenVBand="0" w:oddHBand="0" w:evenHBand="1" w:firstRowFirstColumn="0" w:firstRowLastColumn="0" w:lastRowFirstColumn="0" w:lastRowLastColumn="0"/>
+              <w:rPr>
+                <w:rFonts w:ascii="Cambria" w:eastAsia="Cambria" w:hAnsi="Cambria" w:cs="Cambria"/>
+                <w:lang w:val="vi-VN"/>
+              </w:rPr>
+            </w:pPr>
+            <w:r>
+              <w:rPr>
+                <w:rFonts w:ascii="Cambria" w:eastAsia="Cambria" w:hAnsi="Cambria" w:cs="Cambria"/>
+              </w:rPr>
+              <w:t>- **GitHub Issue:** [#12](https://github.com/PhuLe2712/hw2-domain-testing/issues/12).</w:t>
+            </w:r>
+          </w:p>
+          <w:p>
+            <w:pPr>
+              <w:spacing w:before="240" w:after="240"/>
+              <w:cnfStyle w:val="000000010000" w:firstRow="0" w:lastRow="0" w:firstColumn="0" w:lastColumn="0" w:oddVBand="0" w:evenVBand="0" w:oddHBand="0" w:evenHBand="1" w:firstRowFirstColumn="0" w:firstRowLastColumn="0" w:lastRowFirstColumn="0" w:lastRowLastColumn="0"/>
+              <w:rPr>
+                <w:rFonts w:ascii="Cambria" w:eastAsia="Cambria" w:hAnsi="Cambria" w:cs="Cambria"/>
+                <w:lang w:val="vi-VN"/>
+              </w:rPr>
+            </w:pPr>
+            <w:r>
+              <w:rPr>
+                <w:rFonts w:ascii="Cambria" w:eastAsia="Cambria" w:hAnsi="Cambria" w:cs="Cambria"/>
+                <w:lang w:val="vi-VN"/>
+              </w:rPr>
+              <w:t>**Mô tả:** Giá trị quantity không hợp lệ bị chuẩn hóa thành 1 mà không hiện lỗi hoặc thông báo.</w:t>
+            </w:r>
+          </w:p>
+          <w:p>
+            <w:pPr>
+              <w:spacing w:before="240" w:after="240"/>
+              <w:cnfStyle w:val="000000010000" w:firstRow="0" w:lastRow="0" w:firstColumn="0" w:lastColumn="0" w:oddVBand="0" w:evenVBand="0" w:oddHBand="0" w:evenHBand="1" w:firstRowFirstColumn="0" w:firstRowLastColumn="0" w:lastRowFirstColumn="0" w:lastRowLastColumn="0"/>
+              <w:rPr>
+                <w:rFonts w:ascii="Cambria" w:eastAsia="Cambria" w:hAnsi="Cambria" w:cs="Cambria"/>
+                <w:lang w:val="vi-VN"/>
+              </w:rPr>
+            </w:pPr>
+            <w:r>
+              <w:rPr>
+                <w:rFonts w:ascii="Cambria" w:eastAsia="Cambria" w:hAnsi="Cambria" w:cs="Cambria"/>
+              </w:rPr>
+              <w:t>#### Bước tái hiện</w:t>
+            </w:r>
+          </w:p>
+          <w:p>
+            <w:pPr>
+              <w:spacing w:before="240" w:after="240"/>
+              <w:cnfStyle w:val="000000010000" w:firstRow="0" w:lastRow="0" w:firstColumn="0" w:lastColumn="0" w:oddVBand="0" w:evenVBand="0" w:oddHBand="0" w:evenHBand="1" w:firstRowFirstColumn="0" w:firstRowLastColumn="0" w:lastRowFirstColumn="0" w:lastRowLastColumn="0"/>
+              <w:rPr>
+                <w:rFonts w:ascii="Cambria" w:eastAsia="Cambria" w:hAnsi="Cambria" w:cs="Cambria"/>
+              </w:rPr>
+            </w:pPr>
+            <w:r>
+              <w:rPr>
+                <w:rFonts w:ascii="Cambria" w:eastAsia="Cambria" w:hAnsi="Cambria" w:cs="Cambria"/>
+              </w:rPr>
+              <w:t>1. Mở chi tiết sản phẩm trong compatibility harness.</w:t>
+            </w:r>
+          </w:p>
+          <w:p>
+            <w:pPr>
+              <w:spacing w:before="240" w:after="240"/>
+              <w:cnfStyle w:val="000000010000" w:firstRow="0" w:lastRow="0" w:firstColumn="0" w:lastColumn="0" w:oddVBand="0" w:evenVBand="0" w:oddHBand="0" w:evenHBand="1" w:firstRowFirstColumn="0" w:firstRowLastColumn="0" w:lastRowFirstColumn="0" w:lastRowLastColumn="0"/>
+              <w:rPr>
+                <w:rFonts w:ascii="Cambria" w:eastAsia="Cambria" w:hAnsi="Cambria" w:cs="Cambria"/>
+              </w:rPr>
+            </w:pPr>
+            <w:r>
+              <w:rPr>
+                <w:rFonts w:ascii="Cambria" w:eastAsia="Cambria" w:hAnsi="Cambria" w:cs="Cambria"/>
+              </w:rPr>
+              <w:t>2. Lần lượt nhập `0`, `-1`, `1.5` và để trống trường quantity.</w:t>
+            </w:r>
+          </w:p>
+          <w:p>
+            <w:pPr>
+              <w:spacing w:before="240" w:after="240"/>
+              <w:cnfStyle w:val="000000010000" w:firstRow="0" w:lastRow="0" w:firstColumn="0" w:lastColumn="0" w:oddVBand="0" w:evenVBand="0" w:oddHBand="0" w:evenHBand="1" w:firstRowFirstColumn="0" w:firstRowLastColumn="0" w:lastRowFirstColumn="0" w:lastRowLastColumn="0"/>
+              <w:rPr>
+                <w:rFonts w:ascii="Cambria" w:eastAsia="Cambria" w:hAnsi="Cambria" w:cs="Cambria"/>
+                <w:lang w:val="vi-VN"/>
+              </w:rPr>
+            </w:pPr>
+            <w:r>
+              <w:rPr>
+                <w:rFonts w:ascii="Cambria" w:eastAsia="Cambria" w:hAnsi="Cambria" w:cs="Cambria"/>
+              </w:rPr>
+              <w:t>3. Với mỗi giá trị, bấm thêm vào giỏ và kiểm tra quantity cuối cùng.</w:t>
+            </w:r>
+          </w:p>
+          <w:p>
+            <w:pPr>
+              <w:spacing w:before="240" w:after="240"/>
+              <w:cnfStyle w:val="000000010000" w:firstRow="0" w:lastRow="0" w:firstColumn="0" w:lastColumn="0" w:oddVBand="0" w:evenVBand="0" w:oddHBand="0" w:evenHBand="1" w:firstRowFirstColumn="0" w:firstRowLastColumn="0" w:lastRowFirstColumn="0" w:lastRowLastColumn="0"/>
+              <w:rPr>
+                <w:rFonts w:ascii="Cambria" w:eastAsia="Cambria" w:hAnsi="Cambria" w:cs="Cambria"/>
+                <w:lang w:val="vi-VN"/>
+              </w:rPr>
+            </w:pPr>
+            <w:r>
+              <w:rPr>
+                <w:rFonts w:ascii="Cambria" w:eastAsia="Cambria" w:hAnsi="Cambria" w:cs="Cambria"/>
+              </w:rPr>
+              <w:t xml:space="preserve">#### Kết quả mong đợi </w:t>
+            </w:r>
+          </w:p>
+          <w:p>
+            <w:pPr>
+              <w:spacing w:before="240" w:after="240"/>
+              <w:cnfStyle w:val="000000010000" w:firstRow="0" w:lastRow="0" w:firstColumn="0" w:lastColumn="0" w:oddVBand="0" w:evenVBand="0" w:oddHBand="0" w:evenHBand="1" w:firstRowFirstColumn="0" w:firstRowLastColumn="0" w:lastRowFirstColumn="0" w:lastRowLastColumn="0"/>
+              <w:rPr>
+                <w:rFonts w:ascii="Cambria" w:eastAsia="Cambria" w:hAnsi="Cambria" w:cs="Cambria"/>
+                <w:lang w:val="vi-VN"/>
+              </w:rPr>
+            </w:pPr>
+            <w:r>
+              <w:rPr>
+                <w:rFonts w:ascii="Cambria" w:eastAsia="Cambria" w:hAnsi="Cambria" w:cs="Cambria"/>
+                <w:lang w:val="vi-VN"/>
+              </w:rPr>
+              <w:t xml:space="preserve">Chỉ nhận số nguyên dương. </w:t>
+            </w:r>
+            <w:r>
+              <w:rPr>
+                <w:rFonts w:ascii="Cambria" w:eastAsia="Cambria" w:hAnsi="Cambria" w:cs="Cambria"/>
+              </w:rPr>
+              <w:t>Giá trị không hợp lệ phải bị từ chối và có thông báo rõ ràng; không tự đổi thành giá trị khác.</w:t>
+            </w:r>
+          </w:p>
+          <w:p>
+            <w:pPr>
+              <w:spacing w:before="240" w:after="240"/>
+              <w:cnfStyle w:val="000000010000" w:firstRow="0" w:lastRow="0" w:firstColumn="0" w:lastColumn="0" w:oddVBand="0" w:evenVBand="0" w:oddHBand="0" w:evenHBand="1" w:firstRowFirstColumn="0" w:firstRowLastColumn="0" w:lastRowFirstColumn="0" w:lastRowLastColumn="0"/>
+              <w:rPr>
+                <w:rFonts w:ascii="Cambria" w:eastAsia="Cambria" w:hAnsi="Cambria" w:cs="Cambria"/>
+                <w:lang w:val="vi-VN"/>
+              </w:rPr>
+            </w:pPr>
+            <w:r>
+              <w:rPr>
+                <w:rFonts w:ascii="Cambria" w:eastAsia="Cambria" w:hAnsi="Cambria" w:cs="Cambria"/>
+              </w:rPr>
+              <w:t>#### Kết quả thực tế</w:t>
+            </w:r>
+          </w:p>
+          <w:p>
+            <w:pPr>
+              <w:spacing w:before="240" w:after="240"/>
+              <w:cnfStyle w:val="000000010000" w:firstRow="0" w:lastRow="0" w:firstColumn="0" w:lastColumn="0" w:oddVBand="0" w:evenVBand="0" w:oddHBand="0" w:evenHBand="1" w:firstRowFirstColumn="0" w:firstRowLastColumn="0" w:lastRowFirstColumn="0" w:lastRowLastColumn="0"/>
+              <w:rPr>
+                <w:rFonts w:ascii="Cambria" w:eastAsia="Cambria" w:hAnsi="Cambria" w:cs="Cambria"/>
+                <w:lang w:val="vi-VN"/>
+              </w:rPr>
+            </w:pPr>
+            <w:r>
+              <w:rPr>
+                <w:rFonts w:ascii="Cambria" w:eastAsia="Cambria" w:hAnsi="Cambria" w:cs="Cambria"/>
+                <w:lang w:val="vi-VN"/>
+              </w:rPr>
+              <w:t xml:space="preserve">Harness ghi nhận các giá trị `0`, số âm, thập phân và để trống bị đổi thành quantity 1 mà không báo lỗi. </w:t>
+            </w:r>
+            <w:r>
+              <w:rPr>
+                <w:rFonts w:ascii="Cambria" w:eastAsia="Cambria" w:hAnsi="Cambria" w:cs="Cambria"/>
+              </w:rPr>
+              <w:t xml:space="preserve">Issue cũng nêu trường hợp nhập chữ, nhưng trường hợp nhập chữ đã không còn trong bộ 87 test case cuối vì input native chỉ nhận số; không coi kết quả giả lập </w:t>
+            </w:r>
+            <w:r>
+              <w:rPr>
+                <w:rFonts w:ascii="Cambria" w:eastAsia="Cambria" w:hAnsi="Cambria" w:cs="Cambria"/>
+              </w:rPr>
+              <w:lastRenderedPageBreak/>
+              <w:t>chữ trong harness là xác nhận native.</w:t>
+            </w:r>
+          </w:p>
+          <w:p>
+            <w:pPr>
+              <w:spacing w:before="240" w:after="240"/>
+              <w:cnfStyle w:val="000000010000" w:firstRow="0" w:lastRow="0" w:firstColumn="0" w:lastColumn="0" w:oddVBand="0" w:evenVBand="0" w:oddHBand="0" w:evenHBand="1" w:firstRowFirstColumn="0" w:firstRowLastColumn="0" w:lastRowFirstColumn="0" w:lastRowLastColumn="0"/>
+              <w:rPr>
+                <w:rFonts w:ascii="Cambria" w:eastAsia="Cambria" w:hAnsi="Cambria" w:cs="Cambria"/>
+                <w:lang w:val="vi-VN"/>
+              </w:rPr>
+            </w:pPr>
+            <w:r>
+              <w:rPr>
+                <w:rFonts w:ascii="Cambria" w:eastAsia="Cambria" w:hAnsi="Cambria" w:cs="Cambria"/>
+              </w:rPr>
+              <w:t>#### Bằng chứng</w:t>
+            </w:r>
+          </w:p>
+          <w:p>
+            <w:pPr>
+              <w:spacing w:before="240" w:after="240"/>
+              <w:cnfStyle w:val="000000010000" w:firstRow="0" w:lastRow="0" w:firstColumn="0" w:lastColumn="0" w:oddVBand="0" w:evenVBand="0" w:oddHBand="0" w:evenHBand="1" w:firstRowFirstColumn="0" w:firstRowLastColumn="0" w:lastRowFirstColumn="0" w:lastRowLastColumn="0"/>
+              <w:rPr>
+                <w:rFonts w:ascii="Cambria" w:eastAsia="Cambria" w:hAnsi="Cambria" w:cs="Cambria"/>
+                <w:lang w:val="vi-VN"/>
+              </w:rPr>
+            </w:pPr>
+            <w:r>
+              <w:rPr>
+                <w:rFonts w:ascii="Cambria" w:eastAsia="Cambria" w:hAnsi="Cambria" w:cs="Cambria"/>
+              </w:rPr>
+              <w:t>4 ảnh cho các giá trị đã thử nằm trong [GitHub Issue #12](https://github.com/PhuLe2712/hw2-domain-testing/issues/12). Kết quả chỉ được xác nhận trong harness.</w:t>
+            </w:r>
           </w:p>
         </w:tc>
         <w:tc>
@@ -14386,18 +19416,7 @@
                 <w:sz w:val="21"/>
                 <w:szCs w:val="21"/>
               </w:rPr>
-              <w:t xml:space="preserve"> 21:11 </w:t>
-            </w:r>
-            <w:r>
-              <w:rPr>
-                <w:rFonts w:ascii="Arial" w:hAnsi="Arial"/>
-                <w:b w:val="0"/>
-                <w:bCs w:val="0"/>
-                <w:sz w:val="21"/>
-                <w:szCs w:val="21"/>
-              </w:rPr>
-              <w:lastRenderedPageBreak/>
-              <w:t>17</w:t>
+              <w:t xml:space="preserve"> 21:11 17</w:t>
             </w:r>
             <w:r>
               <w:rPr>
@@ -14458,7 +19477,6 @@
                 <w:b/>
                 <w:bCs/>
               </w:rPr>
-              <w:lastRenderedPageBreak/>
               <w:t># HW02 – Kiểm thử miền</w:t>
             </w:r>
           </w:p>
@@ -14557,14 +19575,7 @@
               <w:rPr>
                 <w:rFonts w:ascii="Cambria" w:eastAsia="Cambria" w:hAnsi="Cambria" w:cs="Cambria"/>
               </w:rPr>
-              <w:t xml:space="preserve"> </w:t>
-            </w:r>
-            <w:r>
-              <w:rPr>
-                <w:rFonts w:ascii="Cambria" w:eastAsia="Cambria" w:hAnsi="Cambria" w:cs="Cambria"/>
-              </w:rPr>
-              <w:lastRenderedPageBreak/>
-              <w:t xml:space="preserve">không đạt. Native Android/iOS chưa chạy. Còn thiếu thông tin sinh viên, ảnh bổ sung cho các lỗi/API, GitHub Issue và video demo. </w:t>
+              <w:t xml:space="preserve"> không đạt. Native Android/iOS chưa chạy. Còn thiếu thông tin sinh viên, ảnh bổ sung cho các lỗi/API, GitHub Issue và video demo. </w:t>
             </w:r>
           </w:p>
           <w:p>
@@ -14713,6 +19724,7 @@
               <w:rPr>
                 <w:rFonts w:ascii="Cambria" w:eastAsia="Cambria" w:hAnsi="Cambria" w:cs="Cambria"/>
               </w:rPr>
+              <w:lastRenderedPageBreak/>
               <w:t>FR-06 mô tả tính năng chi tiết sản phẩm nói chung; báo cáo áp dụng yêu cầu đó cho phần triển khai trên mobile. Cần xác nhận các lựa chọn này không trùng với thành viên khác trong nhóm.</w:t>
             </w:r>
           </w:p>
@@ -14812,264 +19824,270 @@
               <w:rPr>
                 <w:rFonts w:ascii="Cambria" w:eastAsia="Cambria" w:hAnsi="Cambria" w:cs="Cambria"/>
               </w:rPr>
+              <w:br/>
+            </w:r>
+          </w:p>
+          <w:p>
+            <w:pPr>
+              <w:spacing w:before="240" w:after="240"/>
+              <w:cnfStyle w:val="000000100000" w:firstRow="0" w:lastRow="0" w:firstColumn="0" w:lastColumn="0" w:oddVBand="0" w:evenVBand="0" w:oddHBand="1" w:evenHBand="0" w:firstRowFirstColumn="0" w:firstRowLastColumn="0" w:lastRowFirstColumn="0" w:lastRowLastColumn="0"/>
+              <w:rPr>
+                <w:rFonts w:ascii="Cambria" w:eastAsia="Cambria" w:hAnsi="Cambria" w:cs="Cambria"/>
+              </w:rPr>
+            </w:pPr>
+            <w:r>
+              <w:rPr>
+                <w:rFonts w:ascii="Cambria" w:eastAsia="Cambria" w:hAnsi="Cambria" w:cs="Cambria"/>
+              </w:rPr>
+              <w:t xml:space="preserve">Đã chạy đủ </w:t>
+            </w:r>
+            <w:r>
+              <w:rPr>
+                <w:rFonts w:ascii="Cambria" w:eastAsia="Cambria" w:hAnsi="Cambria" w:cs="Cambria"/>
+              </w:rPr>
+              <w:t>…</w:t>
+            </w:r>
+            <w:r>
+              <w:rPr>
+                <w:rFonts w:ascii="Cambria" w:eastAsia="Cambria" w:hAnsi="Cambria" w:cs="Cambria"/>
+              </w:rPr>
+              <w:t xml:space="preserve"> ID theo các môi trường ghi trong report: </w:t>
+            </w:r>
+            <w:r>
+              <w:rPr>
+                <w:rFonts w:ascii="Cambria" w:eastAsia="Cambria" w:hAnsi="Cambria" w:cs="Cambria"/>
+              </w:rPr>
+              <w:t>…</w:t>
+            </w:r>
+            <w:r>
+              <w:rPr>
+                <w:rFonts w:ascii="Cambria" w:eastAsia="Cambria" w:hAnsi="Cambria" w:cs="Cambria"/>
+              </w:rPr>
+              <w:t>case web/API và</w:t>
+            </w:r>
+            <w:r>
+              <w:rPr>
+                <w:rFonts w:ascii="Cambria" w:eastAsia="Cambria" w:hAnsi="Cambria" w:cs="Cambria"/>
+              </w:rPr>
+              <w:t xml:space="preserve"> …</w:t>
+            </w:r>
+            <w:r>
+              <w:rPr>
+                <w:rFonts w:ascii="Cambria" w:eastAsia="Cambria" w:hAnsi="Cambria" w:cs="Cambria"/>
+              </w:rPr>
+              <w:t xml:space="preserve"> case logic App.js qua compatibility harness. Tổng </w:t>
+            </w:r>
+            <w:r>
+              <w:rPr>
+                <w:rFonts w:ascii="Cambria" w:eastAsia="Cambria" w:hAnsi="Cambria" w:cs="Cambria"/>
+              </w:rPr>
+              <w:t>…</w:t>
+            </w:r>
+            <w:r>
+              <w:rPr>
+                <w:rFonts w:ascii="Cambria" w:eastAsia="Cambria" w:hAnsi="Cambria" w:cs="Cambria"/>
+              </w:rPr>
+              <w:t xml:space="preserve"> đạt, </w:t>
+            </w:r>
+            <w:r>
+              <w:rPr>
+                <w:rFonts w:ascii="Cambria" w:eastAsia="Cambria" w:hAnsi="Cambria" w:cs="Cambria"/>
+              </w:rPr>
+              <w:t>…</w:t>
+            </w:r>
+            <w:r>
+              <w:rPr>
+                <w:rFonts w:ascii="Cambria" w:eastAsia="Cambria" w:hAnsi="Cambria" w:cs="Cambria"/>
+              </w:rPr>
+              <w:t xml:space="preserve"> không đạt. Harness mobile dùng React Native mock; chưa chạy native Android/iOS. Build web thành công. Chi tiết từng ID ở [báo cáo Domain/BVA](</w:t>
+            </w:r>
+            <w:r>
+              <w:rPr>
+                <w:rFonts w:ascii="Cambria" w:eastAsia="Cambria" w:hAnsi="Cambria" w:cs="Cambria"/>
+                <w:u w:val="single"/>
+              </w:rPr>
+              <w:t>HW02_Domain_BVA_Report.md</w:t>
+            </w:r>
+            <w:r>
+              <w:rPr>
+                <w:rFonts w:ascii="Cambria" w:eastAsia="Cambria" w:hAnsi="Cambria" w:cs="Cambria"/>
+              </w:rPr>
+              <w:t>).</w:t>
+            </w:r>
+          </w:p>
+          <w:p>
+            <w:pPr>
+              <w:spacing w:before="240" w:after="240"/>
+              <w:cnfStyle w:val="000000100000" w:firstRow="0" w:lastRow="0" w:firstColumn="0" w:lastColumn="0" w:oddVBand="0" w:evenVBand="0" w:oddHBand="1" w:evenHBand="0" w:firstRowFirstColumn="0" w:firstRowLastColumn="0" w:lastRowFirstColumn="0" w:lastRowLastColumn="0"/>
+              <w:rPr>
+                <w:rFonts w:ascii="Cambria" w:eastAsia="Cambria" w:hAnsi="Cambria" w:cs="Cambria"/>
+              </w:rPr>
+            </w:pPr>
+            <w:r>
+              <w:rPr>
+                <w:rFonts w:ascii="Cambria" w:eastAsia="Cambria" w:hAnsi="Cambria" w:cs="Cambria"/>
+              </w:rPr>
+              <w:t>| Tóm tắt kiểm thử | Số lượng / trạng thái |</w:t>
+            </w:r>
+          </w:p>
+          <w:p>
+            <w:pPr>
+              <w:spacing w:before="240" w:after="240"/>
+              <w:cnfStyle w:val="000000100000" w:firstRow="0" w:lastRow="0" w:firstColumn="0" w:lastColumn="0" w:oddVBand="0" w:evenVBand="0" w:oddHBand="1" w:evenHBand="0" w:firstRowFirstColumn="0" w:firstRowLastColumn="0" w:lastRowFirstColumn="0" w:lastRowLastColumn="0"/>
+              <w:rPr>
+                <w:rFonts w:ascii="Cambria" w:eastAsia="Cambria" w:hAnsi="Cambria" w:cs="Cambria"/>
+              </w:rPr>
+            </w:pPr>
+            <w:r>
+              <w:rPr>
+                <w:rFonts w:ascii="Cambria" w:eastAsia="Cambria" w:hAnsi="Cambria" w:cs="Cambria"/>
+              </w:rPr>
+              <w:t>|---|---:|</w:t>
+            </w:r>
+          </w:p>
+          <w:p>
+            <w:pPr>
+              <w:spacing w:before="240" w:after="240"/>
+              <w:cnfStyle w:val="000000100000" w:firstRow="0" w:lastRow="0" w:firstColumn="0" w:lastColumn="0" w:oddVBand="0" w:evenVBand="0" w:oddHBand="1" w:evenHBand="0" w:firstRowFirstColumn="0" w:firstRowLastColumn="0" w:lastRowFirstColumn="0" w:lastRowLastColumn="0"/>
+              <w:rPr>
+                <w:rFonts w:ascii="Cambria" w:eastAsia="Cambria" w:hAnsi="Cambria" w:cs="Cambria"/>
+              </w:rPr>
+            </w:pPr>
+            <w:r>
+              <w:rPr>
+                <w:rFonts w:ascii="Cambria" w:eastAsia="Cambria" w:hAnsi="Cambria" w:cs="Cambria"/>
+              </w:rPr>
+              <w:t>| Số tính năng đã thiết kế | 4 (chưa xác nhận tính không trùng trong nhóm) |</w:t>
+            </w:r>
+          </w:p>
+          <w:p>
+            <w:pPr>
+              <w:spacing w:before="240" w:after="240"/>
+              <w:cnfStyle w:val="000000100000" w:firstRow="0" w:lastRow="0" w:firstColumn="0" w:lastColumn="0" w:oddVBand="0" w:evenVBand="0" w:oddHBand="1" w:evenHBand="0" w:firstRowFirstColumn="0" w:firstRowLastColumn="0" w:lastRowFirstColumn="0" w:lastRowLastColumn="0"/>
+              <w:rPr>
+                <w:rFonts w:ascii="Cambria" w:eastAsia="Cambria" w:hAnsi="Cambria" w:cs="Cambria"/>
+              </w:rPr>
+            </w:pPr>
+            <w:r>
+              <w:rPr>
+                <w:rFonts w:ascii="Cambria" w:eastAsia="Cambria" w:hAnsi="Cambria" w:cs="Cambria"/>
+              </w:rPr>
+              <w:t xml:space="preserve">| Số test case đã thiết kế | </w:t>
+            </w:r>
+            <w:r>
+              <w:rPr>
+                <w:rFonts w:ascii="Cambria" w:eastAsia="Cambria" w:hAnsi="Cambria" w:cs="Cambria"/>
+              </w:rPr>
+              <w:t>-----</w:t>
+            </w:r>
+            <w:r>
+              <w:rPr>
+                <w:rFonts w:ascii="Cambria" w:eastAsia="Cambria" w:hAnsi="Cambria" w:cs="Cambria"/>
+              </w:rPr>
+              <w:t xml:space="preserve">  |</w:t>
+            </w:r>
+          </w:p>
+          <w:p>
+            <w:pPr>
+              <w:spacing w:before="240" w:after="240"/>
+              <w:cnfStyle w:val="000000100000" w:firstRow="0" w:lastRow="0" w:firstColumn="0" w:lastColumn="0" w:oddVBand="0" w:evenVBand="0" w:oddHBand="1" w:evenHBand="0" w:firstRowFirstColumn="0" w:firstRowLastColumn="0" w:lastRowFirstColumn="0" w:lastRowLastColumn="0"/>
+              <w:rPr>
+                <w:rFonts w:ascii="Cambria" w:eastAsia="Cambria" w:hAnsi="Cambria" w:cs="Cambria"/>
+              </w:rPr>
+            </w:pPr>
+            <w:r>
+              <w:rPr>
+                <w:rFonts w:ascii="Cambria" w:eastAsia="Cambria" w:hAnsi="Cambria" w:cs="Cambria"/>
+              </w:rPr>
+              <w:t xml:space="preserve">| Case đã chạy / đạt / không đạt | </w:t>
+            </w:r>
+            <w:r>
+              <w:rPr>
+                <w:rFonts w:ascii="Cambria" w:eastAsia="Cambria" w:hAnsi="Cambria" w:cs="Cambria"/>
+              </w:rPr>
+              <w:t>----</w:t>
+            </w:r>
+            <w:r>
+              <w:rPr>
+                <w:rFonts w:ascii="Cambria" w:eastAsia="Cambria" w:hAnsi="Cambria" w:cs="Cambria"/>
+              </w:rPr>
+              <w:t xml:space="preserve"> / </w:t>
+            </w:r>
+            <w:r>
+              <w:rPr>
+                <w:rFonts w:ascii="Cambria" w:eastAsia="Cambria" w:hAnsi="Cambria" w:cs="Cambria"/>
+              </w:rPr>
+              <w:t>------</w:t>
+            </w:r>
+            <w:r>
+              <w:rPr>
+                <w:rFonts w:ascii="Cambria" w:eastAsia="Cambria" w:hAnsi="Cambria" w:cs="Cambria"/>
+              </w:rPr>
+              <w:t xml:space="preserve">/ </w:t>
+            </w:r>
+            <w:r>
+              <w:rPr>
+                <w:rFonts w:ascii="Cambria" w:eastAsia="Cambria" w:hAnsi="Cambria" w:cs="Cambria"/>
+              </w:rPr>
+              <w:t>----</w:t>
+            </w:r>
+            <w:r>
+              <w:rPr>
+                <w:rFonts w:ascii="Cambria" w:eastAsia="Cambria" w:hAnsi="Cambria" w:cs="Cambria"/>
+              </w:rPr>
+              <w:t xml:space="preserve"> / |</w:t>
+            </w:r>
+          </w:p>
+          <w:p>
+            <w:pPr>
+              <w:spacing w:before="240" w:after="240"/>
+              <w:cnfStyle w:val="000000100000" w:firstRow="0" w:lastRow="0" w:firstColumn="0" w:lastColumn="0" w:oddVBand="0" w:evenVBand="0" w:oddHBand="1" w:evenHBand="0" w:firstRowFirstColumn="0" w:firstRowLastColumn="0" w:lastRowFirstColumn="0" w:lastRowLastColumn="0"/>
+              <w:rPr>
+                <w:rFonts w:ascii="Cambria" w:eastAsia="Cambria" w:hAnsi="Cambria" w:cs="Cambria"/>
+              </w:rPr>
+            </w:pPr>
+            <w:r>
+              <w:rPr>
+                <w:rFonts w:ascii="Cambria" w:eastAsia="Cambria" w:hAnsi="Cambria" w:cs="Cambria"/>
+              </w:rPr>
+              <w:t>| Native Expo Android/iOS đã chạy | 0; 20 case dùng component harness |</w:t>
+            </w:r>
+          </w:p>
+          <w:p>
+            <w:pPr>
+              <w:spacing w:before="240" w:after="240"/>
+              <w:cnfStyle w:val="000000100000" w:firstRow="0" w:lastRow="0" w:firstColumn="0" w:lastColumn="0" w:oddVBand="0" w:evenVBand="0" w:oddHBand="1" w:evenHBand="0" w:firstRowFirstColumn="0" w:firstRowLastColumn="0" w:lastRowFirstColumn="0" w:lastRowLastColumn="0"/>
+              <w:rPr>
+                <w:rFonts w:ascii="Cambria" w:eastAsia="Cambria" w:hAnsi="Cambria" w:cs="Cambria"/>
+              </w:rPr>
+            </w:pPr>
+            <w:r>
+              <w:rPr>
+                <w:rFonts w:ascii="Cambria" w:eastAsia="Cambria" w:hAnsi="Cambria" w:cs="Cambria"/>
+              </w:rPr>
+              <w:t>| Compatibility harness | App.js thật + mock React Native trong Chromium |</w:t>
+            </w:r>
+          </w:p>
+          <w:p>
+            <w:pPr>
+              <w:spacing w:before="240" w:after="240"/>
+              <w:cnfStyle w:val="000000100000" w:firstRow="0" w:lastRow="0" w:firstColumn="0" w:lastColumn="0" w:oddVBand="0" w:evenVBand="0" w:oddHBand="1" w:evenHBand="0" w:firstRowFirstColumn="0" w:firstRowLastColumn="0" w:lastRowFirstColumn="0" w:lastRowLastColumn="0"/>
+              <w:rPr>
+                <w:rFonts w:ascii="Cambria" w:eastAsia="Cambria" w:hAnsi="Cambria" w:cs="Cambria"/>
+              </w:rPr>
+            </w:pPr>
+            <w:r>
+              <w:rPr>
+                <w:rFonts w:ascii="Cambria" w:eastAsia="Cambria" w:hAnsi="Cambria" w:cs="Cambria"/>
+              </w:rPr>
+              <w:t xml:space="preserve">| Lỗi trong báo cáo đã tái hiện bằng </w:t>
+            </w:r>
+            <w:r>
+              <w:rPr>
+                <w:rFonts w:ascii="Cambria" w:eastAsia="Cambria" w:hAnsi="Cambria" w:cs="Cambria"/>
+              </w:rPr>
               <w:lastRenderedPageBreak/>
-              <w:br/>
-            </w:r>
-          </w:p>
-          <w:p>
-            <w:pPr>
-              <w:spacing w:before="240" w:after="240"/>
-              <w:cnfStyle w:val="000000100000" w:firstRow="0" w:lastRow="0" w:firstColumn="0" w:lastColumn="0" w:oddVBand="0" w:evenVBand="0" w:oddHBand="1" w:evenHBand="0" w:firstRowFirstColumn="0" w:firstRowLastColumn="0" w:lastRowFirstColumn="0" w:lastRowLastColumn="0"/>
-              <w:rPr>
-                <w:rFonts w:ascii="Cambria" w:eastAsia="Cambria" w:hAnsi="Cambria" w:cs="Cambria"/>
-              </w:rPr>
-            </w:pPr>
-            <w:r>
-              <w:rPr>
-                <w:rFonts w:ascii="Cambria" w:eastAsia="Cambria" w:hAnsi="Cambria" w:cs="Cambria"/>
-              </w:rPr>
-              <w:t xml:space="preserve">Đã chạy đủ </w:t>
-            </w:r>
-            <w:r>
-              <w:rPr>
-                <w:rFonts w:ascii="Cambria" w:eastAsia="Cambria" w:hAnsi="Cambria" w:cs="Cambria"/>
-              </w:rPr>
-              <w:t>…</w:t>
-            </w:r>
-            <w:r>
-              <w:rPr>
-                <w:rFonts w:ascii="Cambria" w:eastAsia="Cambria" w:hAnsi="Cambria" w:cs="Cambria"/>
-              </w:rPr>
-              <w:t xml:space="preserve"> ID theo các môi trường ghi trong report: </w:t>
-            </w:r>
-            <w:r>
-              <w:rPr>
-                <w:rFonts w:ascii="Cambria" w:eastAsia="Cambria" w:hAnsi="Cambria" w:cs="Cambria"/>
-              </w:rPr>
-              <w:t>…</w:t>
-            </w:r>
-            <w:r>
-              <w:rPr>
-                <w:rFonts w:ascii="Cambria" w:eastAsia="Cambria" w:hAnsi="Cambria" w:cs="Cambria"/>
-              </w:rPr>
-              <w:t>case web/API và</w:t>
-            </w:r>
-            <w:r>
-              <w:rPr>
-                <w:rFonts w:ascii="Cambria" w:eastAsia="Cambria" w:hAnsi="Cambria" w:cs="Cambria"/>
-              </w:rPr>
-              <w:t xml:space="preserve"> …</w:t>
-            </w:r>
-            <w:r>
-              <w:rPr>
-                <w:rFonts w:ascii="Cambria" w:eastAsia="Cambria" w:hAnsi="Cambria" w:cs="Cambria"/>
-              </w:rPr>
-              <w:t xml:space="preserve"> case logic App.js qua compatibility harness. Tổng </w:t>
-            </w:r>
-            <w:r>
-              <w:rPr>
-                <w:rFonts w:ascii="Cambria" w:eastAsia="Cambria" w:hAnsi="Cambria" w:cs="Cambria"/>
-              </w:rPr>
-              <w:t>…</w:t>
-            </w:r>
-            <w:r>
-              <w:rPr>
-                <w:rFonts w:ascii="Cambria" w:eastAsia="Cambria" w:hAnsi="Cambria" w:cs="Cambria"/>
-              </w:rPr>
-              <w:t xml:space="preserve"> đạt, </w:t>
-            </w:r>
-            <w:r>
-              <w:rPr>
-                <w:rFonts w:ascii="Cambria" w:eastAsia="Cambria" w:hAnsi="Cambria" w:cs="Cambria"/>
-              </w:rPr>
-              <w:t>…</w:t>
-            </w:r>
-            <w:r>
-              <w:rPr>
-                <w:rFonts w:ascii="Cambria" w:eastAsia="Cambria" w:hAnsi="Cambria" w:cs="Cambria"/>
-              </w:rPr>
-              <w:t xml:space="preserve"> không đạt. Harness mobile dùng React Native mock; chưa chạy native Android/iOS. Build web thành công. Chi tiết từng ID ở [báo cáo Domain/BVA](</w:t>
-            </w:r>
-            <w:r>
-              <w:rPr>
-                <w:rFonts w:ascii="Cambria" w:eastAsia="Cambria" w:hAnsi="Cambria" w:cs="Cambria"/>
-                <w:u w:val="single"/>
-              </w:rPr>
-              <w:t>HW02_Domain_BVA_Report.md</w:t>
-            </w:r>
-            <w:r>
-              <w:rPr>
-                <w:rFonts w:ascii="Cambria" w:eastAsia="Cambria" w:hAnsi="Cambria" w:cs="Cambria"/>
-              </w:rPr>
-              <w:t>).</w:t>
-            </w:r>
-          </w:p>
-          <w:p>
-            <w:pPr>
-              <w:spacing w:before="240" w:after="240"/>
-              <w:cnfStyle w:val="000000100000" w:firstRow="0" w:lastRow="0" w:firstColumn="0" w:lastColumn="0" w:oddVBand="0" w:evenVBand="0" w:oddHBand="1" w:evenHBand="0" w:firstRowFirstColumn="0" w:firstRowLastColumn="0" w:lastRowFirstColumn="0" w:lastRowLastColumn="0"/>
-              <w:rPr>
-                <w:rFonts w:ascii="Cambria" w:eastAsia="Cambria" w:hAnsi="Cambria" w:cs="Cambria"/>
-              </w:rPr>
-            </w:pPr>
-            <w:r>
-              <w:rPr>
-                <w:rFonts w:ascii="Cambria" w:eastAsia="Cambria" w:hAnsi="Cambria" w:cs="Cambria"/>
-              </w:rPr>
-              <w:t>| Tóm tắt kiểm thử | Số lượng / trạng thái |</w:t>
-            </w:r>
-          </w:p>
-          <w:p>
-            <w:pPr>
-              <w:spacing w:before="240" w:after="240"/>
-              <w:cnfStyle w:val="000000100000" w:firstRow="0" w:lastRow="0" w:firstColumn="0" w:lastColumn="0" w:oddVBand="0" w:evenVBand="0" w:oddHBand="1" w:evenHBand="0" w:firstRowFirstColumn="0" w:firstRowLastColumn="0" w:lastRowFirstColumn="0" w:lastRowLastColumn="0"/>
-              <w:rPr>
-                <w:rFonts w:ascii="Cambria" w:eastAsia="Cambria" w:hAnsi="Cambria" w:cs="Cambria"/>
-              </w:rPr>
-            </w:pPr>
-            <w:r>
-              <w:rPr>
-                <w:rFonts w:ascii="Cambria" w:eastAsia="Cambria" w:hAnsi="Cambria" w:cs="Cambria"/>
-              </w:rPr>
-              <w:t>|---|---:|</w:t>
-            </w:r>
-          </w:p>
-          <w:p>
-            <w:pPr>
-              <w:spacing w:before="240" w:after="240"/>
-              <w:cnfStyle w:val="000000100000" w:firstRow="0" w:lastRow="0" w:firstColumn="0" w:lastColumn="0" w:oddVBand="0" w:evenVBand="0" w:oddHBand="1" w:evenHBand="0" w:firstRowFirstColumn="0" w:firstRowLastColumn="0" w:lastRowFirstColumn="0" w:lastRowLastColumn="0"/>
-              <w:rPr>
-                <w:rFonts w:ascii="Cambria" w:eastAsia="Cambria" w:hAnsi="Cambria" w:cs="Cambria"/>
-              </w:rPr>
-            </w:pPr>
-            <w:r>
-              <w:rPr>
-                <w:rFonts w:ascii="Cambria" w:eastAsia="Cambria" w:hAnsi="Cambria" w:cs="Cambria"/>
-              </w:rPr>
-              <w:t>| Số tính năng đã thiết kế | 4 (chưa xác nhận tính không trùng trong nhóm) |</w:t>
-            </w:r>
-          </w:p>
-          <w:p>
-            <w:pPr>
-              <w:spacing w:before="240" w:after="240"/>
-              <w:cnfStyle w:val="000000100000" w:firstRow="0" w:lastRow="0" w:firstColumn="0" w:lastColumn="0" w:oddVBand="0" w:evenVBand="0" w:oddHBand="1" w:evenHBand="0" w:firstRowFirstColumn="0" w:firstRowLastColumn="0" w:lastRowFirstColumn="0" w:lastRowLastColumn="0"/>
-              <w:rPr>
-                <w:rFonts w:ascii="Cambria" w:eastAsia="Cambria" w:hAnsi="Cambria" w:cs="Cambria"/>
-              </w:rPr>
-            </w:pPr>
-            <w:r>
-              <w:rPr>
-                <w:rFonts w:ascii="Cambria" w:eastAsia="Cambria" w:hAnsi="Cambria" w:cs="Cambria"/>
-              </w:rPr>
-              <w:t xml:space="preserve">| Số test case đã thiết kế | </w:t>
-            </w:r>
-            <w:r>
-              <w:rPr>
-                <w:rFonts w:ascii="Cambria" w:eastAsia="Cambria" w:hAnsi="Cambria" w:cs="Cambria"/>
-              </w:rPr>
-              <w:t>-----</w:t>
-            </w:r>
-            <w:r>
-              <w:rPr>
-                <w:rFonts w:ascii="Cambria" w:eastAsia="Cambria" w:hAnsi="Cambria" w:cs="Cambria"/>
-              </w:rPr>
-              <w:t xml:space="preserve">  |</w:t>
-            </w:r>
-          </w:p>
-          <w:p>
-            <w:pPr>
-              <w:spacing w:before="240" w:after="240"/>
-              <w:cnfStyle w:val="000000100000" w:firstRow="0" w:lastRow="0" w:firstColumn="0" w:lastColumn="0" w:oddVBand="0" w:evenVBand="0" w:oddHBand="1" w:evenHBand="0" w:firstRowFirstColumn="0" w:firstRowLastColumn="0" w:lastRowFirstColumn="0" w:lastRowLastColumn="0"/>
-              <w:rPr>
-                <w:rFonts w:ascii="Cambria" w:eastAsia="Cambria" w:hAnsi="Cambria" w:cs="Cambria"/>
-              </w:rPr>
-            </w:pPr>
-            <w:r>
-              <w:rPr>
-                <w:rFonts w:ascii="Cambria" w:eastAsia="Cambria" w:hAnsi="Cambria" w:cs="Cambria"/>
-              </w:rPr>
-              <w:t xml:space="preserve">| Case đã chạy / đạt / không đạt | </w:t>
-            </w:r>
-            <w:r>
-              <w:rPr>
-                <w:rFonts w:ascii="Cambria" w:eastAsia="Cambria" w:hAnsi="Cambria" w:cs="Cambria"/>
-              </w:rPr>
-              <w:t>----</w:t>
-            </w:r>
-            <w:r>
-              <w:rPr>
-                <w:rFonts w:ascii="Cambria" w:eastAsia="Cambria" w:hAnsi="Cambria" w:cs="Cambria"/>
-              </w:rPr>
-              <w:t xml:space="preserve"> / </w:t>
-            </w:r>
-            <w:r>
-              <w:rPr>
-                <w:rFonts w:ascii="Cambria" w:eastAsia="Cambria" w:hAnsi="Cambria" w:cs="Cambria"/>
-              </w:rPr>
-              <w:t>------</w:t>
-            </w:r>
-            <w:r>
-              <w:rPr>
-                <w:rFonts w:ascii="Cambria" w:eastAsia="Cambria" w:hAnsi="Cambria" w:cs="Cambria"/>
-              </w:rPr>
-              <w:t xml:space="preserve">/ </w:t>
-            </w:r>
-            <w:r>
-              <w:rPr>
-                <w:rFonts w:ascii="Cambria" w:eastAsia="Cambria" w:hAnsi="Cambria" w:cs="Cambria"/>
-              </w:rPr>
-              <w:t>----</w:t>
-            </w:r>
-            <w:r>
-              <w:rPr>
-                <w:rFonts w:ascii="Cambria" w:eastAsia="Cambria" w:hAnsi="Cambria" w:cs="Cambria"/>
-              </w:rPr>
-              <w:t xml:space="preserve"> / |</w:t>
-            </w:r>
-          </w:p>
-          <w:p>
-            <w:pPr>
-              <w:spacing w:before="240" w:after="240"/>
-              <w:cnfStyle w:val="000000100000" w:firstRow="0" w:lastRow="0" w:firstColumn="0" w:lastColumn="0" w:oddVBand="0" w:evenVBand="0" w:oddHBand="1" w:evenHBand="0" w:firstRowFirstColumn="0" w:firstRowLastColumn="0" w:lastRowFirstColumn="0" w:lastRowLastColumn="0"/>
-              <w:rPr>
-                <w:rFonts w:ascii="Cambria" w:eastAsia="Cambria" w:hAnsi="Cambria" w:cs="Cambria"/>
-              </w:rPr>
-            </w:pPr>
-            <w:r>
-              <w:rPr>
-                <w:rFonts w:ascii="Cambria" w:eastAsia="Cambria" w:hAnsi="Cambria" w:cs="Cambria"/>
-              </w:rPr>
-              <w:t>| Native Expo Android/iOS đã chạy | 0; 20 case dùng component harness |</w:t>
-            </w:r>
-          </w:p>
-          <w:p>
-            <w:pPr>
-              <w:spacing w:before="240" w:after="240"/>
-              <w:cnfStyle w:val="000000100000" w:firstRow="0" w:lastRow="0" w:firstColumn="0" w:lastColumn="0" w:oddVBand="0" w:evenVBand="0" w:oddHBand="1" w:evenHBand="0" w:firstRowFirstColumn="0" w:firstRowLastColumn="0" w:lastRowFirstColumn="0" w:lastRowLastColumn="0"/>
-              <w:rPr>
-                <w:rFonts w:ascii="Cambria" w:eastAsia="Cambria" w:hAnsi="Cambria" w:cs="Cambria"/>
-              </w:rPr>
-            </w:pPr>
-            <w:r>
-              <w:rPr>
-                <w:rFonts w:ascii="Cambria" w:eastAsia="Cambria" w:hAnsi="Cambria" w:cs="Cambria"/>
-              </w:rPr>
-              <w:t>| Compatibility harness | App.js thật + mock React Native trong Chromium |</w:t>
-            </w:r>
-          </w:p>
-          <w:p>
-            <w:pPr>
-              <w:spacing w:before="240" w:after="240"/>
-              <w:cnfStyle w:val="000000100000" w:firstRow="0" w:lastRow="0" w:firstColumn="0" w:lastColumn="0" w:oddVBand="0" w:evenVBand="0" w:oddHBand="1" w:evenHBand="0" w:firstRowFirstColumn="0" w:firstRowLastColumn="0" w:lastRowFirstColumn="0" w:lastRowLastColumn="0"/>
-              <w:rPr>
-                <w:rFonts w:ascii="Cambria" w:eastAsia="Cambria" w:hAnsi="Cambria" w:cs="Cambria"/>
-              </w:rPr>
-            </w:pPr>
-            <w:r>
-              <w:rPr>
-                <w:rFonts w:ascii="Cambria" w:eastAsia="Cambria" w:hAnsi="Cambria" w:cs="Cambria"/>
-              </w:rPr>
-              <w:t xml:space="preserve">| Lỗi trong báo cáo đã tái hiện bằng UI/API | </w:t>
+              <w:t xml:space="preserve">UI/API | </w:t>
             </w:r>
           </w:p>
           <w:p>
@@ -15164,14 +20182,7 @@
               <w:rPr>
                 <w:rFonts w:ascii="Cambria" w:eastAsia="Cambria" w:hAnsi="Cambria" w:cs="Cambria"/>
               </w:rPr>
-              <w:t xml:space="preserve">| 1 | Tính năng A: Domain + Boundary | </w:t>
-            </w:r>
-            <w:r>
-              <w:rPr>
-                <w:rFonts w:ascii="Cambria" w:eastAsia="Cambria" w:hAnsi="Cambria" w:cs="Cambria"/>
-              </w:rPr>
-              <w:lastRenderedPageBreak/>
-              <w:t>25 | `[Chưa điền]` |</w:t>
+              <w:t>| 1 | Tính năng A: Domain + Boundary | 25 | `[Chưa điền]` |</w:t>
             </w:r>
           </w:p>
           <w:p>
@@ -15302,11 +20313,7 @@
             </w:pPr>
             <w:r>
               <w:lastRenderedPageBreak/>
-              <w:t>INCOMPL</w:t>
-            </w:r>
-            <w:r>
-              <w:lastRenderedPageBreak/>
-              <w:t>ETE</w:t>
+              <w:t>INCOMPLETE</w:t>
             </w:r>
           </w:p>
         </w:tc>
@@ -15325,7 +20332,6 @@
               <w:rPr>
                 <w:rFonts w:ascii="Cambria" w:eastAsia="Cambria" w:hAnsi="Cambria" w:cs="Cambria"/>
               </w:rPr>
-              <w:lastRenderedPageBreak/>
               <w:t>AI đã cung cấp đầy đủ thông tin và đúng những gì mà đề bài yêu cầu  Giúp giảm thời gian làm.</w:t>
             </w:r>
           </w:p>
@@ -15345,14 +20351,7 @@
               <w:rPr>
                 <w:rFonts w:ascii="Cambria" w:eastAsia="Cambria" w:hAnsi="Cambria" w:cs="Cambria"/>
               </w:rPr>
-              <w:t xml:space="preserve">Đọc và kiểm tra nội dung AI đưa ra. Sau điền và bổ sung những nội dung còn thiếu sót. Rồi </w:t>
-            </w:r>
-            <w:r>
-              <w:rPr>
-                <w:rFonts w:ascii="Cambria" w:eastAsia="Cambria" w:hAnsi="Cambria" w:cs="Cambria"/>
-              </w:rPr>
-              <w:lastRenderedPageBreak/>
-              <w:t>đưa ra kết quả sau cuối</w:t>
+              <w:t>Đọc và kiểm tra nội dung AI đưa ra. Sau điền và bổ sung những nội dung còn thiếu sót. Rồi đưa ra kết quả sau cuối</w:t>
             </w:r>
           </w:p>
         </w:tc>
@@ -15664,7 +20663,14 @@
         <w:rPr>
           <w:rFonts w:ascii="Arial" w:hAnsi="Arial" w:cs="Arial"/>
         </w:rPr>
-        <w:t xml:space="preserve">AI đã hỗ trợ tôi rất nhiều trong việc phân tích yêu cầu, tạo ra test case cho các tính năng trong bài làm của tôi, ngoài ra AI còn hỗ trợ tôi rất nhiều trong việc chạy chương trình đặc biệt là mobile app. AI hướng dẫn thao tác và có thể chạy luôn cả chương trình và kiểm thử rồi ghi kết quả thực tế. Nên sau khi thực hiện HW2 tôi thấy AI rất mạnh với vai trò hỗ trợ phân tích yêu cầu, cung cấp thông tin, hướng dẫn thao tác và thiết kế kiểm thử . Tuy nhiên, AI thực hiện kiểm thử đã có sai sót khi AI đã đưa ra TC rằng số lượng ( Quantity) có thể nhập bằng chữ. Tôi đã loại bỏ thông tin này khi kiểm thử lại. Ngoài ra, </w:t>
+        <w:t xml:space="preserve">AI đã hỗ trợ tôi rất nhiều trong việc phân tích yêu cầu, tạo ra test case cho các tính năng trong bài làm của tôi, ngoài ra AI còn hỗ trợ tôi rất nhiều trong việc chạy chương trình đặc biệt là mobile app. AI hướng dẫn thao tác và có thể chạy luôn cả chương trình và </w:t>
+      </w:r>
+      <w:r>
+        <w:rPr>
+          <w:rFonts w:ascii="Arial" w:hAnsi="Arial" w:cs="Arial"/>
+        </w:rPr>
+        <w:lastRenderedPageBreak/>
+        <w:t xml:space="preserve">kiểm thử rồi ghi kết quả thực tế. Nên sau khi thực hiện HW2 tôi thấy AI rất mạnh với vai trò hỗ trợ phân tích yêu cầu, cung cấp thông tin, hướng dẫn thao tác và thiết kế kiểm thử . Tuy nhiên, AI thực hiện kiểm thử đã có sai sót khi AI đã đưa ra TC rằng số lượng ( Quantity) có thể nhập bằng chữ. Tôi đã loại bỏ thông tin này khi kiểm thử lại. Ngoài ra, </w:t>
       </w:r>
       <w:r>
         <w:rPr>
@@ -15703,7 +20709,6 @@
         <w:rPr>
           <w:rFonts w:ascii="Arial" w:hAnsi="Arial"/>
         </w:rPr>
-        <w:lastRenderedPageBreak/>
         <w:t>__________________________________________________________________________________________</w:t>
       </w:r>
     </w:p>
@@ -15781,14 +20786,22 @@
           <w:rFonts w:ascii="Arial" w:eastAsia="Arial" w:hAnsi="Arial" w:cs="Arial"/>
           <w:color w:val="000000" w:themeColor="text1"/>
         </w:rPr>
-        <w:t xml:space="preserve">README </w:t>
+        <w:t>README</w:t>
+      </w:r>
+      <w:r>
+        <w:rPr>
+          <w:rFonts w:ascii="Arial" w:eastAsia="Arial" w:hAnsi="Arial" w:cs="Arial"/>
+          <w:color w:val="000000" w:themeColor="text1"/>
+          <w:lang w:val="vi-VN"/>
+        </w:rPr>
+        <w:t>, Bug report</w:t>
       </w:r>
       <w:r>
         <w:rPr>
           <w:rFonts w:ascii="Arial" w:eastAsia="Arial" w:hAnsi="Arial" w:cs="Arial"/>
           <w:color w:val="000000" w:themeColor="text1"/>
         </w:rPr>
-        <w:t>and related testing documentation were initially generated with the assistance of C</w:t>
+        <w:t xml:space="preserve"> related testing documentation were initially generated with the assistance of C</w:t>
       </w:r>
       <w:r>
         <w:rPr>
@@ -15866,6 +20879,7 @@
         <w:rPr>
           <w:rFonts w:ascii="Arial" w:hAnsi="Arial"/>
         </w:rPr>
+        <w:lastRenderedPageBreak/>
         <w:t>Signature</w:t>
       </w:r>
     </w:p>
@@ -16252,7 +21266,6 @@
         <w:rPr>
           <w:rFonts w:ascii="Arial" w:hAnsi="Arial"/>
         </w:rPr>
-        <w:lastRenderedPageBreak/>
         <w:t>Fuster Rabella, M. (2025). OECD Education Working Paper No. 338.</w:t>
       </w:r>
     </w:p>
